--- a/CMA_Summaries_B3_Ch09.docx
+++ b/CMA_Summaries_B3_Ch09.docx
@@ -3399,7 +3399,7 @@
           <w:sz w:val="15"/>
           <w:szCs w:val="15"/>
         </w:rPr>
-        <w:t xml:space="preserve">The bars are drawn to scale.</w:t>
+        <w:t xml:space="preserve">Name each point on the scale from where it sits.</w:t>
       </w:r>
     </w:p>
     <w:p>
@@ -3410,7 +3410,7 @@
       <w:r>
         <w:drawing>
           <wp:inline distT="0" distB="0" distL="0" distR="0">
-            <wp:extent cx="5734050" cy="1644775"/>
+            <wp:extent cx="5734050" cy="2452050"/>
             <wp:effectExtent t="0" r="0" b="0" l="0"/>
             <wp:docPr id="1" name="" descr="" title=""/>
             <wp:cNvGraphicFramePr>
@@ -3435,7 +3435,7 @@
                   <pic:spPr bwMode="auto">
                     <a:xfrm>
                       <a:off x="0" y="0"/>
-                      <a:ext cx="5734050" cy="1644775"/>
+                      <a:ext cx="5734050" cy="2452050"/>
                     </a:xfrm>
                     <a:prstGeom prst="rect">
                       <a:avLst/>
@@ -3503,7 +3503,7 @@
                 <w:sz w:val="16"/>
                 <w:szCs w:val="16"/>
               </w:rPr>
-              <w:t xml:space="preserve">Cash collections   ·   cash disbursements</w:t>
+              <w:t xml:space="preserve">Q1   ·   Q4   ·   cash collections</w:t>
             </w:r>
           </w:p>
         </w:tc>
@@ -3530,7 +3530,7 @@
           <w:sz w:val="16"/>
           <w:szCs w:val="16"/>
         </w:rPr>
-        <w:t xml:space="preserve">      gaps 7–9</w:t>
+        <w:t xml:space="preserve">      gaps 8–10</w:t>
       </w:r>
     </w:p>
     <w:p>
@@ -3553,7 +3553,7 @@
           <w:sz w:val="15"/>
           <w:szCs w:val="15"/>
         </w:rPr>
-        <w:t xml:space="preserve"> (7) </w:t>
+        <w:t xml:space="preserve"> (8) </w:t>
       </w:r>
       <w:r>
         <w:rPr>
@@ -3585,7 +3585,7 @@
           <w:sz w:val="15"/>
           <w:szCs w:val="15"/>
         </w:rPr>
-        <w:t xml:space="preserve"> (8) </w:t>
+        <w:t xml:space="preserve"> (9) </w:t>
       </w:r>
       <w:r>
         <w:rPr>
@@ -3624,7 +3624,7 @@
           <w:sz w:val="15"/>
           <w:szCs w:val="15"/>
         </w:rPr>
-        <w:t xml:space="preserve"> (9) </w:t>
+        <w:t xml:space="preserve"> (10) </w:t>
       </w:r>
       <w:r>
         <w:rPr>
@@ -3748,7 +3748,7 @@
           <w:sz w:val="15"/>
           <w:szCs w:val="15"/>
         </w:rPr>
-        <w:t xml:space="preserve">The bars are drawn to scale.</w:t>
+        <w:t xml:space="preserve">Name each line from how it moves.</w:t>
       </w:r>
     </w:p>
     <w:p>
@@ -3759,7 +3759,7 @@
       <w:r>
         <w:drawing>
           <wp:inline distT="0" distB="0" distL="0" distR="0">
-            <wp:extent cx="5734050" cy="1946550"/>
+            <wp:extent cx="5734050" cy="2452050"/>
             <wp:effectExtent t="0" r="0" b="0" l="0"/>
             <wp:docPr id="1" name="" descr="" title=""/>
             <wp:cNvGraphicFramePr>
@@ -3784,7 +3784,7 @@
                   <pic:spPr bwMode="auto">
                     <a:xfrm>
                       <a:off x="0" y="0"/>
-                      <a:ext cx="5734050" cy="1946550"/>
+                      <a:ext cx="5734050" cy="2452050"/>
                     </a:xfrm>
                     <a:prstGeom prst="rect">
                       <a:avLst/>
@@ -3986,7 +3986,7 @@
           <w:sz w:val="16"/>
           <w:szCs w:val="16"/>
         </w:rPr>
-        <w:t xml:space="preserve">      gaps 12–13</w:t>
+        <w:t xml:space="preserve">      gaps 13–14</w:t>
       </w:r>
     </w:p>
     <w:p>
@@ -4009,7 +4009,7 @@
           <w:sz w:val="15"/>
           <w:szCs w:val="15"/>
         </w:rPr>
-        <w:t xml:space="preserve"> (12) </w:t>
+        <w:t xml:space="preserve"> (13) </w:t>
       </w:r>
       <w:r>
         <w:rPr>
@@ -4048,7 +4048,7 @@
           <w:sz w:val="15"/>
           <w:szCs w:val="15"/>
         </w:rPr>
-        <w:t xml:space="preserve"> (13) </w:t>
+        <w:t xml:space="preserve"> (14) </w:t>
       </w:r>
       <w:r>
         <w:rPr>
@@ -4171,7 +4171,7 @@
       <w:r>
         <w:drawing>
           <wp:inline distT="0" distB="0" distL="0" distR="0">
-            <wp:extent cx="5734050" cy="2278525"/>
+            <wp:extent cx="5734050" cy="1931475"/>
             <wp:effectExtent t="0" r="0" b="0" l="0"/>
             <wp:docPr id="1" name="" descr="" title=""/>
             <wp:cNvGraphicFramePr>
@@ -4196,7 +4196,7 @@
                   <pic:spPr bwMode="auto">
                     <a:xfrm>
                       <a:off x="0" y="0"/>
-                      <a:ext cx="5734050" cy="2278525"/>
+                      <a:ext cx="5734050" cy="1931475"/>
                     </a:xfrm>
                     <a:prstGeom prst="rect">
                       <a:avLst/>
@@ -4264,7 +4264,7 @@
                 <w:sz w:val="16"/>
                 <w:szCs w:val="16"/>
               </w:rPr>
-              <w:t xml:space="preserve">cash budget   ·   cash collections   ·   credit policy</w:t>
+              <w:t xml:space="preserve">cash disbursements   ·   المتحصلات النقدية   ·   credit policy</w:t>
             </w:r>
           </w:p>
         </w:tc>
@@ -4668,7 +4668,7 @@
                 <w:sz w:val="16"/>
                 <w:szCs w:val="16"/>
               </w:rPr>
-              <w:t xml:space="preserve">concentrate</w:t>
+              <w:t xml:space="preserve">payment</w:t>
             </w:r>
           </w:p>
         </w:tc>
@@ -4736,7 +4736,7 @@
                 <w:sz w:val="16"/>
                 <w:szCs w:val="16"/>
               </w:rPr>
-              <w:t xml:space="preserve">Purchases (Chapter 7)</w:t>
+              <w:t xml:space="preserve">concentrate</w:t>
             </w:r>
           </w:p>
         </w:tc>
@@ -4804,7 +4804,7 @@
                 <w:sz w:val="16"/>
                 <w:szCs w:val="16"/>
               </w:rPr>
-              <w:t xml:space="preserve">Paid from last quarter (50%)</w:t>
+              <w:t xml:space="preserve">Purchases (Chapter 7)</w:t>
             </w:r>
           </w:p>
         </w:tc>
@@ -4872,7 +4872,7 @@
                 <w:sz w:val="16"/>
                 <w:szCs w:val="16"/>
               </w:rPr>
-              <w:t xml:space="preserve">purchases</w:t>
+              <w:t xml:space="preserve">Paid from last quarter (50%)</w:t>
             </w:r>
           </w:p>
         </w:tc>
@@ -4940,7 +4940,7 @@
                 <w:sz w:val="16"/>
                 <w:szCs w:val="16"/>
               </w:rPr>
-              <w:t xml:space="preserve">collections</w:t>
+              <w:t xml:space="preserve">purchases</w:t>
             </w:r>
           </w:p>
         </w:tc>
@@ -4975,7 +4975,7 @@
                 <w:sz w:val="16"/>
                 <w:szCs w:val="16"/>
               </w:rPr>
-              <w:t xml:space="preserve">Cash collections</w:t>
+              <w:t xml:space="preserve">Q1</w:t>
             </w:r>
           </w:p>
         </w:tc>
@@ -5008,7 +5008,7 @@
                 <w:sz w:val="16"/>
                 <w:szCs w:val="16"/>
               </w:rPr>
-              <w:t xml:space="preserve">cash budget</w:t>
+              <w:t xml:space="preserve">collections</w:t>
             </w:r>
           </w:p>
         </w:tc>
@@ -5043,7 +5043,7 @@
                 <w:sz w:val="16"/>
                 <w:szCs w:val="16"/>
               </w:rPr>
-              <w:t xml:space="preserve">disbursements</w:t>
+              <w:t xml:space="preserve">Q4</w:t>
             </w:r>
           </w:p>
         </w:tc>
@@ -5076,7 +5076,7 @@
                 <w:sz w:val="16"/>
                 <w:szCs w:val="16"/>
               </w:rPr>
-              <w:t xml:space="preserve">credit policy</w:t>
+              <w:t xml:space="preserve">cash disbursements</w:t>
             </w:r>
           </w:p>
         </w:tc>
@@ -5111,7 +5111,7 @@
                 <w:sz w:val="16"/>
                 <w:szCs w:val="16"/>
               </w:rPr>
-              <w:t xml:space="preserve">payment</w:t>
+              <w:t xml:space="preserve">disbursements</w:t>
             </w:r>
           </w:p>
         </w:tc>
@@ -5127,14 +5127,24 @@
           </w:tcPr>
           <w:p>
             <w:pPr>
-              <w:spacing w:before="24" w:after="24"/>
-            </w:pPr>
-            <w:r>
-              <w:rPr>
-                <w:sz w:val="16"/>
-                <w:szCs w:val="16"/>
-              </w:rPr>
-              <w:t xml:space="preserve"/>
+              <w:spacing w:before="12" w:after="12"/>
+            </w:pPr>
+            <w:r>
+              <w:rPr>
+                <w:b/>
+                <w:bCs/>
+                <w:color w:val="8186EF"/>
+                <w:sz w:val="16"/>
+                <w:szCs w:val="16"/>
+              </w:rPr>
+              <w:t xml:space="preserve">16  </w:t>
+            </w:r>
+            <w:r>
+              <w:rPr>
+                <w:sz w:val="16"/>
+                <w:szCs w:val="16"/>
+              </w:rPr>
+              <w:t xml:space="preserve">credit policy</w:t>
             </w:r>
           </w:p>
         </w:tc>
@@ -10951,7 +10961,7 @@
           <w:sz w:val="15"/>
           <w:szCs w:val="15"/>
         </w:rPr>
-        <w:t xml:space="preserve">Every item belongs to exactly one group.</w:t>
+        <w:t xml:space="preserve">Name each line from how it moves.</w:t>
       </w:r>
     </w:p>
     <w:p>
@@ -10962,7 +10972,7 @@
       <w:r>
         <w:drawing>
           <wp:inline distT="0" distB="0" distL="0" distR="0">
-            <wp:extent cx="5734050" cy="1871100"/>
+            <wp:extent cx="5734050" cy="2452050"/>
             <wp:effectExtent t="0" r="0" b="0" l="0"/>
             <wp:docPr id="1" name="" descr="" title=""/>
             <wp:cNvGraphicFramePr>
@@ -10987,7 +10997,7 @@
                   <pic:spPr bwMode="auto">
                     <a:xfrm>
                       <a:off x="0" y="0"/>
-                      <a:ext cx="5734050" cy="1871100"/>
+                      <a:ext cx="5734050" cy="2452050"/>
                     </a:xfrm>
                     <a:prstGeom prst="rect">
                       <a:avLst/>
@@ -11055,7 +11065,7 @@
                 <w:sz w:val="16"/>
                 <w:szCs w:val="16"/>
               </w:rPr>
-              <w:t xml:space="preserve">capital expenditure budget   ·   Loan at start of quarter   ·   − Repaid   ·   Interest paid (2% a quarter)</w:t>
+              <w:t xml:space="preserve">Loan at end of quarter   ·   Loan at start of quarter</w:t>
             </w:r>
           </w:p>
         </w:tc>
@@ -11287,7 +11297,7 @@
                 <w:sz w:val="14"/>
                 <w:szCs w:val="14"/>
               </w:rPr>
-              <w:t xml:space="preserve">(6)</w:t>
+              <w:t xml:space="preserve">(4)</w:t>
             </w:r>
           </w:p>
         </w:tc>
@@ -11389,7 +11399,7 @@
                 <w:sz w:val="14"/>
                 <w:szCs w:val="14"/>
               </w:rPr>
-              <w:t xml:space="preserve">(7)</w:t>
+              <w:t xml:space="preserve">(5)</w:t>
             </w:r>
           </w:p>
         </w:tc>
@@ -11441,7 +11451,7 @@
                 <w:sz w:val="14"/>
                 <w:szCs w:val="14"/>
               </w:rPr>
-              <w:t xml:space="preserve">(8)</w:t>
+              <w:t xml:space="preserve">(6)</w:t>
             </w:r>
           </w:p>
         </w:tc>
@@ -11534,6 +11544,18 @@
       </w:tr>
     </w:tbl>
     <w:p/>
+    <w:p>
+      <w:pPr>
+        <w:pageBreakBefore w:val="true"/>
+        <w:spacing w:after="0"/>
+      </w:pPr>
+      <w:r>
+        <w:rPr>
+          <w:sz w:val="2"/>
+        </w:rPr>
+        <w:t xml:space="preserve"> </w:t>
+      </w:r>
+    </w:p>
     <w:tbl>
       <w:tblPr>
         <w:tblW w:type="pct" w:w="100%"/>
@@ -11808,7 +11830,7 @@
                 <w:sz w:val="14"/>
                 <w:szCs w:val="14"/>
               </w:rPr>
-              <w:t xml:space="preserve">(9)</w:t>
+              <w:t xml:space="preserve">(7)</w:t>
             </w:r>
           </w:p>
         </w:tc>
@@ -11883,7 +11905,7 @@
                 <w:sz w:val="14"/>
                 <w:szCs w:val="14"/>
               </w:rPr>
-              <w:t xml:space="preserve">(10)</w:t>
+              <w:t xml:space="preserve">(8)</w:t>
             </w:r>
           </w:p>
         </w:tc>
@@ -11960,7 +11982,7 @@
                 <w:sz w:val="14"/>
                 <w:szCs w:val="14"/>
               </w:rPr>
-              <w:t xml:space="preserve">(11)</w:t>
+              <w:t xml:space="preserve">(9)</w:t>
             </w:r>
           </w:p>
         </w:tc>
@@ -12100,16 +12122,64 @@
       </w:tr>
     </w:tbl>
     <w:p/>
+    <w:tbl>
+      <w:tblPr>
+        <w:tblW w:type="pct" w:w="100%"/>
+        <w:tblLayout w:type="fixed"/>
+        <w:tblBorders>
+          <w:top w:val="single" w:color="353A7C" w:sz="4"/>
+          <w:left w:val="single" w:color="353A7C" w:sz="4"/>
+          <w:bottom w:val="single" w:color="353A7C" w:sz="4"/>
+          <w:right w:val="single" w:color="353A7C" w:sz="4"/>
+          <w:insideH w:val="single" w:color="353A7C" w:sz="4"/>
+          <w:insideV w:val="single" w:color="353A7C" w:sz="4"/>
+        </w:tblBorders>
+      </w:tblPr>
+      <w:tblGrid>
+        <w:gridCol w:w="9600"/>
+      </w:tblGrid>
+      <w:tr>
+        <w:tc>
+          <w:tcPr>
+            <w:tcW w:type="pct" w:w="5000"/>
+            <w:shd w:fill="F2F4FB" w:val="clear"/>
+            <w:tcMar>
+              <w:top w:type="dxa" w:w="50"/>
+              <w:left w:type="dxa" w:w="110"/>
+              <w:bottom w:type="dxa" w:w="50"/>
+              <w:right w:type="dxa" w:w="110"/>
+            </w:tcMar>
+          </w:tcPr>
+          <w:p>
+            <w:pPr>
+              <w:spacing w:before="30" w:after="30"/>
+            </w:pPr>
+            <w:r>
+              <w:rPr>
+                <w:b/>
+                <w:bCs/>
+                <w:color w:val="353A7C"/>
+                <w:sz w:val="19"/>
+                <w:szCs w:val="19"/>
+              </w:rPr>
+              <w:t xml:space="preserve">Everything ties</w:t>
+            </w:r>
+          </w:p>
+        </w:tc>
+      </w:tr>
+    </w:tbl>
+    <w:p/>
     <w:p>
       <w:pPr>
-        <w:pageBreakBefore w:val="true"/>
-        <w:spacing w:after="0"/>
+        <w:spacing w:before="20" w:after="20" w:line="360" w:lineRule="auto"/>
+        <w:ind w:left="200"/>
       </w:pPr>
       <w:r>
         <w:rPr>
-          <w:sz w:val="2"/>
-        </w:rPr>
-        <w:t xml:space="preserve"> </w:t>
+          <w:sz w:val="19"/>
+          <w:szCs w:val="19"/>
+        </w:rPr>
+        <w:t xml:space="preserve">Collections $17,760,000 = sales $18,000,000 + opening receivables $2,460,000 − closing receivables $2,700,000.</w:t>
       </w:r>
     </w:p>
     <w:tbl>
@@ -12152,66 +12222,6 @@
                 <w:sz w:val="19"/>
                 <w:szCs w:val="19"/>
               </w:rPr>
-              <w:t xml:space="preserve">Everything ties</w:t>
-            </w:r>
-          </w:p>
-        </w:tc>
-      </w:tr>
-    </w:tbl>
-    <w:p/>
-    <w:p>
-      <w:pPr>
-        <w:spacing w:before="20" w:after="20" w:line="360" w:lineRule="auto"/>
-        <w:ind w:left="200"/>
-      </w:pPr>
-      <w:r>
-        <w:rPr>
-          <w:sz w:val="19"/>
-          <w:szCs w:val="19"/>
-        </w:rPr>
-        <w:t xml:space="preserve">Collections $17,760,000 = sales $18,000,000 + opening receivables $2,460,000 − closing receivables $2,700,000.</w:t>
-      </w:r>
-    </w:p>
-    <w:tbl>
-      <w:tblPr>
-        <w:tblW w:type="pct" w:w="100%"/>
-        <w:tblLayout w:type="fixed"/>
-        <w:tblBorders>
-          <w:top w:val="single" w:color="353A7C" w:sz="4"/>
-          <w:left w:val="single" w:color="353A7C" w:sz="4"/>
-          <w:bottom w:val="single" w:color="353A7C" w:sz="4"/>
-          <w:right w:val="single" w:color="353A7C" w:sz="4"/>
-          <w:insideH w:val="single" w:color="353A7C" w:sz="4"/>
-          <w:insideV w:val="single" w:color="353A7C" w:sz="4"/>
-        </w:tblBorders>
-      </w:tblPr>
-      <w:tblGrid>
-        <w:gridCol w:w="9600"/>
-      </w:tblGrid>
-      <w:tr>
-        <w:tc>
-          <w:tcPr>
-            <w:tcW w:type="pct" w:w="5000"/>
-            <w:shd w:fill="F2F4FB" w:val="clear"/>
-            <w:tcMar>
-              <w:top w:type="dxa" w:w="50"/>
-              <w:left w:type="dxa" w:w="110"/>
-              <w:bottom w:type="dxa" w:w="50"/>
-              <w:right w:type="dxa" w:w="110"/>
-            </w:tcMar>
-          </w:tcPr>
-          <w:p>
-            <w:pPr>
-              <w:spacing w:before="30" w:after="30"/>
-            </w:pPr>
-            <w:r>
-              <w:rPr>
-                <w:b/>
-                <w:bCs/>
-                <w:color w:val="353A7C"/>
-                <w:sz w:val="19"/>
-                <w:szCs w:val="19"/>
-              </w:rPr>
               <w:t xml:space="preserve">Exam view</w:t>
             </w:r>
           </w:p>
@@ -12239,7 +12249,7 @@
           <w:sz w:val="16"/>
           <w:szCs w:val="16"/>
         </w:rPr>
-        <w:t xml:space="preserve">      gaps 12–14</w:t>
+        <w:t xml:space="preserve">      gaps 10–12</w:t>
       </w:r>
     </w:p>
     <w:p>
@@ -12262,7 +12272,7 @@
           <w:sz w:val="15"/>
           <w:szCs w:val="15"/>
         </w:rPr>
-        <w:t xml:space="preserve"> (12) </w:t>
+        <w:t xml:space="preserve"> (10) </w:t>
       </w:r>
       <w:r>
         <w:rPr>
@@ -12294,7 +12304,7 @@
           <w:sz w:val="15"/>
           <w:szCs w:val="15"/>
         </w:rPr>
-        <w:t xml:space="preserve"> (13) </w:t>
+        <w:t xml:space="preserve"> (11) </w:t>
       </w:r>
       <w:r>
         <w:rPr>
@@ -12333,7 +12343,7 @@
           <w:sz w:val="15"/>
           <w:szCs w:val="15"/>
         </w:rPr>
-        <w:t xml:space="preserve"> (14) </w:t>
+        <w:t xml:space="preserve"> (12) </w:t>
       </w:r>
       <w:r>
         <w:rPr>
@@ -12420,6 +12430,18 @@
       </w:tr>
     </w:tbl>
     <w:p/>
+    <w:p>
+      <w:pPr>
+        <w:pageBreakBefore w:val="true"/>
+        <w:spacing w:after="0"/>
+      </w:pPr>
+      <w:r>
+        <w:rPr>
+          <w:sz w:val="2"/>
+        </w:rPr>
+        <w:t xml:space="preserve"> </w:t>
+      </w:r>
+    </w:p>
     <w:tbl>
       <w:tblPr>
         <w:tblW w:type="pct" w:w="100%"/>
@@ -12553,7 +12575,7 @@
                 <w:sz w:val="14"/>
                 <w:szCs w:val="14"/>
               </w:rPr>
-              <w:t xml:space="preserve"> (15) </w:t>
+              <w:t xml:space="preserve"> (13) </w:t>
             </w:r>
             <w:r>
               <w:rPr>
@@ -12823,7 +12845,7 @@
                 <w:sz w:val="14"/>
                 <w:szCs w:val="14"/>
               </w:rPr>
-              <w:t xml:space="preserve">(16)</w:t>
+              <w:t xml:space="preserve">(14)</w:t>
             </w:r>
           </w:p>
         </w:tc>
@@ -12924,7 +12946,7 @@
                 <w:sz w:val="14"/>
                 <w:szCs w:val="14"/>
               </w:rPr>
-              <w:t xml:space="preserve">(17)</w:t>
+              <w:t xml:space="preserve">(15)</w:t>
             </w:r>
           </w:p>
         </w:tc>
@@ -13025,7 +13047,7 @@
                 <w:sz w:val="14"/>
                 <w:szCs w:val="14"/>
               </w:rPr>
-              <w:t xml:space="preserve">(18)</w:t>
+              <w:t xml:space="preserve">(16)</w:t>
             </w:r>
           </w:p>
         </w:tc>
@@ -13078,7 +13100,7 @@
                 <w:sz w:val="14"/>
                 <w:szCs w:val="14"/>
               </w:rPr>
-              <w:t xml:space="preserve">(19)</w:t>
+              <w:t xml:space="preserve">(17)</w:t>
             </w:r>
           </w:p>
         </w:tc>
@@ -13130,7 +13152,7 @@
                 <w:sz w:val="14"/>
                 <w:szCs w:val="14"/>
               </w:rPr>
-              <w:t xml:space="preserve">(20)</w:t>
+              <w:t xml:space="preserve">(18)</w:t>
             </w:r>
           </w:p>
         </w:tc>
@@ -13231,7 +13253,7 @@
                 <w:sz w:val="14"/>
                 <w:szCs w:val="14"/>
               </w:rPr>
-              <w:t xml:space="preserve">(21)</w:t>
+              <w:t xml:space="preserve">(19)</w:t>
             </w:r>
           </w:p>
         </w:tc>
@@ -13523,7 +13545,7 @@
                 <w:sz w:val="14"/>
                 <w:szCs w:val="14"/>
               </w:rPr>
-              <w:t xml:space="preserve">(22)</w:t>
+              <w:t xml:space="preserve">(20)</w:t>
             </w:r>
           </w:p>
         </w:tc>
@@ -13592,18 +13614,6 @@
       </w:tr>
     </w:tbl>
     <w:p/>
-    <w:p>
-      <w:pPr>
-        <w:pageBreakBefore w:val="true"/>
-        <w:spacing w:after="0"/>
-      </w:pPr>
-      <w:r>
-        <w:rPr>
-          <w:sz w:val="2"/>
-        </w:rPr>
-        <w:t xml:space="preserve"> </w:t>
-      </w:r>
-    </w:p>
     <w:p>
       <w:pPr>
         <w:spacing w:before="44" w:after="10"/>
@@ -13740,6 +13750,154 @@
       </w:tr>
     </w:tbl>
     <w:p/>
+    <w:p>
+      <w:pPr>
+        <w:pageBreakBefore w:val="true"/>
+        <w:spacing w:after="0"/>
+      </w:pPr>
+      <w:r>
+        <w:rPr>
+          <w:sz w:val="2"/>
+        </w:rPr>
+        <w:t xml:space="preserve"> </w:t>
+      </w:r>
+    </w:p>
+    <w:p>
+      <w:pPr>
+        <w:spacing w:before="44" w:after="10"/>
+      </w:pPr>
+      <w:r>
+        <w:rPr>
+          <w:b/>
+          <w:bCs/>
+          <w:color w:val="353A7C"/>
+          <w:sz w:val="18"/>
+          <w:szCs w:val="18"/>
+        </w:rPr>
+        <w:t xml:space="preserve">The English this section uses, and its Arabic</w:t>
+      </w:r>
+    </w:p>
+    <w:p>
+      <w:pPr>
+        <w:spacing w:before="0" w:after="12"/>
+      </w:pPr>
+      <w:r>
+        <w:rPr>
+          <w:color w:val="6B7280"/>
+          <w:sz w:val="15"/>
+          <w:szCs w:val="15"/>
+        </w:rPr>
+        <w:t xml:space="preserve">Each term sits against what it means.</w:t>
+      </w:r>
+    </w:p>
+    <w:p>
+      <w:pPr>
+        <w:spacing w:after="40" w:before="90"/>
+        <w:jc w:val="center"/>
+      </w:pPr>
+      <w:r>
+        <w:drawing>
+          <wp:inline distT="0" distB="0" distL="0" distR="0">
+            <wp:extent cx="5734050" cy="1931475"/>
+            <wp:effectExtent t="0" r="0" b="0" l="0"/>
+            <wp:docPr id="1" name="" descr="" title=""/>
+            <wp:cNvGraphicFramePr>
+              <a:graphicFrameLocks xmlns:a="http://schemas.openxmlformats.org/drawingml/2006/main" noChangeAspect="1"/>
+            </wp:cNvGraphicFramePr>
+            <a:graphic xmlns:a="http://schemas.openxmlformats.org/drawingml/2006/main">
+              <a:graphicData uri="http://schemas.openxmlformats.org/drawingml/2006/picture">
+                <pic:pic xmlns:pic="http://schemas.openxmlformats.org/drawingml/2006/picture">
+                  <pic:nvPicPr>
+                    <pic:cNvPr id="0" name="" descr=""/>
+                    <pic:cNvPicPr>
+                      <a:picLocks noChangeAspect="1" noChangeArrowheads="1"/>
+                    </pic:cNvPicPr>
+                  </pic:nvPicPr>
+                  <pic:blipFill>
+                    <a:blip r:embed="rId108" cstate="none"/>
+                    <a:srcRect/>
+                    <a:stretch>
+                      <a:fillRect/>
+                    </a:stretch>
+                  </pic:blipFill>
+                  <pic:spPr bwMode="auto">
+                    <a:xfrm>
+                      <a:off x="0" y="0"/>
+                      <a:ext cx="5734050" cy="1931475"/>
+                    </a:xfrm>
+                    <a:prstGeom prst="rect">
+                      <a:avLst/>
+                    </a:prstGeom>
+                  </pic:spPr>
+                </pic:pic>
+              </a:graphicData>
+            </a:graphic>
+          </wp:inline>
+        </w:drawing>
+      </w:r>
+    </w:p>
+    <w:tbl>
+      <w:tblPr>
+        <w:tblW w:type="pct" w:w="100%"/>
+        <w:tblLayout w:type="fixed"/>
+        <w:tblBorders>
+          <w:top w:val="single" w:color="FBFAF6" w:sz="4"/>
+          <w:left w:val="single" w:color="FBFAF6" w:sz="4"/>
+          <w:bottom w:val="single" w:color="FBFAF6" w:sz="4"/>
+          <w:right w:val="single" w:color="FBFAF6" w:sz="4"/>
+          <w:insideH w:val="single" w:color="FBFAF6" w:sz="4"/>
+          <w:insideV w:val="single" w:color="FBFAF6" w:sz="4"/>
+        </w:tblBorders>
+      </w:tblPr>
+      <w:tblGrid>
+        <w:gridCol w:w="9600"/>
+      </w:tblGrid>
+      <w:tr>
+        <w:tc>
+          <w:tcPr>
+            <w:tcW w:type="pct" w:w="5000"/>
+            <w:shd w:fill="FBFAF6" w:val="clear"/>
+            <w:tcMar>
+              <w:top w:type="dxa" w:w="40"/>
+              <w:left w:type="dxa" w:w="100"/>
+              <w:bottom w:type="dxa" w:w="40"/>
+              <w:right w:type="dxa" w:w="100"/>
+            </w:tcMar>
+          </w:tcPr>
+          <w:p>
+            <w:pPr>
+              <w:spacing w:before="18" w:after="6"/>
+            </w:pPr>
+            <w:r>
+              <w:rPr>
+                <w:b/>
+                <w:bCs/>
+                <w:color w:val="6B7280"/>
+                <w:sz w:val="14"/>
+                <w:szCs w:val="14"/>
+              </w:rPr>
+              <w:t xml:space="preserve">word list</w:t>
+            </w:r>
+          </w:p>
+          <w:p>
+            <w:pPr>
+              <w:spacing w:before="0" w:after="18"/>
+            </w:pPr>
+            <w:r>
+              <w:rPr>
+                <w:b/>
+                <w:bCs/>
+                <w:color w:val="353A7C"/>
+                <w:sz w:val="16"/>
+                <w:szCs w:val="16"/>
+              </w:rPr>
+              <w:t xml:space="preserve">cash budget   ·   الموازنة النقدية   ·   minimum cash balance</w:t>
+            </w:r>
+          </w:p>
+        </w:tc>
+      </w:tr>
+    </w:tbl>
+    <w:p/>
     <w:tbl>
       <w:tblPr>
         <w:tblW w:type="pct" w:w="100%"/>
@@ -14125,7 +14283,7 @@
                 <w:sz w:val="16"/>
                 <w:szCs w:val="16"/>
               </w:rPr>
-              <w:t xml:space="preserve">depreciation</w:t>
+              <w:t xml:space="preserve">Sales</w:t>
             </w:r>
           </w:p>
         </w:tc>
@@ -14193,7 +14351,7 @@
                 <w:sz w:val="16"/>
                 <w:szCs w:val="16"/>
               </w:rPr>
-              <w:t xml:space="preserve">collections</w:t>
+              <w:t xml:space="preserve">Sesame paid in the quarter of purchase</w:t>
             </w:r>
           </w:p>
         </w:tc>
@@ -14261,7 +14419,7 @@
                 <w:sz w:val="16"/>
                 <w:szCs w:val="16"/>
               </w:rPr>
-              <w:t xml:space="preserve">Sales</w:t>
+              <w:t xml:space="preserve">Jars produced in the second quarter</w:t>
             </w:r>
           </w:p>
         </w:tc>
@@ -14296,7 +14454,7 @@
                 <w:sz w:val="16"/>
                 <w:szCs w:val="16"/>
               </w:rPr>
-              <w:t xml:space="preserve">Interest paid (2% a quarter)</w:t>
+              <w:t xml:space="preserve">− Disbursements</w:t>
             </w:r>
           </w:p>
         </w:tc>
@@ -14329,7 +14487,7 @@
                 <w:sz w:val="16"/>
                 <w:szCs w:val="16"/>
               </w:rPr>
-              <w:t xml:space="preserve">Sesame paid in the quarter of purchase</w:t>
+              <w:t xml:space="preserve">Variable selling for the quarter</w:t>
             </w:r>
           </w:p>
         </w:tc>
@@ -14364,7 +14522,7 @@
                 <w:sz w:val="16"/>
                 <w:szCs w:val="16"/>
               </w:rPr>
-              <w:t xml:space="preserve">− Repaid</w:t>
+              <w:t xml:space="preserve">+ Borrowing − repayment</w:t>
             </w:r>
           </w:p>
         </w:tc>
@@ -14397,7 +14555,7 @@
                 <w:sz w:val="16"/>
                 <w:szCs w:val="16"/>
               </w:rPr>
-              <w:t xml:space="preserve">Jars produced in the second quarter</w:t>
+              <w:t xml:space="preserve">Fixed selling and admin for the quarter</w:t>
             </w:r>
           </w:p>
         </w:tc>
@@ -14432,7 +14590,7 @@
                 <w:sz w:val="16"/>
                 <w:szCs w:val="16"/>
               </w:rPr>
-              <w:t xml:space="preserve">− Disbursements</w:t>
+              <w:t xml:space="preserve">= Ending cash</w:t>
             </w:r>
           </w:p>
         </w:tc>
@@ -14465,7 +14623,7 @@
                 <w:sz w:val="16"/>
                 <w:szCs w:val="16"/>
               </w:rPr>
-              <w:t xml:space="preserve">Variable selling for the quarter</w:t>
+              <w:t xml:space="preserve">New mixer, paid in the second quarter</w:t>
             </w:r>
           </w:p>
         </w:tc>
@@ -14500,7 +14658,7 @@
                 <w:sz w:val="16"/>
                 <w:szCs w:val="16"/>
               </w:rPr>
-              <w:t xml:space="preserve">+ Borrowing − repayment</w:t>
+              <w:t xml:space="preserve">60% of fourth-quarter sales</w:t>
             </w:r>
           </w:p>
         </w:tc>
@@ -14533,7 +14691,7 @@
                 <w:sz w:val="16"/>
                 <w:szCs w:val="16"/>
               </w:rPr>
-              <w:t xml:space="preserve">Fixed selling and admin for the quarter</w:t>
+              <w:t xml:space="preserve">Minimum cash balance</w:t>
             </w:r>
           </w:p>
         </w:tc>
@@ -14568,7 +14726,7 @@
                 <w:sz w:val="16"/>
                 <w:szCs w:val="16"/>
               </w:rPr>
-              <w:t xml:space="preserve">= Ending cash</w:t>
+              <w:t xml:space="preserve">50% of fourth-quarter purchases</w:t>
             </w:r>
           </w:p>
         </w:tc>
@@ -14601,7 +14759,7 @@
                 <w:sz w:val="16"/>
                 <w:szCs w:val="16"/>
               </w:rPr>
-              <w:t xml:space="preserve">New mixer, paid in the second quarter</w:t>
+              <w:t xml:space="preserve">$1,236,870 = 50% of 1,272,240 + 50% of 1,201,500</w:t>
             </w:r>
           </w:p>
         </w:tc>
@@ -14636,7 +14794,7 @@
                 <w:sz w:val="16"/>
                 <w:szCs w:val="16"/>
               </w:rPr>
-              <w:t xml:space="preserve">60% of fourth-quarter sales</w:t>
+              <w:t xml:space="preserve">New asset on the balance sheet</w:t>
             </w:r>
           </w:p>
         </w:tc>
@@ -14669,7 +14827,7 @@
                 <w:sz w:val="16"/>
                 <w:szCs w:val="16"/>
               </w:rPr>
-              <w:t xml:space="preserve">Minimum cash balance</w:t>
+              <w:t xml:space="preserve">Payment for the new mixer</w:t>
             </w:r>
           </w:p>
         </w:tc>
@@ -14704,7 +14862,7 @@
                 <w:sz w:val="16"/>
                 <w:szCs w:val="16"/>
               </w:rPr>
-              <w:t xml:space="preserve">50% of fourth-quarter purchases</w:t>
+              <w:t xml:space="preserve">purchases</w:t>
             </w:r>
           </w:p>
         </w:tc>
@@ -14737,7 +14895,7 @@
                 <w:sz w:val="16"/>
                 <w:szCs w:val="16"/>
               </w:rPr>
-              <w:t xml:space="preserve">$1,236,870 = 50% of 1,272,240 + 50% of 1,201,500</w:t>
+              <w:t xml:space="preserve">Sales made but not yet collected</w:t>
             </w:r>
           </w:p>
         </w:tc>
@@ -14772,7 +14930,7 @@
                 <w:sz w:val="16"/>
                 <w:szCs w:val="16"/>
               </w:rPr>
-              <w:t xml:space="preserve">New asset on the balance sheet</w:t>
+              <w:t xml:space="preserve">depreciation</w:t>
             </w:r>
           </w:p>
         </w:tc>
@@ -14805,7 +14963,7 @@
                 <w:sz w:val="16"/>
                 <w:szCs w:val="16"/>
               </w:rPr>
-              <w:t xml:space="preserve">Payment for the new mixer</w:t>
+              <w:t xml:space="preserve">cash budget</w:t>
             </w:r>
           </w:p>
         </w:tc>
@@ -14840,7 +14998,7 @@
                 <w:sz w:val="16"/>
                 <w:szCs w:val="16"/>
               </w:rPr>
-              <w:t xml:space="preserve">purchases</w:t>
+              <w:t xml:space="preserve">collections</w:t>
             </w:r>
           </w:p>
         </w:tc>
@@ -14873,7 +15031,7 @@
                 <w:sz w:val="16"/>
                 <w:szCs w:val="16"/>
               </w:rPr>
-              <w:t xml:space="preserve">Sales made but not yet collected</w:t>
+              <w:t xml:space="preserve">minimum cash balance</w:t>
             </w:r>
           </w:p>
         </w:tc>
@@ -15224,7 +15382,7 @@
               <w:sz w:val="16"/>
               <w:szCs w:val="16"/>
             </w:rPr>
-            <w:t xml:space="preserve"> of 3</w:t>
+            <w:t xml:space="preserve"> of 4</w:t>
           </w:r>
         </w:p>
       </w:tc>

--- a/CMA_Summaries_B3_Ch09.docx
+++ b/CMA_Summaries_B3_Ch09.docx
@@ -8163,6 +8163,19 @@
         <w:t xml:space="preserve"> </w:t>
       </w:r>
     </w:p>
+    <w:p>
+      <w:pPr>
+        <w:spacing w:before="20" w:after="20" w:line="360" w:lineRule="auto"/>
+        <w:ind w:left="200"/>
+      </w:pPr>
+      <w:r>
+        <w:rPr>
+          <w:sz w:val="19"/>
+          <w:szCs w:val="19"/>
+        </w:rPr>
+        <w:t xml:space="preserve">By the third quarter, summer collections repay the loan.</w:t>
+      </w:r>
+    </w:p>
     <w:tbl>
       <w:tblPr>
         <w:tblW w:type="pct" w:w="100%"/>
@@ -9086,7 +9099,7 @@
           <w:sz w:val="16"/>
           <w:szCs w:val="16"/>
         </w:rPr>
-        <w:t xml:space="preserve">      gaps 1–2</w:t>
+        <w:t xml:space="preserve">      gaps 1–5</w:t>
       </w:r>
     </w:p>
     <w:p>
@@ -9099,7 +9112,7 @@
           <w:sz w:val="19"/>
           <w:szCs w:val="19"/>
         </w:rPr>
-        <w:t xml:space="preserve">Credit and payables policies change the timing of cash, and </w:t>
+        <w:t xml:space="preserve">Credit and </w:t>
       </w:r>
       <w:r>
         <w:rPr>
@@ -9131,14 +9144,7 @@
           <w:sz w:val="19"/>
           <w:szCs w:val="19"/>
         </w:rPr>
-        <w:t xml:space="preserve"> the borrowing. </w:t>
-      </w:r>
-      <w:r>
-        <w:rPr>
-          <w:sz w:val="19"/>
-          <w:szCs w:val="19"/>
-        </w:rPr>
-        <w:t xml:space="preserve"/>
+        <w:t xml:space="preserve"> policies change the timing of cash, and </w:t>
       </w:r>
       <w:r>
         <w:rPr>
@@ -9156,7 +9162,7 @@
           <w:sz w:val="19"/>
           <w:szCs w:val="19"/>
         </w:rPr>
-        <w:t xml:space="preserve">            </w:t>
+        <w:t xml:space="preserve">           </w:t>
       </w:r>
       <w:r>
         <w:rPr>
@@ -9170,7 +9176,117 @@
           <w:sz w:val="19"/>
           <w:szCs w:val="19"/>
         </w:rPr>
-        <w:t xml:space="preserve"> faster from customers brings cash in earlier; paying suppliers faster sends it out earlier. </w:t>
+        <w:t xml:space="preserve"> the borrowing. </w:t>
+      </w:r>
+      <w:r>
+        <w:rPr>
+          <w:sz w:val="19"/>
+          <w:szCs w:val="19"/>
+        </w:rPr>
+        <w:t xml:space="preserve">Collecting faster from </w:t>
+      </w:r>
+      <w:r>
+        <w:rPr>
+          <w:b/>
+          <w:bCs/>
+          <w:color w:val="8186EF"/>
+          <w:sz w:val="15"/>
+          <w:szCs w:val="15"/>
+        </w:rPr>
+        <w:t xml:space="preserve"> (3) </w:t>
+      </w:r>
+      <w:r>
+        <w:rPr>
+          <w:u w:val="single"/>
+          <w:sz w:val="19"/>
+          <w:szCs w:val="19"/>
+        </w:rPr>
+        <w:t xml:space="preserve">           </w:t>
+      </w:r>
+      <w:r>
+        <w:rPr>
+          <w:sz w:val="19"/>
+          <w:szCs w:val="19"/>
+        </w:rPr>
+        <w:t xml:space="preserve"> </w:t>
+      </w:r>
+      <w:r>
+        <w:rPr>
+          <w:sz w:val="19"/>
+          <w:szCs w:val="19"/>
+        </w:rPr>
+        <w:t xml:space="preserve"> brings cash in earlier; paying </w:t>
+      </w:r>
+      <w:r>
+        <w:rPr>
+          <w:b/>
+          <w:bCs/>
+          <w:color w:val="8186EF"/>
+          <w:sz w:val="15"/>
+          <w:szCs w:val="15"/>
+        </w:rPr>
+        <w:t xml:space="preserve"> (4) </w:t>
+      </w:r>
+      <w:r>
+        <w:rPr>
+          <w:u w:val="single"/>
+          <w:sz w:val="19"/>
+          <w:szCs w:val="19"/>
+        </w:rPr>
+        <w:t xml:space="preserve">           </w:t>
+      </w:r>
+      <w:r>
+        <w:rPr>
+          <w:sz w:val="19"/>
+          <w:szCs w:val="19"/>
+        </w:rPr>
+        <w:t xml:space="preserve"> </w:t>
+      </w:r>
+      <w:r>
+        <w:rPr>
+          <w:sz w:val="19"/>
+          <w:szCs w:val="19"/>
+        </w:rPr>
+        <w:t xml:space="preserve"> faster sends it out earlier. </w:t>
+      </w:r>
+      <w:r>
+        <w:rPr>
+          <w:sz w:val="19"/>
+          <w:szCs w:val="19"/>
+        </w:rPr>
+        <w:t xml:space="preserve">Collecting 50% in the quarter of sale would add $420,000 of cash; paying for </w:t>
+      </w:r>
+      <w:r>
+        <w:rPr>
+          <w:b/>
+          <w:bCs/>
+          <w:color w:val="8186EF"/>
+          <w:sz w:val="15"/>
+          <w:szCs w:val="15"/>
+        </w:rPr>
+        <w:t xml:space="preserve"> (5) </w:t>
+      </w:r>
+      <w:r>
+        <w:rPr>
+          <w:u w:val="single"/>
+          <w:sz w:val="19"/>
+          <w:szCs w:val="19"/>
+        </w:rPr>
+        <w:t xml:space="preserve">             </w:t>
+      </w:r>
+      <w:r>
+        <w:rPr>
+          <w:sz w:val="19"/>
+          <w:szCs w:val="19"/>
+        </w:rPr>
+        <w:t xml:space="preserve"> </w:t>
+      </w:r>
+      <w:r>
+        <w:rPr>
+          <w:sz w:val="19"/>
+          <w:szCs w:val="19"/>
+        </w:rPr>
+        <w:t xml:space="preserve"> in full at once would take more cash out and raise the loan. </w:t>
       </w:r>
     </w:p>
     <w:tbl>
@@ -9228,7 +9344,7 @@
                 <w:sz w:val="16"/>
                 <w:szCs w:val="16"/>
               </w:rPr>
-              <w:t xml:space="preserve">supermarkets   ·   therefore   ·   Collecting</w:t>
+              <w:t xml:space="preserve">customers   ·   concentrate   ·   discounts   ·   therefore   ·   payables   ·   suppliers</w:t>
             </w:r>
           </w:p>
         </w:tc>
@@ -9487,7 +9603,7 @@
                 <w:sz w:val="14"/>
                 <w:szCs w:val="14"/>
               </w:rPr>
-              <w:t xml:space="preserve">(3)</w:t>
+              <w:t xml:space="preserve">(6)</w:t>
             </w:r>
           </w:p>
         </w:tc>
@@ -9768,7 +9884,7 @@
           <w:sz w:val="16"/>
           <w:szCs w:val="16"/>
         </w:rPr>
-        <w:t xml:space="preserve">      gaps 4–6</w:t>
+        <w:t xml:space="preserve">      gaps 7–9</w:t>
       </w:r>
     </w:p>
     <w:p>
@@ -9791,7 +9907,7 @@
           <w:sz w:val="15"/>
           <w:szCs w:val="15"/>
         </w:rPr>
-        <w:t xml:space="preserve"> (4) </w:t>
+        <w:t xml:space="preserve"> (7) </w:t>
       </w:r>
       <w:r>
         <w:rPr>
@@ -9830,7 +9946,7 @@
           <w:sz w:val="15"/>
           <w:szCs w:val="15"/>
         </w:rPr>
-        <w:t xml:space="preserve"> (5) </w:t>
+        <w:t xml:space="preserve"> (8) </w:t>
       </w:r>
       <w:r>
         <w:rPr>
@@ -9869,7 +9985,7 @@
           <w:sz w:val="15"/>
           <w:szCs w:val="15"/>
         </w:rPr>
-        <w:t xml:space="preserve"> (6) </w:t>
+        <w:t xml:space="preserve"> (9) </w:t>
       </w:r>
       <w:r>
         <w:rPr>
@@ -9949,7 +10065,7 @@
                 <w:sz w:val="16"/>
                 <w:szCs w:val="16"/>
               </w:rPr>
-              <w:t xml:space="preserve">therefore   ·   suppliers   ·   supermarkets   ·   management</w:t>
+              <w:t xml:space="preserve">question   ·   suppliers   ·   supermarkets   ·   management</w:t>
             </w:r>
           </w:p>
         </w:tc>
@@ -10023,7 +10139,7 @@
           <w:sz w:val="16"/>
           <w:szCs w:val="16"/>
         </w:rPr>
-        <w:t xml:space="preserve">      gaps 7–9</w:t>
+        <w:t xml:space="preserve">      gaps 10–12</w:t>
       </w:r>
     </w:p>
     <w:p>
@@ -10046,7 +10162,7 @@
           <w:sz w:val="15"/>
           <w:szCs w:val="15"/>
         </w:rPr>
-        <w:t xml:space="preserve"> (7) </w:t>
+        <w:t xml:space="preserve"> (10) </w:t>
       </w:r>
       <w:r>
         <w:rPr>
@@ -10078,7 +10194,7 @@
           <w:sz w:val="15"/>
           <w:szCs w:val="15"/>
         </w:rPr>
-        <w:t xml:space="preserve"> (8) </w:t>
+        <w:t xml:space="preserve"> (11) </w:t>
       </w:r>
       <w:r>
         <w:rPr>
@@ -10117,7 +10233,7 @@
           <w:sz w:val="15"/>
           <w:szCs w:val="15"/>
         </w:rPr>
-        <w:t xml:space="preserve"> (9) </w:t>
+        <w:t xml:space="preserve"> (12) </w:t>
       </w:r>
       <w:r>
         <w:rPr>
@@ -10197,7 +10313,7 @@
                 <w:sz w:val="16"/>
                 <w:szCs w:val="16"/>
               </w:rPr>
-              <w:t xml:space="preserve">themselves   ·   payment   ·   operating   ·   supermarkets</w:t>
+              <w:t xml:space="preserve">themselves   ·   payment   ·   operating   ·   goodwill</w:t>
             </w:r>
           </w:p>
         </w:tc>
@@ -10301,7 +10417,7 @@
                 <w:sz w:val="16"/>
                 <w:szCs w:val="16"/>
               </w:rPr>
-              <w:t xml:space="preserve">therefore</w:t>
+              <w:t xml:space="preserve">payables</w:t>
             </w:r>
           </w:p>
         </w:tc>
@@ -10327,14 +10443,14 @@
                 <w:sz w:val="16"/>
                 <w:szCs w:val="16"/>
               </w:rPr>
-              <w:t xml:space="preserve">6  </w:t>
-            </w:r>
-            <w:r>
-              <w:rPr>
-                <w:sz w:val="16"/>
-                <w:szCs w:val="16"/>
-              </w:rPr>
-              <w:t xml:space="preserve">management</w:t>
+              <w:t xml:space="preserve">7  </w:t>
+            </w:r>
+            <w:r>
+              <w:rPr>
+                <w:sz w:val="16"/>
+                <w:szCs w:val="16"/>
+              </w:rPr>
+              <w:t xml:space="preserve">supermarkets</w:t>
             </w:r>
           </w:p>
         </w:tc>
@@ -10369,7 +10485,7 @@
                 <w:sz w:val="16"/>
                 <w:szCs w:val="16"/>
               </w:rPr>
-              <w:t xml:space="preserve">Collecting</w:t>
+              <w:t xml:space="preserve">therefore</w:t>
             </w:r>
           </w:p>
         </w:tc>
@@ -10395,14 +10511,14 @@
                 <w:sz w:val="16"/>
                 <w:szCs w:val="16"/>
               </w:rPr>
-              <w:t xml:space="preserve">7  </w:t>
-            </w:r>
-            <w:r>
-              <w:rPr>
-                <w:sz w:val="16"/>
-                <w:szCs w:val="16"/>
-              </w:rPr>
-              <w:t xml:space="preserve">payment</w:t>
+              <w:t xml:space="preserve">8  </w:t>
+            </w:r>
+            <w:r>
+              <w:rPr>
+                <w:sz w:val="16"/>
+                <w:szCs w:val="16"/>
+              </w:rPr>
+              <w:t xml:space="preserve">suppliers</w:t>
             </w:r>
           </w:p>
         </w:tc>
@@ -10437,7 +10553,7 @@
                 <w:sz w:val="16"/>
                 <w:szCs w:val="16"/>
               </w:rPr>
-              <w:t xml:space="preserve">+420,000</w:t>
+              <w:t xml:space="preserve">customers</w:t>
             </w:r>
           </w:p>
         </w:tc>
@@ -10463,14 +10579,14 @@
                 <w:sz w:val="16"/>
                 <w:szCs w:val="16"/>
               </w:rPr>
-              <w:t xml:space="preserve">8  </w:t>
-            </w:r>
-            <w:r>
-              <w:rPr>
-                <w:sz w:val="16"/>
-                <w:szCs w:val="16"/>
-              </w:rPr>
-              <w:t xml:space="preserve">themselves</w:t>
+              <w:t xml:space="preserve">9  </w:t>
+            </w:r>
+            <w:r>
+              <w:rPr>
+                <w:sz w:val="16"/>
+                <w:szCs w:val="16"/>
+              </w:rPr>
+              <w:t xml:space="preserve">management</w:t>
             </w:r>
           </w:p>
         </w:tc>
@@ -10505,7 +10621,7 @@
                 <w:sz w:val="16"/>
                 <w:szCs w:val="16"/>
               </w:rPr>
-              <w:t xml:space="preserve">supermarkets</w:t>
+              <w:t xml:space="preserve">suppliers</w:t>
             </w:r>
           </w:p>
         </w:tc>
@@ -10531,14 +10647,14 @@
                 <w:sz w:val="16"/>
                 <w:szCs w:val="16"/>
               </w:rPr>
-              <w:t xml:space="preserve">9  </w:t>
-            </w:r>
-            <w:r>
-              <w:rPr>
-                <w:sz w:val="16"/>
-                <w:szCs w:val="16"/>
-              </w:rPr>
-              <w:t xml:space="preserve">operating</w:t>
+              <w:t xml:space="preserve">10  </w:t>
+            </w:r>
+            <w:r>
+              <w:rPr>
+                <w:sz w:val="16"/>
+                <w:szCs w:val="16"/>
+              </w:rPr>
+              <w:t xml:space="preserve">payment</w:t>
             </w:r>
           </w:p>
         </w:tc>
@@ -10573,7 +10689,7 @@
                 <w:sz w:val="16"/>
                 <w:szCs w:val="16"/>
               </w:rPr>
-              <w:t xml:space="preserve">suppliers</w:t>
+              <w:t xml:space="preserve">concentrate</w:t>
             </w:r>
           </w:p>
         </w:tc>
@@ -10589,14 +10705,92 @@
           </w:tcPr>
           <w:p>
             <w:pPr>
-              <w:spacing w:before="24" w:after="24"/>
-            </w:pPr>
-            <w:r>
-              <w:rPr>
-                <w:sz w:val="16"/>
-                <w:szCs w:val="16"/>
-              </w:rPr>
-              <w:t xml:space="preserve"/>
+              <w:spacing w:before="12" w:after="12"/>
+            </w:pPr>
+            <w:r>
+              <w:rPr>
+                <w:b/>
+                <w:bCs/>
+                <w:color w:val="8186EF"/>
+                <w:sz w:val="16"/>
+                <w:szCs w:val="16"/>
+              </w:rPr>
+              <w:t xml:space="preserve">11  </w:t>
+            </w:r>
+            <w:r>
+              <w:rPr>
+                <w:sz w:val="16"/>
+                <w:szCs w:val="16"/>
+              </w:rPr>
+              <w:t xml:space="preserve">themselves</w:t>
+            </w:r>
+          </w:p>
+        </w:tc>
+      </w:tr>
+      <w:tr>
+        <w:tc>
+          <w:tcPr>
+            <w:tcW w:type="pct" w:w="2500"/>
+            <w:tcMar>
+              <w:top w:type="dxa" w:w="20"/>
+              <w:left w:type="dxa" w:w="80"/>
+              <w:bottom w:type="dxa" w:w="20"/>
+              <w:right w:type="dxa" w:w="80"/>
+            </w:tcMar>
+          </w:tcPr>
+          <w:p>
+            <w:pPr>
+              <w:spacing w:before="12" w:after="12"/>
+            </w:pPr>
+            <w:r>
+              <w:rPr>
+                <w:b/>
+                <w:bCs/>
+                <w:color w:val="8186EF"/>
+                <w:sz w:val="16"/>
+                <w:szCs w:val="16"/>
+              </w:rPr>
+              <w:t xml:space="preserve">6  </w:t>
+            </w:r>
+            <w:r>
+              <w:rPr>
+                <w:sz w:val="16"/>
+                <w:szCs w:val="16"/>
+              </w:rPr>
+              <w:t xml:space="preserve">+420,000</w:t>
+            </w:r>
+          </w:p>
+        </w:tc>
+        <w:tc>
+          <w:tcPr>
+            <w:tcW w:type="pct" w:w="2500"/>
+            <w:tcMar>
+              <w:top w:type="dxa" w:w="20"/>
+              <w:left w:type="dxa" w:w="80"/>
+              <w:bottom w:type="dxa" w:w="20"/>
+              <w:right w:type="dxa" w:w="80"/>
+            </w:tcMar>
+          </w:tcPr>
+          <w:p>
+            <w:pPr>
+              <w:spacing w:before="12" w:after="12"/>
+            </w:pPr>
+            <w:r>
+              <w:rPr>
+                <w:b/>
+                <w:bCs/>
+                <w:color w:val="8186EF"/>
+                <w:sz w:val="16"/>
+                <w:szCs w:val="16"/>
+              </w:rPr>
+              <w:t xml:space="preserve">12  </w:t>
+            </w:r>
+            <w:r>
+              <w:rPr>
+                <w:sz w:val="16"/>
+                <w:szCs w:val="16"/>
+              </w:rPr>
+              <w:t xml:space="preserve">operating</w:t>
             </w:r>
           </w:p>
         </w:tc>
@@ -10639,7 +10833,7 @@
           <w:sz w:val="15"/>
           <w:szCs w:val="15"/>
         </w:rPr>
-        <w:t xml:space="preserve">Credit and payables policies change the timing of cash, and therefore the borrowing. Collecting faster from customers brings cash in earlier; paying suppliers faster sends it out earlier.</w:t>
+        <w:t xml:space="preserve">Credit and payables policies change the timing of cash, and therefore the borrowing. Collecting faster from customers brings cash in earlier; paying suppliers faster sends it out earlier. Collecting 50% in the quarter of sale would add $420,000 of cash; paying for concentrate in full at once would take more cash out and raise the loan.</w:t>
       </w:r>
     </w:p>
     <w:p>

--- a/CMA_Summaries_B3_Ch09.docx
+++ b/CMA_Summaries_B3_Ch09.docx
@@ -524,7 +524,7 @@
           <w:sz w:val="19"/>
           <w:szCs w:val="19"/>
         </w:rPr>
-        <w:t xml:space="preserve">The project budget: </w:t>
+        <w:t xml:space="preserve">The project budget: equipment in the first quarter, </w:t>
       </w:r>
       <w:r>
         <w:rPr>
@@ -542,7 +542,7 @@
           <w:sz w:val="19"/>
           <w:szCs w:val="19"/>
         </w:rPr>
-        <w:t xml:space="preserve">           </w:t>
+        <w:t xml:space="preserve">              </w:t>
       </w:r>
       <w:r>
         <w:rPr>
@@ -556,7 +556,7 @@
           <w:sz w:val="19"/>
           <w:szCs w:val="19"/>
         </w:rPr>
-        <w:t xml:space="preserve"> in the first quarter, </w:t>
+        <w:t xml:space="preserve"> and half the </w:t>
       </w:r>
       <w:r>
         <w:rPr>
@@ -574,7 +574,7 @@
           <w:sz w:val="19"/>
           <w:szCs w:val="19"/>
         </w:rPr>
-        <w:t xml:space="preserve">              </w:t>
+        <w:t xml:space="preserve">           </w:t>
       </w:r>
       <w:r>
         <w:rPr>
@@ -588,7 +588,7 @@
           <w:sz w:val="19"/>
           <w:szCs w:val="19"/>
         </w:rPr>
-        <w:t xml:space="preserve"> and half the training in the second, the rest in the third. </w:t>
+        <w:t xml:space="preserve"> in the second, the rest in the third. </w:t>
       </w:r>
     </w:p>
     <w:tbl>
@@ -646,7 +646,7 @@
                 <w:sz w:val="16"/>
                 <w:szCs w:val="16"/>
               </w:rPr>
-              <w:t xml:space="preserve">installation   ·   equipment   ·   training</w:t>
+              <w:t xml:space="preserve">training   ·   installation   ·   investment</w:t>
             </w:r>
           </w:p>
         </w:tc>
@@ -701,7 +701,7 @@
       <w:r>
         <w:drawing>
           <wp:inline distT="0" distB="0" distL="0" distR="0">
-            <wp:extent cx="5734050" cy="1644775"/>
+            <wp:extent cx="5734050" cy="2067275"/>
             <wp:effectExtent t="0" r="0" b="0" l="0"/>
             <wp:docPr id="1" name="" descr="" title=""/>
             <wp:cNvGraphicFramePr>
@@ -726,7 +726,7 @@
                   <pic:spPr bwMode="auto">
                     <a:xfrm>
                       <a:off x="0" y="0"/>
-                      <a:ext cx="5734050" cy="1644775"/>
+                      <a:ext cx="5734050" cy="2067275"/>
                     </a:xfrm>
                     <a:prstGeom prst="rect">
                       <a:avLst/>
@@ -1363,7 +1363,7 @@
                 <w:sz w:val="16"/>
                 <w:szCs w:val="16"/>
               </w:rPr>
-              <w:t xml:space="preserve">installation</w:t>
+              <w:t xml:space="preserve">training</w:t>
             </w:r>
           </w:p>
         </w:tc>
@@ -1806,7 +1806,7 @@
                 <w:sz w:val="16"/>
                 <w:szCs w:val="16"/>
               </w:rPr>
-              <w:t xml:space="preserve">equipment</w:t>
+              <w:t xml:space="preserve">installation</w:t>
             </w:r>
           </w:p>
         </w:tc>
@@ -2997,7 +2997,7 @@
           <w:sz w:val="19"/>
           <w:szCs w:val="19"/>
         </w:rPr>
-        <w:t xml:space="preserve">Cash </w:t>
+        <w:t xml:space="preserve">Cash collections follow the credit </w:t>
       </w:r>
       <w:r>
         <w:rPr>
@@ -3015,7 +3015,7 @@
           <w:sz w:val="19"/>
           <w:szCs w:val="19"/>
         </w:rPr>
-        <w:t xml:space="preserve">             </w:t>
+        <w:t xml:space="preserve">           </w:t>
       </w:r>
       <w:r>
         <w:rPr>
@@ -3029,7 +3029,14 @@
           <w:sz w:val="19"/>
           <w:szCs w:val="19"/>
         </w:rPr>
-        <w:t xml:space="preserve"> follow the </w:t>
+        <w:t xml:space="preserve">, not the sales budget. </w:t>
+      </w:r>
+      <w:r>
+        <w:rPr>
+          <w:sz w:val="19"/>
+          <w:szCs w:val="19"/>
+        </w:rPr>
+        <w:t xml:space="preserve"/>
       </w:r>
       <w:r>
         <w:rPr>
@@ -3061,14 +3068,7 @@
           <w:sz w:val="19"/>
           <w:szCs w:val="19"/>
         </w:rPr>
-        <w:t xml:space="preserve"> policy, not the sales budget. </w:t>
-      </w:r>
-      <w:r>
-        <w:rPr>
-          <w:sz w:val="19"/>
-          <w:szCs w:val="19"/>
-        </w:rPr>
-        <w:t xml:space="preserve">Beverages collects 40% of each quarter's sales in that quarter and 60% in the next, so the first quarter also collects the rest of last year's </w:t>
+        <w:t xml:space="preserve"> collects 40% of each quarter's sales in that quarter and 60% in the next, so the first quarter also collects the rest of last year's </w:t>
       </w:r>
       <w:r>
         <w:rPr>
@@ -3158,7 +3158,7 @@
                 <w:sz w:val="16"/>
                 <w:szCs w:val="16"/>
               </w:rPr>
-              <w:t xml:space="preserve">collections   ·   fourth-quarter   ·   supplier   ·   credit</w:t>
+              <w:t xml:space="preserve">policy   ·   fourth-quarter   ·   concentrate   ·   Beverages</w:t>
             </w:r>
           </w:p>
         </w:tc>
@@ -3399,7 +3399,7 @@
           <w:sz w:val="15"/>
           <w:szCs w:val="15"/>
         </w:rPr>
-        <w:t xml:space="preserve">Name each point on the scale from where it sits.</w:t>
+        <w:t xml:space="preserve">The bars are drawn to scale.</w:t>
       </w:r>
     </w:p>
     <w:p>
@@ -3410,7 +3410,7 @@
       <w:r>
         <w:drawing>
           <wp:inline distT="0" distB="0" distL="0" distR="0">
-            <wp:extent cx="5734050" cy="2452050"/>
+            <wp:extent cx="5734050" cy="2067275"/>
             <wp:effectExtent t="0" r="0" b="0" l="0"/>
             <wp:docPr id="1" name="" descr="" title=""/>
             <wp:cNvGraphicFramePr>
@@ -3435,7 +3435,7 @@
                   <pic:spPr bwMode="auto">
                     <a:xfrm>
                       <a:off x="0" y="0"/>
-                      <a:ext cx="5734050" cy="2452050"/>
+                      <a:ext cx="5734050" cy="2067275"/>
                     </a:xfrm>
                     <a:prstGeom prst="rect">
                       <a:avLst/>
@@ -3503,7 +3503,7 @@
                 <w:sz w:val="16"/>
                 <w:szCs w:val="16"/>
               </w:rPr>
-              <w:t xml:space="preserve">Q1   ·   Q4   ·   cash collections</w:t>
+              <w:t xml:space="preserve">Cash collections   ·   cash disbursements</w:t>
             </w:r>
           </w:p>
         </w:tc>
@@ -3530,7 +3530,7 @@
           <w:sz w:val="16"/>
           <w:szCs w:val="16"/>
         </w:rPr>
-        <w:t xml:space="preserve">      gaps 8–10</w:t>
+        <w:t xml:space="preserve">      gaps 7–9</w:t>
       </w:r>
     </w:p>
     <w:p>
@@ -3553,7 +3553,7 @@
           <w:sz w:val="15"/>
           <w:szCs w:val="15"/>
         </w:rPr>
-        <w:t xml:space="preserve"> (8) </w:t>
+        <w:t xml:space="preserve"> (7) </w:t>
       </w:r>
       <w:r>
         <w:rPr>
@@ -3575,7 +3575,14 @@
           <w:sz w:val="19"/>
           <w:szCs w:val="19"/>
         </w:rPr>
-        <w:t xml:space="preserve"> follow the </w:t>
+        <w:t xml:space="preserve"> follow the payment terms in the same way. </w:t>
+      </w:r>
+      <w:r>
+        <w:rPr>
+          <w:sz w:val="19"/>
+          <w:szCs w:val="19"/>
+        </w:rPr>
+        <w:t xml:space="preserve">The </w:t>
       </w:r>
       <w:r>
         <w:rPr>
@@ -3585,7 +3592,7 @@
           <w:sz w:val="15"/>
           <w:szCs w:val="15"/>
         </w:rPr>
-        <w:t xml:space="preserve"> (9) </w:t>
+        <w:t xml:space="preserve"> (8) </w:t>
       </w:r>
       <w:r>
         <w:rPr>
@@ -3593,7 +3600,7 @@
           <w:sz w:val="19"/>
           <w:szCs w:val="19"/>
         </w:rPr>
-        <w:t xml:space="preserve">           </w:t>
+        <w:t xml:space="preserve">             </w:t>
       </w:r>
       <w:r>
         <w:rPr>
@@ -3607,14 +3614,7 @@
           <w:sz w:val="19"/>
           <w:szCs w:val="19"/>
         </w:rPr>
-        <w:t xml:space="preserve"> terms in the same way. </w:t>
-      </w:r>
-      <w:r>
-        <w:rPr>
-          <w:sz w:val="19"/>
-          <w:szCs w:val="19"/>
-        </w:rPr>
-        <w:t xml:space="preserve">The </w:t>
+        <w:t xml:space="preserve"> supplier is paid 50% in the quarter of </w:t>
       </w:r>
       <w:r>
         <w:rPr>
@@ -3624,7 +3624,7 @@
           <w:sz w:val="15"/>
           <w:szCs w:val="15"/>
         </w:rPr>
-        <w:t xml:space="preserve"> (10) </w:t>
+        <w:t xml:space="preserve"> (9) </w:t>
       </w:r>
       <w:r>
         <w:rPr>
@@ -3632,7 +3632,7 @@
           <w:sz w:val="19"/>
           <w:szCs w:val="19"/>
         </w:rPr>
-        <w:t xml:space="preserve">             </w:t>
+        <w:t xml:space="preserve">           </w:t>
       </w:r>
       <w:r>
         <w:rPr>
@@ -3646,7 +3646,7 @@
           <w:sz w:val="19"/>
           <w:szCs w:val="19"/>
         </w:rPr>
-        <w:t xml:space="preserve"> supplier is paid 50% in the quarter of purchase and the rest in the next; bottles, wages and most expenses are paid as they occur. </w:t>
+        <w:t xml:space="preserve"> and the rest in the next; bottles, wages and most expenses are paid as they occur. </w:t>
       </w:r>
     </w:p>
     <w:tbl>
@@ -3704,7 +3704,7 @@
                 <w:sz w:val="16"/>
                 <w:szCs w:val="16"/>
               </w:rPr>
-              <w:t xml:space="preserve">disbursements   ·   straight   ·   concentrate   ·   payment</w:t>
+              <w:t xml:space="preserve">disbursements   ·   straight   ·   purchase   ·   concentrate</w:t>
             </w:r>
           </w:p>
         </w:tc>
@@ -3986,7 +3986,7 @@
           <w:sz w:val="16"/>
           <w:szCs w:val="16"/>
         </w:rPr>
-        <w:t xml:space="preserve">      gaps 13–14</w:t>
+        <w:t xml:space="preserve">      gaps 12–13</w:t>
       </w:r>
     </w:p>
     <w:p>
@@ -4009,7 +4009,7 @@
           <w:sz w:val="15"/>
           <w:szCs w:val="15"/>
         </w:rPr>
-        <w:t xml:space="preserve"> (13) </w:t>
+        <w:t xml:space="preserve"> (12) </w:t>
       </w:r>
       <w:r>
         <w:rPr>
@@ -4038,7 +4038,7 @@
           <w:sz w:val="19"/>
           <w:szCs w:val="19"/>
         </w:rPr>
-        <w:t xml:space="preserve">Build a </w:t>
+        <w:t xml:space="preserve">Build a collections schedule and a </w:t>
       </w:r>
       <w:r>
         <w:rPr>
@@ -4048,7 +4048,7 @@
           <w:sz w:val="15"/>
           <w:szCs w:val="15"/>
         </w:rPr>
-        <w:t xml:space="preserve"> (14) </w:t>
+        <w:t xml:space="preserve"> (13) </w:t>
       </w:r>
       <w:r>
         <w:rPr>
@@ -4056,7 +4056,7 @@
           <w:sz w:val="19"/>
           <w:szCs w:val="19"/>
         </w:rPr>
-        <w:t xml:space="preserve">             </w:t>
+        <w:t xml:space="preserve">           </w:t>
       </w:r>
       <w:r>
         <w:rPr>
@@ -4070,7 +4070,7 @@
           <w:sz w:val="19"/>
           <w:szCs w:val="19"/>
         </w:rPr>
-        <w:t xml:space="preserve"> schedule and a payments schedule first. </w:t>
+        <w:t xml:space="preserve"> schedule first. </w:t>
       </w:r>
     </w:p>
     <w:tbl>
@@ -4128,7 +4128,7 @@
                 <w:sz w:val="16"/>
                 <w:szCs w:val="16"/>
               </w:rPr>
-              <w:t xml:space="preserve">disbursements   ·   purchases   ·   collections</w:t>
+              <w:t xml:space="preserve">straight   ·   purchases   ·   payments</w:t>
             </w:r>
           </w:p>
         </w:tc>
@@ -4635,7 +4635,7 @@
                 <w:sz w:val="16"/>
                 <w:szCs w:val="16"/>
               </w:rPr>
-              <w:t xml:space="preserve">collections</w:t>
+              <w:t xml:space="preserve">policy</w:t>
             </w:r>
           </w:p>
         </w:tc>
@@ -4668,7 +4668,7 @@
                 <w:sz w:val="16"/>
                 <w:szCs w:val="16"/>
               </w:rPr>
-              <w:t xml:space="preserve">payment</w:t>
+              <w:t xml:space="preserve">purchase</w:t>
             </w:r>
           </w:p>
         </w:tc>
@@ -4703,7 +4703,7 @@
                 <w:sz w:val="16"/>
                 <w:szCs w:val="16"/>
               </w:rPr>
-              <w:t xml:space="preserve">credit</w:t>
+              <w:t xml:space="preserve">Beverages</w:t>
             </w:r>
           </w:p>
         </w:tc>
@@ -4736,7 +4736,7 @@
                 <w:sz w:val="16"/>
                 <w:szCs w:val="16"/>
               </w:rPr>
-              <w:t xml:space="preserve">concentrate</w:t>
+              <w:t xml:space="preserve">Purchases (Chapter 7)</w:t>
             </w:r>
           </w:p>
         </w:tc>
@@ -4804,7 +4804,7 @@
                 <w:sz w:val="16"/>
                 <w:szCs w:val="16"/>
               </w:rPr>
-              <w:t xml:space="preserve">Purchases (Chapter 7)</w:t>
+              <w:t xml:space="preserve">Paid from last quarter (50%)</w:t>
             </w:r>
           </w:p>
         </w:tc>
@@ -4872,7 +4872,7 @@
                 <w:sz w:val="16"/>
                 <w:szCs w:val="16"/>
               </w:rPr>
-              <w:t xml:space="preserve">Paid from last quarter (50%)</w:t>
+              <w:t xml:space="preserve">purchases</w:t>
             </w:r>
           </w:p>
         </w:tc>
@@ -4940,7 +4940,7 @@
                 <w:sz w:val="16"/>
                 <w:szCs w:val="16"/>
               </w:rPr>
-              <w:t xml:space="preserve">purchases</w:t>
+              <w:t xml:space="preserve">payments</w:t>
             </w:r>
           </w:p>
         </w:tc>
@@ -4975,7 +4975,7 @@
                 <w:sz w:val="16"/>
                 <w:szCs w:val="16"/>
               </w:rPr>
-              <w:t xml:space="preserve">Q1</w:t>
+              <w:t xml:space="preserve">Cash collections</w:t>
             </w:r>
           </w:p>
         </w:tc>
@@ -5008,7 +5008,7 @@
                 <w:sz w:val="16"/>
                 <w:szCs w:val="16"/>
               </w:rPr>
-              <w:t xml:space="preserve">collections</w:t>
+              <w:t xml:space="preserve">cash disbursements</w:t>
             </w:r>
           </w:p>
         </w:tc>
@@ -5043,7 +5043,7 @@
                 <w:sz w:val="16"/>
                 <w:szCs w:val="16"/>
               </w:rPr>
-              <w:t xml:space="preserve">Q4</w:t>
+              <w:t xml:space="preserve">disbursements</w:t>
             </w:r>
           </w:p>
         </w:tc>
@@ -5076,7 +5076,7 @@
                 <w:sz w:val="16"/>
                 <w:szCs w:val="16"/>
               </w:rPr>
-              <w:t xml:space="preserve">cash disbursements</w:t>
+              <w:t xml:space="preserve">credit policy</w:t>
             </w:r>
           </w:p>
         </w:tc>
@@ -5111,7 +5111,7 @@
                 <w:sz w:val="16"/>
                 <w:szCs w:val="16"/>
               </w:rPr>
-              <w:t xml:space="preserve">disbursements</w:t>
+              <w:t xml:space="preserve">concentrate</w:t>
             </w:r>
           </w:p>
         </w:tc>
@@ -5127,24 +5127,14 @@
           </w:tcPr>
           <w:p>
             <w:pPr>
-              <w:spacing w:before="12" w:after="12"/>
-            </w:pPr>
-            <w:r>
-              <w:rPr>
-                <w:b/>
-                <w:bCs/>
-                <w:color w:val="8186EF"/>
-                <w:sz w:val="16"/>
-                <w:szCs w:val="16"/>
-              </w:rPr>
-              <w:t xml:space="preserve">16  </w:t>
-            </w:r>
-            <w:r>
-              <w:rPr>
-                <w:sz w:val="16"/>
-                <w:szCs w:val="16"/>
-              </w:rPr>
-              <w:t xml:space="preserve">credit policy</w:t>
+              <w:spacing w:before="24" w:after="24"/>
+            </w:pPr>
+            <w:r>
+              <w:rPr>
+                <w:sz w:val="16"/>
+                <w:szCs w:val="16"/>
+              </w:rPr>
+              <w:t xml:space="preserve"/>
             </w:r>
           </w:p>
         </w:tc>
@@ -5379,7 +5369,7 @@
           <w:sz w:val="19"/>
           <w:szCs w:val="19"/>
         </w:rPr>
-        <w:t xml:space="preserve">The cash budget has four parts: beginning cash plus </w:t>
+        <w:t xml:space="preserve">The cash budget has four parts: beginning cash plus collections gives cash available; minus disbursements gives cash before financing; borrowing, interest and </w:t>
       </w:r>
       <w:r>
         <w:rPr>
@@ -5397,7 +5387,7 @@
           <w:sz w:val="19"/>
           <w:szCs w:val="19"/>
         </w:rPr>
-        <w:t xml:space="preserve">             </w:t>
+        <w:t xml:space="preserve">            </w:t>
       </w:r>
       <w:r>
         <w:rPr>
@@ -5411,7 +5401,14 @@
           <w:sz w:val="19"/>
           <w:szCs w:val="19"/>
         </w:rPr>
-        <w:t xml:space="preserve"> gives cash available; minus </w:t>
+        <w:t xml:space="preserve"> give ending cash. </w:t>
+      </w:r>
+      <w:r>
+        <w:rPr>
+          <w:sz w:val="19"/>
+          <w:szCs w:val="19"/>
+        </w:rPr>
+        <w:t xml:space="preserve"/>
       </w:r>
       <w:r>
         <w:rPr>
@@ -5429,7 +5426,7 @@
           <w:sz w:val="19"/>
           <w:szCs w:val="19"/>
         </w:rPr>
-        <w:t xml:space="preserve">               </w:t>
+        <w:t xml:space="preserve">            </w:t>
       </w:r>
       <w:r>
         <w:rPr>
@@ -5443,14 +5440,7 @@
           <w:sz w:val="19"/>
           <w:szCs w:val="19"/>
         </w:rPr>
-        <w:t xml:space="preserve"> gives cash before financing; borrowing, interest and repayments give ending cash. </w:t>
-      </w:r>
-      <w:r>
-        <w:rPr>
-          <w:sz w:val="19"/>
-          <w:szCs w:val="19"/>
-        </w:rPr>
-        <w:t xml:space="preserve"/>
+        <w:t xml:space="preserve"> keeps a minimum cash </w:t>
       </w:r>
       <w:r>
         <w:rPr>
@@ -5468,7 +5458,7 @@
           <w:sz w:val="19"/>
           <w:szCs w:val="19"/>
         </w:rPr>
-        <w:t xml:space="preserve">            </w:t>
+        <w:t xml:space="preserve">           </w:t>
       </w:r>
       <w:r>
         <w:rPr>
@@ -5482,7 +5472,14 @@
           <w:sz w:val="19"/>
           <w:szCs w:val="19"/>
         </w:rPr>
-        <w:t xml:space="preserve"> keeps a minimum cash </w:t>
+        <w:t xml:space="preserve"> of $400,000. </w:t>
+      </w:r>
+      <w:r>
+        <w:rPr>
+          <w:sz w:val="19"/>
+          <w:szCs w:val="19"/>
+        </w:rPr>
+        <w:t xml:space="preserve"/>
       </w:r>
       <w:r>
         <w:rPr>
@@ -5514,14 +5511,14 @@
           <w:sz w:val="19"/>
           <w:szCs w:val="19"/>
         </w:rPr>
-        <w:t xml:space="preserve"> of $400,000. </w:t>
-      </w:r>
-      <w:r>
-        <w:rPr>
-          <w:sz w:val="19"/>
-          <w:szCs w:val="19"/>
-        </w:rPr>
-        <w:t xml:space="preserve"/>
+        <w:t xml:space="preserve"> costs are left out. </w:t>
+      </w:r>
+      <w:r>
+        <w:rPr>
+          <w:sz w:val="19"/>
+          <w:szCs w:val="19"/>
+        </w:rPr>
+        <w:t xml:space="preserve">Fixed overhead is paid at $300,000 a quarter, not $450,000, because $150,000 of it is depreciation; fixed selling and </w:t>
       </w:r>
       <w:r>
         <w:rPr>
@@ -5539,7 +5536,7 @@
           <w:sz w:val="19"/>
           <w:szCs w:val="19"/>
         </w:rPr>
-        <w:t xml:space="preserve">           </w:t>
+        <w:t xml:space="preserve">                </w:t>
       </w:r>
       <w:r>
         <w:rPr>
@@ -5553,14 +5550,7 @@
           <w:sz w:val="19"/>
           <w:szCs w:val="19"/>
         </w:rPr>
-        <w:t xml:space="preserve"> costs are left out. </w:t>
-      </w:r>
-      <w:r>
-        <w:rPr>
-          <w:sz w:val="19"/>
-          <w:szCs w:val="19"/>
-        </w:rPr>
-        <w:t xml:space="preserve">Fixed overhead is paid at $300,000 a quarter, not $450,000, because $150,000 of it is depreciation; fixed selling and administrative costs are paid at $550,000. </w:t>
+        <w:t xml:space="preserve"> costs are paid at $550,000. </w:t>
       </w:r>
     </w:p>
     <w:tbl>
@@ -5618,7 +5608,7 @@
                 <w:sz w:val="16"/>
                 <w:szCs w:val="16"/>
               </w:rPr>
-              <w:t xml:space="preserve">balance   ·   repayments   ·   Management   ·   disbursements   ·   collections   ·   Non-cash</w:t>
+              <w:t xml:space="preserve">Non-cash   ·   selling   ·   balance   ·   Management   ·   repayments   ·   administrative</w:t>
             </w:r>
           </w:p>
         </w:tc>
@@ -5744,7 +5734,7 @@
           <w:sz w:val="19"/>
           <w:szCs w:val="19"/>
         </w:rPr>
-        <w:t xml:space="preserve">To stay above the minimum after interest, </w:t>
+        <w:t xml:space="preserve">To stay above the minimum after interest, Beverages </w:t>
       </w:r>
       <w:r>
         <w:rPr>
@@ -5776,7 +5766,7 @@
           <w:sz w:val="19"/>
           <w:szCs w:val="19"/>
         </w:rPr>
-        <w:t xml:space="preserve"> borrows $1,000,000 in steps of $100,000; after interest of $20,000, ending cash is $456,250. </w:t>
+        <w:t xml:space="preserve"> $1,000,000 in steps of $100,000; after interest of $20,000, ending cash is $456,250. </w:t>
       </w:r>
     </w:p>
     <w:tbl>
@@ -5834,7 +5824,7 @@
                 <w:sz w:val="16"/>
                 <w:szCs w:val="16"/>
               </w:rPr>
-              <w:t xml:space="preserve">quarter   ·   Beverages   ·   disbursements</w:t>
+              <w:t xml:space="preserve">quarter   ·   borrows   ·   disbursements</w:t>
             </w:r>
           </w:p>
         </w:tc>
@@ -5855,11 +5845,11 @@
         </w:tblBorders>
       </w:tblPr>
       <w:tblGrid>
-        <w:gridCol w:w="3011"/>
-        <w:gridCol w:w="1679"/>
-        <w:gridCol w:w="1661"/>
-        <w:gridCol w:w="1670"/>
-        <w:gridCol w:w="1579"/>
+        <w:gridCol w:w="3099"/>
+        <w:gridCol w:w="1656"/>
+        <w:gridCol w:w="1639"/>
+        <w:gridCol w:w="1648"/>
+        <w:gridCol w:w="1558"/>
       </w:tblGrid>
       <w:tr>
         <w:tc>
@@ -5894,7 +5884,7 @@
       <w:tr>
         <w:tc>
           <w:tcPr>
-            <w:tcW w:type="pct" w:w="1568"/>
+            <w:tcW w:type="pct" w:w="1614"/>
             <w:shd w:fill="353A7C" w:val="clear"/>
             <w:tcMar>
               <w:top w:type="dxa" w:w="50"/>
@@ -5921,7 +5911,7 @@
         </w:tc>
         <w:tc>
           <w:tcPr>
-            <w:tcW w:type="pct" w:w="874"/>
+            <w:tcW w:type="pct" w:w="863"/>
             <w:shd w:fill="353A7C" w:val="clear"/>
             <w:tcMar>
               <w:top w:type="dxa" w:w="50"/>
@@ -5948,7 +5938,7 @@
         </w:tc>
         <w:tc>
           <w:tcPr>
-            <w:tcW w:type="pct" w:w="865"/>
+            <w:tcW w:type="pct" w:w="854"/>
             <w:shd w:fill="353A7C" w:val="clear"/>
             <w:tcMar>
               <w:top w:type="dxa" w:w="50"/>
@@ -5975,7 +5965,7 @@
         </w:tc>
         <w:tc>
           <w:tcPr>
-            <w:tcW w:type="pct" w:w="870"/>
+            <w:tcW w:type="pct" w:w="858"/>
             <w:shd w:fill="353A7C" w:val="clear"/>
             <w:tcMar>
               <w:top w:type="dxa" w:w="50"/>
@@ -6002,7 +5992,7 @@
         </w:tc>
         <w:tc>
           <w:tcPr>
-            <w:tcW w:type="pct" w:w="822"/>
+            <w:tcW w:type="pct" w:w="811"/>
             <w:shd w:fill="353A7C" w:val="clear"/>
             <w:tcMar>
               <w:top w:type="dxa" w:w="50"/>
@@ -6031,7 +6021,7 @@
       <w:tr>
         <w:tc>
           <w:tcPr>
-            <w:tcW w:type="pct" w:w="1568"/>
+            <w:tcW w:type="pct" w:w="1614"/>
             <w:tcMar>
               <w:top w:type="dxa" w:w="50"/>
               <w:left w:type="dxa" w:w="110"/>
@@ -6054,7 +6044,7 @@
         </w:tc>
         <w:tc>
           <w:tcPr>
-            <w:tcW w:type="pct" w:w="874"/>
+            <w:tcW w:type="pct" w:w="863"/>
             <w:tcMar>
               <w:top w:type="dxa" w:w="50"/>
               <w:left w:type="dxa" w:w="110"/>
@@ -6077,7 +6067,7 @@
         </w:tc>
         <w:tc>
           <w:tcPr>
-            <w:tcW w:type="pct" w:w="865"/>
+            <w:tcW w:type="pct" w:w="854"/>
             <w:tcMar>
               <w:top w:type="dxa" w:w="50"/>
               <w:left w:type="dxa" w:w="110"/>
@@ -6100,7 +6090,7 @@
         </w:tc>
         <w:tc>
           <w:tcPr>
-            <w:tcW w:type="pct" w:w="870"/>
+            <w:tcW w:type="pct" w:w="858"/>
             <w:tcMar>
               <w:top w:type="dxa" w:w="50"/>
               <w:left w:type="dxa" w:w="110"/>
@@ -6123,7 +6113,7 @@
         </w:tc>
         <w:tc>
           <w:tcPr>
-            <w:tcW w:type="pct" w:w="822"/>
+            <w:tcW w:type="pct" w:w="811"/>
             <w:tcMar>
               <w:top w:type="dxa" w:w="50"/>
               <w:left w:type="dxa" w:w="110"/>
@@ -6148,7 +6138,7 @@
       <w:tr>
         <w:tc>
           <w:tcPr>
-            <w:tcW w:type="pct" w:w="1568"/>
+            <w:tcW w:type="pct" w:w="1614"/>
             <w:shd w:fill="FBFAF6" w:val="clear"/>
             <w:tcMar>
               <w:top w:type="dxa" w:w="50"/>
@@ -6172,7 +6162,7 @@
         </w:tc>
         <w:tc>
           <w:tcPr>
-            <w:tcW w:type="pct" w:w="874"/>
+            <w:tcW w:type="pct" w:w="863"/>
             <w:shd w:fill="FBFAF6" w:val="clear"/>
             <w:tcMar>
               <w:top w:type="dxa" w:w="50"/>
@@ -6196,7 +6186,7 @@
         </w:tc>
         <w:tc>
           <w:tcPr>
-            <w:tcW w:type="pct" w:w="865"/>
+            <w:tcW w:type="pct" w:w="854"/>
             <w:shd w:fill="FBFAF6" w:val="clear"/>
             <w:tcMar>
               <w:top w:type="dxa" w:w="50"/>
@@ -6220,7 +6210,7 @@
         </w:tc>
         <w:tc>
           <w:tcPr>
-            <w:tcW w:type="pct" w:w="870"/>
+            <w:tcW w:type="pct" w:w="858"/>
             <w:shd w:fill="FBFAF6" w:val="clear"/>
             <w:tcMar>
               <w:top w:type="dxa" w:w="50"/>
@@ -6244,7 +6234,7 @@
         </w:tc>
         <w:tc>
           <w:tcPr>
-            <w:tcW w:type="pct" w:w="822"/>
+            <w:tcW w:type="pct" w:w="811"/>
             <w:shd w:fill="FBFAF6" w:val="clear"/>
             <w:tcMar>
               <w:top w:type="dxa" w:w="50"/>
@@ -6270,7 +6260,485 @@
       <w:tr>
         <w:tc>
           <w:tcPr>
-            <w:tcW w:type="pct" w:w="1568"/>
+            <w:tcW w:type="pct" w:w="1614"/>
+            <w:tcMar>
+              <w:top w:type="dxa" w:w="50"/>
+              <w:left w:type="dxa" w:w="110"/>
+              <w:bottom w:type="dxa" w:w="50"/>
+              <w:right w:type="dxa" w:w="110"/>
+            </w:tcMar>
+          </w:tcPr>
+          <w:p>
+            <w:pPr>
+              <w:spacing w:before="28" w:after="28"/>
+            </w:pPr>
+            <w:r>
+              <w:rPr>
+                <w:sz w:val="15"/>
+                <w:szCs w:val="15"/>
+              </w:rPr>
+              <w:t xml:space="preserve">= Cash available</w:t>
+            </w:r>
+          </w:p>
+        </w:tc>
+        <w:tc>
+          <w:tcPr>
+            <w:tcW w:type="pct" w:w="863"/>
+            <w:tcMar>
+              <w:top w:type="dxa" w:w="50"/>
+              <w:left w:type="dxa" w:w="110"/>
+              <w:bottom w:type="dxa" w:w="50"/>
+              <w:right w:type="dxa" w:w="110"/>
+            </w:tcMar>
+          </w:tcPr>
+          <w:p>
+            <w:pPr>
+              <w:spacing w:before="28" w:after="28"/>
+            </w:pPr>
+            <w:r>
+              <w:rPr>
+                <w:sz w:val="15"/>
+                <w:szCs w:val="15"/>
+              </w:rPr>
+              <w:t xml:space="preserve">4,640,000</w:t>
+            </w:r>
+          </w:p>
+        </w:tc>
+        <w:tc>
+          <w:tcPr>
+            <w:tcW w:type="pct" w:w="854"/>
+            <w:tcMar>
+              <w:top w:type="dxa" w:w="50"/>
+              <w:left w:type="dxa" w:w="110"/>
+              <w:bottom w:type="dxa" w:w="50"/>
+              <w:right w:type="dxa" w:w="110"/>
+            </w:tcMar>
+          </w:tcPr>
+          <w:p>
+            <w:pPr>
+              <w:spacing w:before="28" w:after="28"/>
+            </w:pPr>
+            <w:r>
+              <w:rPr>
+                <w:sz w:val="15"/>
+                <w:szCs w:val="15"/>
+              </w:rPr>
+              <w:t xml:space="preserve">4,776,250</w:t>
+            </w:r>
+          </w:p>
+        </w:tc>
+        <w:tc>
+          <w:tcPr>
+            <w:tcW w:type="pct" w:w="858"/>
+            <w:tcMar>
+              <w:top w:type="dxa" w:w="50"/>
+              <w:left w:type="dxa" w:w="110"/>
+              <w:bottom w:type="dxa" w:w="50"/>
+              <w:right w:type="dxa" w:w="110"/>
+            </w:tcMar>
+          </w:tcPr>
+          <w:p>
+            <w:pPr>
+              <w:spacing w:before="28" w:after="28"/>
+            </w:pPr>
+            <w:r>
+              <w:rPr>
+                <w:sz w:val="15"/>
+                <w:szCs w:val="15"/>
+              </w:rPr>
+              <w:t xml:space="preserve">5,023,470</w:t>
+            </w:r>
+          </w:p>
+        </w:tc>
+        <w:tc>
+          <w:tcPr>
+            <w:tcW w:type="pct" w:w="811"/>
+            <w:tcMar>
+              <w:top w:type="dxa" w:w="50"/>
+              <w:left w:type="dxa" w:w="110"/>
+              <w:bottom w:type="dxa" w:w="50"/>
+              <w:right w:type="dxa" w:w="110"/>
+            </w:tcMar>
+          </w:tcPr>
+          <w:p>
+            <w:pPr>
+              <w:spacing w:before="28" w:after="28"/>
+            </w:pPr>
+            <w:r>
+              <w:rPr>
+                <w:sz w:val="15"/>
+                <w:szCs w:val="15"/>
+              </w:rPr>
+              <w:t xml:space="preserve">5,218,920</w:t>
+            </w:r>
+          </w:p>
+        </w:tc>
+      </w:tr>
+      <w:tr>
+        <w:tc>
+          <w:tcPr>
+            <w:tcW w:type="pct" w:w="1614"/>
+            <w:shd w:fill="FBFAF6" w:val="clear"/>
+            <w:tcMar>
+              <w:top w:type="dxa" w:w="50"/>
+              <w:left w:type="dxa" w:w="110"/>
+              <w:bottom w:type="dxa" w:w="50"/>
+              <w:right w:type="dxa" w:w="110"/>
+            </w:tcMar>
+          </w:tcPr>
+          <w:p>
+            <w:pPr>
+              <w:spacing w:before="28" w:after="28"/>
+            </w:pPr>
+            <w:r>
+              <w:rPr>
+                <w:sz w:val="15"/>
+                <w:szCs w:val="15"/>
+              </w:rPr>
+              <w:t xml:space="preserve">Concentrate</w:t>
+            </w:r>
+          </w:p>
+        </w:tc>
+        <w:tc>
+          <w:tcPr>
+            <w:tcW w:type="pct" w:w="863"/>
+            <w:shd w:fill="FBFAF6" w:val="clear"/>
+            <w:tcMar>
+              <w:top w:type="dxa" w:w="50"/>
+              <w:left w:type="dxa" w:w="110"/>
+              <w:bottom w:type="dxa" w:w="50"/>
+              <w:right w:type="dxa" w:w="110"/>
+            </w:tcMar>
+          </w:tcPr>
+          <w:p>
+            <w:pPr>
+              <w:spacing w:before="28" w:after="28"/>
+            </w:pPr>
+            <w:r>
+              <w:rPr>
+                <w:sz w:val="15"/>
+                <w:szCs w:val="15"/>
+              </w:rPr>
+              <w:t xml:space="preserve">(1,154,150)</w:t>
+            </w:r>
+          </w:p>
+        </w:tc>
+        <w:tc>
+          <w:tcPr>
+            <w:tcW w:type="pct" w:w="854"/>
+            <w:shd w:fill="FBFAF6" w:val="clear"/>
+            <w:tcMar>
+              <w:top w:type="dxa" w:w="50"/>
+              <w:left w:type="dxa" w:w="110"/>
+              <w:bottom w:type="dxa" w:w="50"/>
+              <w:right w:type="dxa" w:w="110"/>
+            </w:tcMar>
+          </w:tcPr>
+          <w:p>
+            <w:pPr>
+              <w:spacing w:before="28" w:after="28"/>
+            </w:pPr>
+            <w:r>
+              <w:rPr>
+                <w:sz w:val="15"/>
+                <w:szCs w:val="15"/>
+              </w:rPr>
+              <w:t xml:space="preserve">(1,197,180)</w:t>
+            </w:r>
+          </w:p>
+        </w:tc>
+        <w:tc>
+          <w:tcPr>
+            <w:tcW w:type="pct" w:w="858"/>
+            <w:shd w:fill="FBFAF6" w:val="clear"/>
+            <w:tcMar>
+              <w:top w:type="dxa" w:w="50"/>
+              <w:left w:type="dxa" w:w="110"/>
+              <w:bottom w:type="dxa" w:w="50"/>
+              <w:right w:type="dxa" w:w="110"/>
+            </w:tcMar>
+          </w:tcPr>
+          <w:p>
+            <w:pPr>
+              <w:spacing w:before="28" w:after="28"/>
+            </w:pPr>
+            <w:r>
+              <w:rPr>
+                <w:sz w:val="15"/>
+                <w:szCs w:val="15"/>
+              </w:rPr>
+              <w:t xml:space="preserve">(1,254,150)</w:t>
+            </w:r>
+          </w:p>
+        </w:tc>
+        <w:tc>
+          <w:tcPr>
+            <w:tcW w:type="pct" w:w="811"/>
+            <w:shd w:fill="FBFAF6" w:val="clear"/>
+            <w:tcMar>
+              <w:top w:type="dxa" w:w="50"/>
+              <w:left w:type="dxa" w:w="110"/>
+              <w:bottom w:type="dxa" w:w="50"/>
+              <w:right w:type="dxa" w:w="110"/>
+            </w:tcMar>
+          </w:tcPr>
+          <w:p>
+            <w:pPr>
+              <w:spacing w:before="28" w:after="28"/>
+            </w:pPr>
+            <w:r>
+              <w:rPr>
+                <w:sz w:val="15"/>
+                <w:szCs w:val="15"/>
+              </w:rPr>
+              <w:t xml:space="preserve">(1,236,870)</w:t>
+            </w:r>
+          </w:p>
+        </w:tc>
+      </w:tr>
+      <w:tr>
+        <w:tc>
+          <w:tcPr>
+            <w:tcW w:type="pct" w:w="1614"/>
+            <w:tcMar>
+              <w:top w:type="dxa" w:w="50"/>
+              <w:left w:type="dxa" w:w="110"/>
+              <w:bottom w:type="dxa" w:w="50"/>
+              <w:right w:type="dxa" w:w="110"/>
+            </w:tcMar>
+          </w:tcPr>
+          <w:p>
+            <w:pPr>
+              <w:spacing w:before="28" w:after="28"/>
+            </w:pPr>
+            <w:r>
+              <w:rPr>
+                <w:sz w:val="15"/>
+                <w:szCs w:val="15"/>
+              </w:rPr>
+              <w:t xml:space="preserve">Bottles, caps and cartons</w:t>
+            </w:r>
+          </w:p>
+        </w:tc>
+        <w:tc>
+          <w:tcPr>
+            <w:tcW w:type="pct" w:w="863"/>
+            <w:tcMar>
+              <w:top w:type="dxa" w:w="50"/>
+              <w:left w:type="dxa" w:w="110"/>
+              <w:bottom w:type="dxa" w:w="50"/>
+              <w:right w:type="dxa" w:w="110"/>
+            </w:tcMar>
+          </w:tcPr>
+          <w:p>
+            <w:pPr>
+              <w:spacing w:before="28" w:after="28"/>
+            </w:pPr>
+            <w:r>
+              <w:rPr>
+                <w:sz w:val="15"/>
+                <w:szCs w:val="15"/>
+              </w:rPr>
+              <w:t xml:space="preserve">(766,800)</w:t>
+            </w:r>
+          </w:p>
+        </w:tc>
+        <w:tc>
+          <w:tcPr>
+            <w:tcW w:type="pct" w:w="854"/>
+            <w:tcMar>
+              <w:top w:type="dxa" w:w="50"/>
+              <w:left w:type="dxa" w:w="110"/>
+              <w:bottom w:type="dxa" w:w="50"/>
+              <w:right w:type="dxa" w:w="110"/>
+            </w:tcMar>
+          </w:tcPr>
+          <w:p>
+            <w:pPr>
+              <w:spacing w:before="28" w:after="28"/>
+            </w:pPr>
+            <w:r>
+              <w:rPr>
+                <w:sz w:val="15"/>
+                <w:szCs w:val="15"/>
+              </w:rPr>
+              <w:t xml:space="preserve">(820,800)</w:t>
+            </w:r>
+          </w:p>
+        </w:tc>
+        <w:tc>
+          <w:tcPr>
+            <w:tcW w:type="pct" w:w="858"/>
+            <w:tcMar>
+              <w:top w:type="dxa" w:w="50"/>
+              <w:left w:type="dxa" w:w="110"/>
+              <w:bottom w:type="dxa" w:w="50"/>
+              <w:right w:type="dxa" w:w="110"/>
+            </w:tcMar>
+          </w:tcPr>
+          <w:p>
+            <w:pPr>
+              <w:spacing w:before="28" w:after="28"/>
+            </w:pPr>
+            <w:r>
+              <w:rPr>
+                <w:sz w:val="15"/>
+                <w:szCs w:val="15"/>
+              </w:rPr>
+              <w:t xml:space="preserve">(853,200)</w:t>
+            </w:r>
+          </w:p>
+        </w:tc>
+        <w:tc>
+          <w:tcPr>
+            <w:tcW w:type="pct" w:w="811"/>
+            <w:tcMar>
+              <w:top w:type="dxa" w:w="50"/>
+              <w:left w:type="dxa" w:w="110"/>
+              <w:bottom w:type="dxa" w:w="50"/>
+              <w:right w:type="dxa" w:w="110"/>
+            </w:tcMar>
+          </w:tcPr>
+          <w:p>
+            <w:pPr>
+              <w:spacing w:before="28" w:after="28"/>
+            </w:pPr>
+            <w:r>
+              <w:rPr>
+                <w:sz w:val="15"/>
+                <w:szCs w:val="15"/>
+              </w:rPr>
+              <w:t xml:space="preserve">(802,800)</w:t>
+            </w:r>
+          </w:p>
+        </w:tc>
+      </w:tr>
+      <w:tr>
+        <w:tc>
+          <w:tcPr>
+            <w:tcW w:type="pct" w:w="1614"/>
+            <w:shd w:fill="FBFAF6" w:val="clear"/>
+            <w:tcMar>
+              <w:top w:type="dxa" w:w="50"/>
+              <w:left w:type="dxa" w:w="110"/>
+              <w:bottom w:type="dxa" w:w="50"/>
+              <w:right w:type="dxa" w:w="110"/>
+            </w:tcMar>
+          </w:tcPr>
+          <w:p>
+            <w:pPr>
+              <w:spacing w:before="28" w:after="28"/>
+            </w:pPr>
+            <w:r>
+              <w:rPr>
+                <w:sz w:val="15"/>
+                <w:szCs w:val="15"/>
+              </w:rPr>
+              <w:t xml:space="preserve">Direct labor</w:t>
+            </w:r>
+          </w:p>
+        </w:tc>
+        <w:tc>
+          <w:tcPr>
+            <w:tcW w:type="pct" w:w="863"/>
+            <w:shd w:fill="FBFAF6" w:val="clear"/>
+            <w:tcMar>
+              <w:top w:type="dxa" w:w="50"/>
+              <w:left w:type="dxa" w:w="110"/>
+              <w:bottom w:type="dxa" w:w="50"/>
+              <w:right w:type="dxa" w:w="110"/>
+            </w:tcMar>
+          </w:tcPr>
+          <w:p>
+            <w:pPr>
+              <w:spacing w:before="28" w:after="28"/>
+            </w:pPr>
+            <w:r>
+              <w:rPr>
+                <w:sz w:val="15"/>
+                <w:szCs w:val="15"/>
+              </w:rPr>
+              <w:t xml:space="preserve">(127,800)</w:t>
+            </w:r>
+          </w:p>
+        </w:tc>
+        <w:tc>
+          <w:tcPr>
+            <w:tcW w:type="pct" w:w="854"/>
+            <w:shd w:fill="FBFAF6" w:val="clear"/>
+            <w:tcMar>
+              <w:top w:type="dxa" w:w="50"/>
+              <w:left w:type="dxa" w:w="110"/>
+              <w:bottom w:type="dxa" w:w="50"/>
+              <w:right w:type="dxa" w:w="110"/>
+            </w:tcMar>
+          </w:tcPr>
+          <w:p>
+            <w:pPr>
+              <w:spacing w:before="28" w:after="28"/>
+            </w:pPr>
+            <w:r>
+              <w:rPr>
+                <w:sz w:val="15"/>
+                <w:szCs w:val="15"/>
+              </w:rPr>
+              <w:t xml:space="preserve">(136,800)</w:t>
+            </w:r>
+          </w:p>
+        </w:tc>
+        <w:tc>
+          <w:tcPr>
+            <w:tcW w:type="pct" w:w="858"/>
+            <w:shd w:fill="FBFAF6" w:val="clear"/>
+            <w:tcMar>
+              <w:top w:type="dxa" w:w="50"/>
+              <w:left w:type="dxa" w:w="110"/>
+              <w:bottom w:type="dxa" w:w="50"/>
+              <w:right w:type="dxa" w:w="110"/>
+            </w:tcMar>
+          </w:tcPr>
+          <w:p>
+            <w:pPr>
+              <w:spacing w:before="28" w:after="28"/>
+            </w:pPr>
+            <w:r>
+              <w:rPr>
+                <w:sz w:val="15"/>
+                <w:szCs w:val="15"/>
+              </w:rPr>
+              <w:t xml:space="preserve">(142,200)</w:t>
+            </w:r>
+          </w:p>
+        </w:tc>
+        <w:tc>
+          <w:tcPr>
+            <w:tcW w:type="pct" w:w="811"/>
+            <w:shd w:fill="FBFAF6" w:val="clear"/>
+            <w:tcMar>
+              <w:top w:type="dxa" w:w="50"/>
+              <w:left w:type="dxa" w:w="110"/>
+              <w:bottom w:type="dxa" w:w="50"/>
+              <w:right w:type="dxa" w:w="110"/>
+            </w:tcMar>
+          </w:tcPr>
+          <w:p>
+            <w:pPr>
+              <w:spacing w:before="28" w:after="28"/>
+            </w:pPr>
+            <w:r>
+              <w:rPr>
+                <w:sz w:val="15"/>
+                <w:szCs w:val="15"/>
+              </w:rPr>
+              <w:t xml:space="preserve">(133,800)</w:t>
+            </w:r>
+          </w:p>
+        </w:tc>
+      </w:tr>
+      <w:tr>
+        <w:tc>
+          <w:tcPr>
+            <w:tcW w:type="pct" w:w="1614"/>
             <w:shd w:fill="FFFFFF" w:val="clear"/>
             <w:tcMar>
               <w:top w:type="dxa" w:w="50"/>
@@ -6297,7 +6765,7 @@
         </w:tc>
         <w:tc>
           <w:tcPr>
-            <w:tcW w:type="pct" w:w="874"/>
+            <w:tcW w:type="pct" w:w="863"/>
             <w:tcMar>
               <w:top w:type="dxa" w:w="50"/>
               <w:left w:type="dxa" w:w="110"/>
@@ -6314,13 +6782,13 @@
                 <w:sz w:val="15"/>
                 <w:szCs w:val="15"/>
               </w:rPr>
-              <w:t xml:space="preserve">4,640,000</w:t>
-            </w:r>
-          </w:p>
-        </w:tc>
-        <w:tc>
-          <w:tcPr>
-            <w:tcW w:type="pct" w:w="865"/>
+              <w:t xml:space="preserve">(213,000)</w:t>
+            </w:r>
+          </w:p>
+        </w:tc>
+        <w:tc>
+          <w:tcPr>
+            <w:tcW w:type="pct" w:w="854"/>
             <w:tcMar>
               <w:top w:type="dxa" w:w="50"/>
               <w:left w:type="dxa" w:w="110"/>
@@ -6337,13 +6805,13 @@
                 <w:sz w:val="15"/>
                 <w:szCs w:val="15"/>
               </w:rPr>
-              <w:t xml:space="preserve">4,776,250</w:t>
-            </w:r>
-          </w:p>
-        </w:tc>
-        <w:tc>
-          <w:tcPr>
-            <w:tcW w:type="pct" w:w="870"/>
+              <w:t xml:space="preserve">(228,000)</w:t>
+            </w:r>
+          </w:p>
+        </w:tc>
+        <w:tc>
+          <w:tcPr>
+            <w:tcW w:type="pct" w:w="858"/>
             <w:tcMar>
               <w:top w:type="dxa" w:w="50"/>
               <w:left w:type="dxa" w:w="110"/>
@@ -6360,13 +6828,13 @@
                 <w:sz w:val="15"/>
                 <w:szCs w:val="15"/>
               </w:rPr>
-              <w:t xml:space="preserve">5,023,470</w:t>
-            </w:r>
-          </w:p>
-        </w:tc>
-        <w:tc>
-          <w:tcPr>
-            <w:tcW w:type="pct" w:w="822"/>
+              <w:t xml:space="preserve">(237,000)</w:t>
+            </w:r>
+          </w:p>
+        </w:tc>
+        <w:tc>
+          <w:tcPr>
+            <w:tcW w:type="pct" w:w="811"/>
             <w:tcMar>
               <w:top w:type="dxa" w:w="50"/>
               <w:left w:type="dxa" w:w="110"/>
@@ -6383,376 +6851,15 @@
                 <w:sz w:val="15"/>
                 <w:szCs w:val="15"/>
               </w:rPr>
-              <w:t xml:space="preserve">5,218,920</w:t>
-            </w:r>
-          </w:p>
-        </w:tc>
-      </w:tr>
-      <w:tr>
-        <w:tc>
-          <w:tcPr>
-            <w:tcW w:type="pct" w:w="1568"/>
-            <w:shd w:fill="FBFAF6" w:val="clear"/>
-            <w:tcMar>
-              <w:top w:type="dxa" w:w="50"/>
-              <w:left w:type="dxa" w:w="110"/>
-              <w:bottom w:type="dxa" w:w="50"/>
-              <w:right w:type="dxa" w:w="110"/>
-            </w:tcMar>
-          </w:tcPr>
-          <w:p>
-            <w:pPr>
-              <w:spacing w:before="28" w:after="28"/>
-            </w:pPr>
-            <w:r>
-              <w:rPr>
-                <w:sz w:val="15"/>
-                <w:szCs w:val="15"/>
-              </w:rPr>
-              <w:t xml:space="preserve">Concentrate</w:t>
-            </w:r>
-          </w:p>
-        </w:tc>
-        <w:tc>
-          <w:tcPr>
-            <w:tcW w:type="pct" w:w="874"/>
-            <w:shd w:fill="FBFAF6" w:val="clear"/>
-            <w:tcMar>
-              <w:top w:type="dxa" w:w="50"/>
-              <w:left w:type="dxa" w:w="110"/>
-              <w:bottom w:type="dxa" w:w="50"/>
-              <w:right w:type="dxa" w:w="110"/>
-            </w:tcMar>
-          </w:tcPr>
-          <w:p>
-            <w:pPr>
-              <w:spacing w:before="28" w:after="28"/>
-            </w:pPr>
-            <w:r>
-              <w:rPr>
-                <w:sz w:val="15"/>
-                <w:szCs w:val="15"/>
-              </w:rPr>
-              <w:t xml:space="preserve">(1,154,150)</w:t>
-            </w:r>
-          </w:p>
-        </w:tc>
-        <w:tc>
-          <w:tcPr>
-            <w:tcW w:type="pct" w:w="865"/>
-            <w:shd w:fill="FBFAF6" w:val="clear"/>
-            <w:tcMar>
-              <w:top w:type="dxa" w:w="50"/>
-              <w:left w:type="dxa" w:w="110"/>
-              <w:bottom w:type="dxa" w:w="50"/>
-              <w:right w:type="dxa" w:w="110"/>
-            </w:tcMar>
-          </w:tcPr>
-          <w:p>
-            <w:pPr>
-              <w:spacing w:before="28" w:after="28"/>
-            </w:pPr>
-            <w:r>
-              <w:rPr>
-                <w:sz w:val="15"/>
-                <w:szCs w:val="15"/>
-              </w:rPr>
-              <w:t xml:space="preserve">(1,197,180)</w:t>
-            </w:r>
-          </w:p>
-        </w:tc>
-        <w:tc>
-          <w:tcPr>
-            <w:tcW w:type="pct" w:w="870"/>
-            <w:shd w:fill="FBFAF6" w:val="clear"/>
-            <w:tcMar>
-              <w:top w:type="dxa" w:w="50"/>
-              <w:left w:type="dxa" w:w="110"/>
-              <w:bottom w:type="dxa" w:w="50"/>
-              <w:right w:type="dxa" w:w="110"/>
-            </w:tcMar>
-          </w:tcPr>
-          <w:p>
-            <w:pPr>
-              <w:spacing w:before="28" w:after="28"/>
-            </w:pPr>
-            <w:r>
-              <w:rPr>
-                <w:sz w:val="15"/>
-                <w:szCs w:val="15"/>
-              </w:rPr>
-              <w:t xml:space="preserve">(1,254,150)</w:t>
-            </w:r>
-          </w:p>
-        </w:tc>
-        <w:tc>
-          <w:tcPr>
-            <w:tcW w:type="pct" w:w="822"/>
-            <w:shd w:fill="FBFAF6" w:val="clear"/>
-            <w:tcMar>
-              <w:top w:type="dxa" w:w="50"/>
-              <w:left w:type="dxa" w:w="110"/>
-              <w:bottom w:type="dxa" w:w="50"/>
-              <w:right w:type="dxa" w:w="110"/>
-            </w:tcMar>
-          </w:tcPr>
-          <w:p>
-            <w:pPr>
-              <w:spacing w:before="28" w:after="28"/>
-            </w:pPr>
-            <w:r>
-              <w:rPr>
-                <w:sz w:val="15"/>
-                <w:szCs w:val="15"/>
-              </w:rPr>
-              <w:t xml:space="preserve">(1,236,870)</w:t>
-            </w:r>
-          </w:p>
-        </w:tc>
-      </w:tr>
-      <w:tr>
-        <w:tc>
-          <w:tcPr>
-            <w:tcW w:type="pct" w:w="1568"/>
-            <w:tcMar>
-              <w:top w:type="dxa" w:w="50"/>
-              <w:left w:type="dxa" w:w="110"/>
-              <w:bottom w:type="dxa" w:w="50"/>
-              <w:right w:type="dxa" w:w="110"/>
-            </w:tcMar>
-          </w:tcPr>
-          <w:p>
-            <w:pPr>
-              <w:spacing w:before="28" w:after="28"/>
-            </w:pPr>
-            <w:r>
-              <w:rPr>
-                <w:sz w:val="15"/>
-                <w:szCs w:val="15"/>
-              </w:rPr>
-              <w:t xml:space="preserve">Bottles, caps and cartons</w:t>
-            </w:r>
-          </w:p>
-        </w:tc>
-        <w:tc>
-          <w:tcPr>
-            <w:tcW w:type="pct" w:w="874"/>
-            <w:tcMar>
-              <w:top w:type="dxa" w:w="50"/>
-              <w:left w:type="dxa" w:w="110"/>
-              <w:bottom w:type="dxa" w:w="50"/>
-              <w:right w:type="dxa" w:w="110"/>
-            </w:tcMar>
-          </w:tcPr>
-          <w:p>
-            <w:pPr>
-              <w:spacing w:before="28" w:after="28"/>
-            </w:pPr>
-            <w:r>
-              <w:rPr>
-                <w:sz w:val="15"/>
-                <w:szCs w:val="15"/>
-              </w:rPr>
-              <w:t xml:space="preserve">(766,800)</w:t>
-            </w:r>
-          </w:p>
-        </w:tc>
-        <w:tc>
-          <w:tcPr>
-            <w:tcW w:type="pct" w:w="865"/>
-            <w:tcMar>
-              <w:top w:type="dxa" w:w="50"/>
-              <w:left w:type="dxa" w:w="110"/>
-              <w:bottom w:type="dxa" w:w="50"/>
-              <w:right w:type="dxa" w:w="110"/>
-            </w:tcMar>
-          </w:tcPr>
-          <w:p>
-            <w:pPr>
-              <w:spacing w:before="28" w:after="28"/>
-            </w:pPr>
-            <w:r>
-              <w:rPr>
-                <w:sz w:val="15"/>
-                <w:szCs w:val="15"/>
-              </w:rPr>
-              <w:t xml:space="preserve">(820,800)</w:t>
-            </w:r>
-          </w:p>
-        </w:tc>
-        <w:tc>
-          <w:tcPr>
-            <w:tcW w:type="pct" w:w="870"/>
-            <w:tcMar>
-              <w:top w:type="dxa" w:w="50"/>
-              <w:left w:type="dxa" w:w="110"/>
-              <w:bottom w:type="dxa" w:w="50"/>
-              <w:right w:type="dxa" w:w="110"/>
-            </w:tcMar>
-          </w:tcPr>
-          <w:p>
-            <w:pPr>
-              <w:spacing w:before="28" w:after="28"/>
-            </w:pPr>
-            <w:r>
-              <w:rPr>
-                <w:sz w:val="15"/>
-                <w:szCs w:val="15"/>
-              </w:rPr>
-              <w:t xml:space="preserve">(853,200)</w:t>
-            </w:r>
-          </w:p>
-        </w:tc>
-        <w:tc>
-          <w:tcPr>
-            <w:tcW w:type="pct" w:w="822"/>
-            <w:tcMar>
-              <w:top w:type="dxa" w:w="50"/>
-              <w:left w:type="dxa" w:w="110"/>
-              <w:bottom w:type="dxa" w:w="50"/>
-              <w:right w:type="dxa" w:w="110"/>
-            </w:tcMar>
-          </w:tcPr>
-          <w:p>
-            <w:pPr>
-              <w:spacing w:before="28" w:after="28"/>
-            </w:pPr>
-            <w:r>
-              <w:rPr>
-                <w:sz w:val="15"/>
-                <w:szCs w:val="15"/>
-              </w:rPr>
-              <w:t xml:space="preserve">(802,800)</w:t>
-            </w:r>
-          </w:p>
-        </w:tc>
-      </w:tr>
-      <w:tr>
-        <w:tc>
-          <w:tcPr>
-            <w:tcW w:type="pct" w:w="1568"/>
-            <w:shd w:fill="FBFAF6" w:val="clear"/>
-            <w:tcMar>
-              <w:top w:type="dxa" w:w="50"/>
-              <w:left w:type="dxa" w:w="110"/>
-              <w:bottom w:type="dxa" w:w="50"/>
-              <w:right w:type="dxa" w:w="110"/>
-            </w:tcMar>
-          </w:tcPr>
-          <w:p>
-            <w:pPr>
-              <w:spacing w:before="28" w:after="28"/>
-            </w:pPr>
-            <w:r>
-              <w:rPr>
-                <w:sz w:val="15"/>
-                <w:szCs w:val="15"/>
-              </w:rPr>
-              <w:t xml:space="preserve">Direct labor</w:t>
-            </w:r>
-          </w:p>
-        </w:tc>
-        <w:tc>
-          <w:tcPr>
-            <w:tcW w:type="pct" w:w="874"/>
-            <w:shd w:fill="FBFAF6" w:val="clear"/>
-            <w:tcMar>
-              <w:top w:type="dxa" w:w="50"/>
-              <w:left w:type="dxa" w:w="110"/>
-              <w:bottom w:type="dxa" w:w="50"/>
-              <w:right w:type="dxa" w:w="110"/>
-            </w:tcMar>
-          </w:tcPr>
-          <w:p>
-            <w:pPr>
-              <w:spacing w:before="28" w:after="28"/>
-            </w:pPr>
-            <w:r>
-              <w:rPr>
-                <w:sz w:val="15"/>
-                <w:szCs w:val="15"/>
-              </w:rPr>
-              <w:t xml:space="preserve">(127,800)</w:t>
-            </w:r>
-          </w:p>
-        </w:tc>
-        <w:tc>
-          <w:tcPr>
-            <w:tcW w:type="pct" w:w="865"/>
-            <w:shd w:fill="FBFAF6" w:val="clear"/>
-            <w:tcMar>
-              <w:top w:type="dxa" w:w="50"/>
-              <w:left w:type="dxa" w:w="110"/>
-              <w:bottom w:type="dxa" w:w="50"/>
-              <w:right w:type="dxa" w:w="110"/>
-            </w:tcMar>
-          </w:tcPr>
-          <w:p>
-            <w:pPr>
-              <w:spacing w:before="28" w:after="28"/>
-            </w:pPr>
-            <w:r>
-              <w:rPr>
-                <w:sz w:val="15"/>
-                <w:szCs w:val="15"/>
-              </w:rPr>
-              <w:t xml:space="preserve">(136,800)</w:t>
-            </w:r>
-          </w:p>
-        </w:tc>
-        <w:tc>
-          <w:tcPr>
-            <w:tcW w:type="pct" w:w="870"/>
-            <w:shd w:fill="FBFAF6" w:val="clear"/>
-            <w:tcMar>
-              <w:top w:type="dxa" w:w="50"/>
-              <w:left w:type="dxa" w:w="110"/>
-              <w:bottom w:type="dxa" w:w="50"/>
-              <w:right w:type="dxa" w:w="110"/>
-            </w:tcMar>
-          </w:tcPr>
-          <w:p>
-            <w:pPr>
-              <w:spacing w:before="28" w:after="28"/>
-            </w:pPr>
-            <w:r>
-              <w:rPr>
-                <w:sz w:val="15"/>
-                <w:szCs w:val="15"/>
-              </w:rPr>
-              <w:t xml:space="preserve">(142,200)</w:t>
-            </w:r>
-          </w:p>
-        </w:tc>
-        <w:tc>
-          <w:tcPr>
-            <w:tcW w:type="pct" w:w="822"/>
-            <w:shd w:fill="FBFAF6" w:val="clear"/>
-            <w:tcMar>
-              <w:top w:type="dxa" w:w="50"/>
-              <w:left w:type="dxa" w:w="110"/>
-              <w:bottom w:type="dxa" w:w="50"/>
-              <w:right w:type="dxa" w:w="110"/>
-            </w:tcMar>
-          </w:tcPr>
-          <w:p>
-            <w:pPr>
-              <w:spacing w:before="28" w:after="28"/>
-            </w:pPr>
-            <w:r>
-              <w:rPr>
-                <w:sz w:val="15"/>
-                <w:szCs w:val="15"/>
-              </w:rPr>
-              <w:t xml:space="preserve">(133,800)</w:t>
-            </w:r>
-          </w:p>
-        </w:tc>
-      </w:tr>
-      <w:tr>
-        <w:tc>
-          <w:tcPr>
-            <w:tcW w:type="pct" w:w="1568"/>
+              <w:t xml:space="preserve">(223,000)</w:t>
+            </w:r>
+          </w:p>
+        </w:tc>
+      </w:tr>
+      <w:tr>
+        <w:tc>
+          <w:tcPr>
+            <w:tcW w:type="pct" w:w="1614"/>
             <w:shd w:fill="FFFFFF" w:val="clear"/>
             <w:tcMar>
               <w:top w:type="dxa" w:w="50"/>
@@ -6779,7 +6886,8 @@
         </w:tc>
         <w:tc>
           <w:tcPr>
-            <w:tcW w:type="pct" w:w="874"/>
+            <w:tcW w:type="pct" w:w="863"/>
+            <w:shd w:fill="FBFAF6" w:val="clear"/>
             <w:tcMar>
               <w:top w:type="dxa" w:w="50"/>
               <w:left w:type="dxa" w:w="110"/>
@@ -6796,13 +6904,14 @@
                 <w:sz w:val="15"/>
                 <w:szCs w:val="15"/>
               </w:rPr>
-              <w:t xml:space="preserve">(213,000)</w:t>
-            </w:r>
-          </w:p>
-        </w:tc>
-        <w:tc>
-          <w:tcPr>
-            <w:tcW w:type="pct" w:w="865"/>
+              <w:t xml:space="preserve">(300,000)</w:t>
+            </w:r>
+          </w:p>
+        </w:tc>
+        <w:tc>
+          <w:tcPr>
+            <w:tcW w:type="pct" w:w="854"/>
+            <w:shd w:fill="FBFAF6" w:val="clear"/>
             <w:tcMar>
               <w:top w:type="dxa" w:w="50"/>
               <w:left w:type="dxa" w:w="110"/>
@@ -6819,13 +6928,14 @@
                 <w:sz w:val="15"/>
                 <w:szCs w:val="15"/>
               </w:rPr>
-              <w:t xml:space="preserve">(228,000)</w:t>
-            </w:r>
-          </w:p>
-        </w:tc>
-        <w:tc>
-          <w:tcPr>
-            <w:tcW w:type="pct" w:w="870"/>
+              <w:t xml:space="preserve">(300,000)</w:t>
+            </w:r>
+          </w:p>
+        </w:tc>
+        <w:tc>
+          <w:tcPr>
+            <w:tcW w:type="pct" w:w="858"/>
+            <w:shd w:fill="FBFAF6" w:val="clear"/>
             <w:tcMar>
               <w:top w:type="dxa" w:w="50"/>
               <w:left w:type="dxa" w:w="110"/>
@@ -6842,13 +6952,14 @@
                 <w:sz w:val="15"/>
                 <w:szCs w:val="15"/>
               </w:rPr>
-              <w:t xml:space="preserve">(237,000)</w:t>
-            </w:r>
-          </w:p>
-        </w:tc>
-        <w:tc>
-          <w:tcPr>
-            <w:tcW w:type="pct" w:w="822"/>
+              <w:t xml:space="preserve">(300,000)</w:t>
+            </w:r>
+          </w:p>
+        </w:tc>
+        <w:tc>
+          <w:tcPr>
+            <w:tcW w:type="pct" w:w="811"/>
+            <w:shd w:fill="FBFAF6" w:val="clear"/>
             <w:tcMar>
               <w:top w:type="dxa" w:w="50"/>
               <w:left w:type="dxa" w:w="110"/>
@@ -6865,15 +6976,132 @@
                 <w:sz w:val="15"/>
                 <w:szCs w:val="15"/>
               </w:rPr>
-              <w:t xml:space="preserve">(223,000)</w:t>
-            </w:r>
-          </w:p>
-        </w:tc>
-      </w:tr>
-      <w:tr>
-        <w:tc>
-          <w:tcPr>
-            <w:tcW w:type="pct" w:w="1568"/>
+              <w:t xml:space="preserve">(300,000)</w:t>
+            </w:r>
+          </w:p>
+        </w:tc>
+      </w:tr>
+      <w:tr>
+        <w:tc>
+          <w:tcPr>
+            <w:tcW w:type="pct" w:w="1614"/>
+            <w:tcMar>
+              <w:top w:type="dxa" w:w="50"/>
+              <w:left w:type="dxa" w:w="110"/>
+              <w:bottom w:type="dxa" w:w="50"/>
+              <w:right w:type="dxa" w:w="110"/>
+            </w:tcMar>
+          </w:tcPr>
+          <w:p>
+            <w:pPr>
+              <w:spacing w:before="28" w:after="28"/>
+            </w:pPr>
+            <w:r>
+              <w:rPr>
+                <w:sz w:val="15"/>
+                <w:szCs w:val="15"/>
+              </w:rPr>
+              <w:t xml:space="preserve">Variable selling</w:t>
+            </w:r>
+          </w:p>
+        </w:tc>
+        <w:tc>
+          <w:tcPr>
+            <w:tcW w:type="pct" w:w="863"/>
+            <w:tcMar>
+              <w:top w:type="dxa" w:w="50"/>
+              <w:left w:type="dxa" w:w="110"/>
+              <w:bottom w:type="dxa" w:w="50"/>
+              <w:right w:type="dxa" w:w="110"/>
+            </w:tcMar>
+          </w:tcPr>
+          <w:p>
+            <w:pPr>
+              <w:spacing w:before="28" w:after="28"/>
+            </w:pPr>
+            <w:r>
+              <w:rPr>
+                <w:sz w:val="15"/>
+                <w:szCs w:val="15"/>
+              </w:rPr>
+              <w:t xml:space="preserve">(252,000)</w:t>
+            </w:r>
+          </w:p>
+        </w:tc>
+        <w:tc>
+          <w:tcPr>
+            <w:tcW w:type="pct" w:w="854"/>
+            <w:tcMar>
+              <w:top w:type="dxa" w:w="50"/>
+              <w:left w:type="dxa" w:w="110"/>
+              <w:bottom w:type="dxa" w:w="50"/>
+              <w:right w:type="dxa" w:w="110"/>
+            </w:tcMar>
+          </w:tcPr>
+          <w:p>
+            <w:pPr>
+              <w:spacing w:before="28" w:after="28"/>
+            </w:pPr>
+            <w:r>
+              <w:rPr>
+                <w:sz w:val="15"/>
+                <w:szCs w:val="15"/>
+              </w:rPr>
+              <w:t xml:space="preserve">(270,000)</w:t>
+            </w:r>
+          </w:p>
+        </w:tc>
+        <w:tc>
+          <w:tcPr>
+            <w:tcW w:type="pct" w:w="858"/>
+            <w:tcMar>
+              <w:top w:type="dxa" w:w="50"/>
+              <w:left w:type="dxa" w:w="110"/>
+              <w:bottom w:type="dxa" w:w="50"/>
+              <w:right w:type="dxa" w:w="110"/>
+            </w:tcMar>
+          </w:tcPr>
+          <w:p>
+            <w:pPr>
+              <w:spacing w:before="28" w:after="28"/>
+            </w:pPr>
+            <w:r>
+              <w:rPr>
+                <w:sz w:val="15"/>
+                <w:szCs w:val="15"/>
+              </w:rPr>
+              <w:t xml:space="preserve">(288,000)</w:t>
+            </w:r>
+          </w:p>
+        </w:tc>
+        <w:tc>
+          <w:tcPr>
+            <w:tcW w:type="pct" w:w="811"/>
+            <w:tcMar>
+              <w:top w:type="dxa" w:w="50"/>
+              <w:left w:type="dxa" w:w="110"/>
+              <w:bottom w:type="dxa" w:w="50"/>
+              <w:right w:type="dxa" w:w="110"/>
+            </w:tcMar>
+          </w:tcPr>
+          <w:p>
+            <w:pPr>
+              <w:spacing w:before="28" w:after="28"/>
+            </w:pPr>
+            <w:r>
+              <w:rPr>
+                <w:sz w:val="15"/>
+                <w:szCs w:val="15"/>
+              </w:rPr>
+              <w:t xml:space="preserve">(270,000)</w:t>
+            </w:r>
+          </w:p>
+        </w:tc>
+      </w:tr>
+      <w:tr>
+        <w:tc>
+          <w:tcPr>
+            <w:tcW w:type="pct" w:w="1614"/>
             <w:shd w:fill="FFFFFF" w:val="clear"/>
             <w:tcMar>
               <w:top w:type="dxa" w:w="50"/>
@@ -6900,7 +7128,7 @@
         </w:tc>
         <w:tc>
           <w:tcPr>
-            <w:tcW w:type="pct" w:w="874"/>
+            <w:tcW w:type="pct" w:w="863"/>
             <w:shd w:fill="FBFAF6" w:val="clear"/>
             <w:tcMar>
               <w:top w:type="dxa" w:w="50"/>
@@ -6918,13 +7146,13 @@
                 <w:sz w:val="15"/>
                 <w:szCs w:val="15"/>
               </w:rPr>
-              <w:t xml:space="preserve">(300,000)</w:t>
-            </w:r>
-          </w:p>
-        </w:tc>
-        <w:tc>
-          <w:tcPr>
-            <w:tcW w:type="pct" w:w="865"/>
+              <w:t xml:space="preserve">(550,000)</w:t>
+            </w:r>
+          </w:p>
+        </w:tc>
+        <w:tc>
+          <w:tcPr>
+            <w:tcW w:type="pct" w:w="854"/>
             <w:shd w:fill="FBFAF6" w:val="clear"/>
             <w:tcMar>
               <w:top w:type="dxa" w:w="50"/>
@@ -6942,13 +7170,13 @@
                 <w:sz w:val="15"/>
                 <w:szCs w:val="15"/>
               </w:rPr>
-              <w:t xml:space="preserve">(300,000)</w:t>
-            </w:r>
-          </w:p>
-        </w:tc>
-        <w:tc>
-          <w:tcPr>
-            <w:tcW w:type="pct" w:w="870"/>
+              <w:t xml:space="preserve">(550,000)</w:t>
+            </w:r>
+          </w:p>
+        </w:tc>
+        <w:tc>
+          <w:tcPr>
+            <w:tcW w:type="pct" w:w="858"/>
             <w:shd w:fill="FBFAF6" w:val="clear"/>
             <w:tcMar>
               <w:top w:type="dxa" w:w="50"/>
@@ -6966,13 +7194,13 @@
                 <w:sz w:val="15"/>
                 <w:szCs w:val="15"/>
               </w:rPr>
-              <w:t xml:space="preserve">(300,000)</w:t>
-            </w:r>
-          </w:p>
-        </w:tc>
-        <w:tc>
-          <w:tcPr>
-            <w:tcW w:type="pct" w:w="822"/>
+              <w:t xml:space="preserve">(550,000)</w:t>
+            </w:r>
+          </w:p>
+        </w:tc>
+        <w:tc>
+          <w:tcPr>
+            <w:tcW w:type="pct" w:w="811"/>
             <w:shd w:fill="FBFAF6" w:val="clear"/>
             <w:tcMar>
               <w:top w:type="dxa" w:w="50"/>
@@ -6990,15 +7218,132 @@
                 <w:sz w:val="15"/>
                 <w:szCs w:val="15"/>
               </w:rPr>
-              <w:t xml:space="preserve">(300,000)</w:t>
-            </w:r>
-          </w:p>
-        </w:tc>
-      </w:tr>
-      <w:tr>
-        <w:tc>
-          <w:tcPr>
-            <w:tcW w:type="pct" w:w="1568"/>
+              <w:t xml:space="preserve">(550,000)</w:t>
+            </w:r>
+          </w:p>
+        </w:tc>
+      </w:tr>
+      <w:tr>
+        <w:tc>
+          <w:tcPr>
+            <w:tcW w:type="pct" w:w="1614"/>
+            <w:tcMar>
+              <w:top w:type="dxa" w:w="50"/>
+              <w:left w:type="dxa" w:w="110"/>
+              <w:bottom w:type="dxa" w:w="50"/>
+              <w:right w:type="dxa" w:w="110"/>
+            </w:tcMar>
+          </w:tcPr>
+          <w:p>
+            <w:pPr>
+              <w:spacing w:before="28" w:after="28"/>
+            </w:pPr>
+            <w:r>
+              <w:rPr>
+                <w:sz w:val="15"/>
+                <w:szCs w:val="15"/>
+              </w:rPr>
+              <w:t xml:space="preserve">Capital expenditure</w:t>
+            </w:r>
+          </w:p>
+        </w:tc>
+        <w:tc>
+          <w:tcPr>
+            <w:tcW w:type="pct" w:w="863"/>
+            <w:tcMar>
+              <w:top w:type="dxa" w:w="50"/>
+              <w:left w:type="dxa" w:w="110"/>
+              <w:bottom w:type="dxa" w:w="50"/>
+              <w:right w:type="dxa" w:w="110"/>
+            </w:tcMar>
+          </w:tcPr>
+          <w:p>
+            <w:pPr>
+              <w:spacing w:before="28" w:after="28"/>
+            </w:pPr>
+            <w:r>
+              <w:rPr>
+                <w:sz w:val="15"/>
+                <w:szCs w:val="15"/>
+              </w:rPr>
+              <w:t xml:space="preserve">(1,800,000)</w:t>
+            </w:r>
+          </w:p>
+        </w:tc>
+        <w:tc>
+          <w:tcPr>
+            <w:tcW w:type="pct" w:w="854"/>
+            <w:tcMar>
+              <w:top w:type="dxa" w:w="50"/>
+              <w:left w:type="dxa" w:w="110"/>
+              <w:bottom w:type="dxa" w:w="50"/>
+              <w:right w:type="dxa" w:w="110"/>
+            </w:tcMar>
+          </w:tcPr>
+          <w:p>
+            <w:pPr>
+              <w:spacing w:before="28" w:after="28"/>
+            </w:pPr>
+            <w:r>
+              <w:rPr>
+                <w:sz w:val="15"/>
+                <w:szCs w:val="15"/>
+              </w:rPr>
+              <w:t xml:space="preserve">(350,000)</w:t>
+            </w:r>
+          </w:p>
+        </w:tc>
+        <w:tc>
+          <w:tcPr>
+            <w:tcW w:type="pct" w:w="858"/>
+            <w:tcMar>
+              <w:top w:type="dxa" w:w="50"/>
+              <w:left w:type="dxa" w:w="110"/>
+              <w:bottom w:type="dxa" w:w="50"/>
+              <w:right w:type="dxa" w:w="110"/>
+            </w:tcMar>
+          </w:tcPr>
+          <w:p>
+            <w:pPr>
+              <w:spacing w:before="28" w:after="28"/>
+            </w:pPr>
+            <w:r>
+              <w:rPr>
+                <w:sz w:val="15"/>
+                <w:szCs w:val="15"/>
+              </w:rPr>
+              <w:t xml:space="preserve">(350,000)</w:t>
+            </w:r>
+          </w:p>
+        </w:tc>
+        <w:tc>
+          <w:tcPr>
+            <w:tcW w:type="pct" w:w="811"/>
+            <w:tcMar>
+              <w:top w:type="dxa" w:w="50"/>
+              <w:left w:type="dxa" w:w="110"/>
+              <w:bottom w:type="dxa" w:w="50"/>
+              <w:right w:type="dxa" w:w="110"/>
+            </w:tcMar>
+          </w:tcPr>
+          <w:p>
+            <w:pPr>
+              <w:spacing w:before="28" w:after="28"/>
+            </w:pPr>
+            <w:r>
+              <w:rPr>
+                <w:sz w:val="15"/>
+                <w:szCs w:val="15"/>
+              </w:rPr>
+              <w:t xml:space="preserve">—</w:t>
+            </w:r>
+          </w:p>
+        </w:tc>
+      </w:tr>
+      <w:tr>
+        <w:tc>
+          <w:tcPr>
+            <w:tcW w:type="pct" w:w="1614"/>
             <w:shd w:fill="FFFFFF" w:val="clear"/>
             <w:tcMar>
               <w:top w:type="dxa" w:w="50"/>
@@ -7025,7 +7370,8 @@
         </w:tc>
         <w:tc>
           <w:tcPr>
-            <w:tcW w:type="pct" w:w="874"/>
+            <w:tcW w:type="pct" w:w="863"/>
+            <w:shd w:fill="FBFAF6" w:val="clear"/>
             <w:tcMar>
               <w:top w:type="dxa" w:w="50"/>
               <w:left w:type="dxa" w:w="110"/>
@@ -7042,13 +7388,14 @@
                 <w:sz w:val="15"/>
                 <w:szCs w:val="15"/>
               </w:rPr>
-              <w:t xml:space="preserve">(252,000)</w:t>
-            </w:r>
-          </w:p>
-        </w:tc>
-        <w:tc>
-          <w:tcPr>
-            <w:tcW w:type="pct" w:w="865"/>
+              <w:t xml:space="preserve">5,163,750</w:t>
+            </w:r>
+          </w:p>
+        </w:tc>
+        <w:tc>
+          <w:tcPr>
+            <w:tcW w:type="pct" w:w="854"/>
+            <w:shd w:fill="FBFAF6" w:val="clear"/>
             <w:tcMar>
               <w:top w:type="dxa" w:w="50"/>
               <w:left w:type="dxa" w:w="110"/>
@@ -7065,13 +7412,14 @@
                 <w:sz w:val="15"/>
                 <w:szCs w:val="15"/>
               </w:rPr>
-              <w:t xml:space="preserve">(270,000)</w:t>
-            </w:r>
-          </w:p>
-        </w:tc>
-        <w:tc>
-          <w:tcPr>
-            <w:tcW w:type="pct" w:w="870"/>
+              <w:t xml:space="preserve">3,852,780</w:t>
+            </w:r>
+          </w:p>
+        </w:tc>
+        <w:tc>
+          <w:tcPr>
+            <w:tcW w:type="pct" w:w="858"/>
+            <w:shd w:fill="FBFAF6" w:val="clear"/>
             <w:tcMar>
               <w:top w:type="dxa" w:w="50"/>
               <w:left w:type="dxa" w:w="110"/>
@@ -7088,13 +7436,14 @@
                 <w:sz w:val="15"/>
                 <w:szCs w:val="15"/>
               </w:rPr>
-              <w:t xml:space="preserve">(288,000)</w:t>
-            </w:r>
-          </w:p>
-        </w:tc>
-        <w:tc>
-          <w:tcPr>
-            <w:tcW w:type="pct" w:w="822"/>
+              <w:t xml:space="preserve">3,974,550</w:t>
+            </w:r>
+          </w:p>
+        </w:tc>
+        <w:tc>
+          <w:tcPr>
+            <w:tcW w:type="pct" w:w="811"/>
+            <w:shd w:fill="FBFAF6" w:val="clear"/>
             <w:tcMar>
               <w:top w:type="dxa" w:w="50"/>
               <w:left w:type="dxa" w:w="110"/>
@@ -7111,15 +7460,254 @@
                 <w:sz w:val="15"/>
                 <w:szCs w:val="15"/>
               </w:rPr>
-              <w:t xml:space="preserve">(270,000)</w:t>
-            </w:r>
-          </w:p>
-        </w:tc>
-      </w:tr>
-      <w:tr>
-        <w:tc>
-          <w:tcPr>
-            <w:tcW w:type="pct" w:w="1568"/>
+              <w:t xml:space="preserve">3,516,470</w:t>
+            </w:r>
+          </w:p>
+        </w:tc>
+      </w:tr>
+      <w:tr>
+        <w:tc>
+          <w:tcPr>
+            <w:tcW w:type="pct" w:w="1614"/>
+            <w:tcMar>
+              <w:top w:type="dxa" w:w="50"/>
+              <w:left w:type="dxa" w:w="110"/>
+              <w:bottom w:type="dxa" w:w="50"/>
+              <w:right w:type="dxa" w:w="110"/>
+            </w:tcMar>
+          </w:tcPr>
+          <w:p>
+            <w:pPr>
+              <w:spacing w:before="28" w:after="28"/>
+            </w:pPr>
+            <w:r>
+              <w:rPr>
+                <w:sz w:val="15"/>
+                <w:szCs w:val="15"/>
+              </w:rPr>
+              <w:t xml:space="preserve">Cash before financing</w:t>
+            </w:r>
+          </w:p>
+        </w:tc>
+        <w:tc>
+          <w:tcPr>
+            <w:tcW w:type="pct" w:w="863"/>
+            <w:tcMar>
+              <w:top w:type="dxa" w:w="50"/>
+              <w:left w:type="dxa" w:w="110"/>
+              <w:bottom w:type="dxa" w:w="50"/>
+              <w:right w:type="dxa" w:w="110"/>
+            </w:tcMar>
+          </w:tcPr>
+          <w:p>
+            <w:pPr>
+              <w:spacing w:before="28" w:after="28"/>
+            </w:pPr>
+            <w:r>
+              <w:rPr>
+                <w:sz w:val="15"/>
+                <w:szCs w:val="15"/>
+              </w:rPr>
+              <w:t xml:space="preserve">(523,750)</w:t>
+            </w:r>
+          </w:p>
+        </w:tc>
+        <w:tc>
+          <w:tcPr>
+            <w:tcW w:type="pct" w:w="854"/>
+            <w:tcMar>
+              <w:top w:type="dxa" w:w="50"/>
+              <w:left w:type="dxa" w:w="110"/>
+              <w:bottom w:type="dxa" w:w="50"/>
+              <w:right w:type="dxa" w:w="110"/>
+            </w:tcMar>
+          </w:tcPr>
+          <w:p>
+            <w:pPr>
+              <w:spacing w:before="28" w:after="28"/>
+            </w:pPr>
+            <w:r>
+              <w:rPr>
+                <w:sz w:val="15"/>
+                <w:szCs w:val="15"/>
+              </w:rPr>
+              <w:t xml:space="preserve">923,470</w:t>
+            </w:r>
+          </w:p>
+        </w:tc>
+        <w:tc>
+          <w:tcPr>
+            <w:tcW w:type="pct" w:w="858"/>
+            <w:tcMar>
+              <w:top w:type="dxa" w:w="50"/>
+              <w:left w:type="dxa" w:w="110"/>
+              <w:bottom w:type="dxa" w:w="50"/>
+              <w:right w:type="dxa" w:w="110"/>
+            </w:tcMar>
+          </w:tcPr>
+          <w:p>
+            <w:pPr>
+              <w:spacing w:before="28" w:after="28"/>
+            </w:pPr>
+            <w:r>
+              <w:rPr>
+                <w:sz w:val="15"/>
+                <w:szCs w:val="15"/>
+              </w:rPr>
+              <w:t xml:space="preserve">1,048,920</w:t>
+            </w:r>
+          </w:p>
+        </w:tc>
+        <w:tc>
+          <w:tcPr>
+            <w:tcW w:type="pct" w:w="811"/>
+            <w:tcMar>
+              <w:top w:type="dxa" w:w="50"/>
+              <w:left w:type="dxa" w:w="110"/>
+              <w:bottom w:type="dxa" w:w="50"/>
+              <w:right w:type="dxa" w:w="110"/>
+            </w:tcMar>
+          </w:tcPr>
+          <w:p>
+            <w:pPr>
+              <w:spacing w:before="28" w:after="28"/>
+            </w:pPr>
+            <w:r>
+              <w:rPr>
+                <w:sz w:val="15"/>
+                <w:szCs w:val="15"/>
+              </w:rPr>
+              <w:t xml:space="preserve">1,702,450</w:t>
+            </w:r>
+          </w:p>
+        </w:tc>
+      </w:tr>
+      <w:tr>
+        <w:tc>
+          <w:tcPr>
+            <w:tcW w:type="pct" w:w="1614"/>
+            <w:shd w:fill="FBFAF6" w:val="clear"/>
+            <w:tcMar>
+              <w:top w:type="dxa" w:w="50"/>
+              <w:left w:type="dxa" w:w="110"/>
+              <w:bottom w:type="dxa" w:w="50"/>
+              <w:right w:type="dxa" w:w="110"/>
+            </w:tcMar>
+          </w:tcPr>
+          <w:p>
+            <w:pPr>
+              <w:spacing w:before="28" w:after="28"/>
+            </w:pPr>
+            <w:r>
+              <w:rPr>
+                <w:sz w:val="15"/>
+                <w:szCs w:val="15"/>
+              </w:rPr>
+              <w:t xml:space="preserve">+ Borrowing</w:t>
+            </w:r>
+          </w:p>
+        </w:tc>
+        <w:tc>
+          <w:tcPr>
+            <w:tcW w:type="pct" w:w="863"/>
+            <w:shd w:fill="FBFAF6" w:val="clear"/>
+            <w:tcMar>
+              <w:top w:type="dxa" w:w="50"/>
+              <w:left w:type="dxa" w:w="110"/>
+              <w:bottom w:type="dxa" w:w="50"/>
+              <w:right w:type="dxa" w:w="110"/>
+            </w:tcMar>
+          </w:tcPr>
+          <w:p>
+            <w:pPr>
+              <w:spacing w:before="28" w:after="28"/>
+            </w:pPr>
+            <w:r>
+              <w:rPr>
+                <w:sz w:val="15"/>
+                <w:szCs w:val="15"/>
+              </w:rPr>
+              <w:t xml:space="preserve">1,000,000</w:t>
+            </w:r>
+          </w:p>
+        </w:tc>
+        <w:tc>
+          <w:tcPr>
+            <w:tcW w:type="pct" w:w="854"/>
+            <w:shd w:fill="FBFAF6" w:val="clear"/>
+            <w:tcMar>
+              <w:top w:type="dxa" w:w="50"/>
+              <w:left w:type="dxa" w:w="110"/>
+              <w:bottom w:type="dxa" w:w="50"/>
+              <w:right w:type="dxa" w:w="110"/>
+            </w:tcMar>
+          </w:tcPr>
+          <w:p>
+            <w:pPr>
+              <w:spacing w:before="28" w:after="28"/>
+            </w:pPr>
+            <w:r>
+              <w:rPr>
+                <w:sz w:val="15"/>
+                <w:szCs w:val="15"/>
+              </w:rPr>
+              <w:t xml:space="preserve">—</w:t>
+            </w:r>
+          </w:p>
+        </w:tc>
+        <w:tc>
+          <w:tcPr>
+            <w:tcW w:type="pct" w:w="858"/>
+            <w:shd w:fill="FBFAF6" w:val="clear"/>
+            <w:tcMar>
+              <w:top w:type="dxa" w:w="50"/>
+              <w:left w:type="dxa" w:w="110"/>
+              <w:bottom w:type="dxa" w:w="50"/>
+              <w:right w:type="dxa" w:w="110"/>
+            </w:tcMar>
+          </w:tcPr>
+          <w:p>
+            <w:pPr>
+              <w:spacing w:before="28" w:after="28"/>
+            </w:pPr>
+            <w:r>
+              <w:rPr>
+                <w:sz w:val="15"/>
+                <w:szCs w:val="15"/>
+              </w:rPr>
+              <w:t xml:space="preserve">—</w:t>
+            </w:r>
+          </w:p>
+        </w:tc>
+        <w:tc>
+          <w:tcPr>
+            <w:tcW w:type="pct" w:w="811"/>
+            <w:shd w:fill="FBFAF6" w:val="clear"/>
+            <w:tcMar>
+              <w:top w:type="dxa" w:w="50"/>
+              <w:left w:type="dxa" w:w="110"/>
+              <w:bottom w:type="dxa" w:w="50"/>
+              <w:right w:type="dxa" w:w="110"/>
+            </w:tcMar>
+          </w:tcPr>
+          <w:p>
+            <w:pPr>
+              <w:spacing w:before="28" w:after="28"/>
+            </w:pPr>
+            <w:r>
+              <w:rPr>
+                <w:sz w:val="15"/>
+                <w:szCs w:val="15"/>
+              </w:rPr>
+              <w:t xml:space="preserve">—</w:t>
+            </w:r>
+          </w:p>
+        </w:tc>
+      </w:tr>
+      <w:tr>
+        <w:tc>
+          <w:tcPr>
+            <w:tcW w:type="pct" w:w="1614"/>
             <w:shd w:fill="FFFFFF" w:val="clear"/>
             <w:tcMar>
               <w:top w:type="dxa" w:w="50"/>
@@ -7146,8 +7734,7 @@
         </w:tc>
         <w:tc>
           <w:tcPr>
-            <w:tcW w:type="pct" w:w="874"/>
-            <w:shd w:fill="FBFAF6" w:val="clear"/>
+            <w:tcW w:type="pct" w:w="863"/>
             <w:tcMar>
               <w:top w:type="dxa" w:w="50"/>
               <w:left w:type="dxa" w:w="110"/>
@@ -7164,14 +7751,13 @@
                 <w:sz w:val="15"/>
                 <w:szCs w:val="15"/>
               </w:rPr>
-              <w:t xml:space="preserve">(550,000)</w:t>
-            </w:r>
-          </w:p>
-        </w:tc>
-        <w:tc>
-          <w:tcPr>
-            <w:tcW w:type="pct" w:w="865"/>
-            <w:shd w:fill="FBFAF6" w:val="clear"/>
+              <w:t xml:space="preserve">(20,000)</w:t>
+            </w:r>
+          </w:p>
+        </w:tc>
+        <w:tc>
+          <w:tcPr>
+            <w:tcW w:type="pct" w:w="854"/>
             <w:tcMar>
               <w:top w:type="dxa" w:w="50"/>
               <w:left w:type="dxa" w:w="110"/>
@@ -7188,14 +7774,13 @@
                 <w:sz w:val="15"/>
                 <w:szCs w:val="15"/>
               </w:rPr>
-              <w:t xml:space="preserve">(550,000)</w:t>
-            </w:r>
-          </w:p>
-        </w:tc>
-        <w:tc>
-          <w:tcPr>
-            <w:tcW w:type="pct" w:w="870"/>
-            <w:shd w:fill="FBFAF6" w:val="clear"/>
+              <w:t xml:space="preserve">(20,000)</w:t>
+            </w:r>
+          </w:p>
+        </w:tc>
+        <w:tc>
+          <w:tcPr>
+            <w:tcW w:type="pct" w:w="858"/>
             <w:tcMar>
               <w:top w:type="dxa" w:w="50"/>
               <w:left w:type="dxa" w:w="110"/>
@@ -7212,14 +7797,13 @@
                 <w:sz w:val="15"/>
                 <w:szCs w:val="15"/>
               </w:rPr>
-              <w:t xml:space="preserve">(550,000)</w:t>
-            </w:r>
-          </w:p>
-        </w:tc>
-        <w:tc>
-          <w:tcPr>
-            <w:tcW w:type="pct" w:w="822"/>
-            <w:shd w:fill="FBFAF6" w:val="clear"/>
+              <w:t xml:space="preserve">(10,000)</w:t>
+            </w:r>
+          </w:p>
+        </w:tc>
+        <w:tc>
+          <w:tcPr>
+            <w:tcW w:type="pct" w:w="811"/>
             <w:tcMar>
               <w:top w:type="dxa" w:w="50"/>
               <w:left w:type="dxa" w:w="110"/>
@@ -7236,15 +7820,15 @@
                 <w:sz w:val="15"/>
                 <w:szCs w:val="15"/>
               </w:rPr>
-              <w:t xml:space="preserve">(550,000)</w:t>
-            </w:r>
-          </w:p>
-        </w:tc>
-      </w:tr>
-      <w:tr>
-        <w:tc>
-          <w:tcPr>
-            <w:tcW w:type="pct" w:w="1568"/>
+              <w:t xml:space="preserve">—</w:t>
+            </w:r>
+          </w:p>
+        </w:tc>
+      </w:tr>
+      <w:tr>
+        <w:tc>
+          <w:tcPr>
+            <w:tcW w:type="pct" w:w="1614"/>
             <w:shd w:fill="FFFFFF" w:val="clear"/>
             <w:tcMar>
               <w:top w:type="dxa" w:w="50"/>
@@ -7271,7 +7855,8 @@
         </w:tc>
         <w:tc>
           <w:tcPr>
-            <w:tcW w:type="pct" w:w="874"/>
+            <w:tcW w:type="pct" w:w="863"/>
+            <w:shd w:fill="FBFAF6" w:val="clear"/>
             <w:tcMar>
               <w:top w:type="dxa" w:w="50"/>
               <w:left w:type="dxa" w:w="110"/>
@@ -7288,13 +7873,14 @@
                 <w:sz w:val="15"/>
                 <w:szCs w:val="15"/>
               </w:rPr>
-              <w:t xml:space="preserve">(1,800,000)</w:t>
-            </w:r>
-          </w:p>
-        </w:tc>
-        <w:tc>
-          <w:tcPr>
-            <w:tcW w:type="pct" w:w="865"/>
+              <w:t xml:space="preserve">—</w:t>
+            </w:r>
+          </w:p>
+        </w:tc>
+        <w:tc>
+          <w:tcPr>
+            <w:tcW w:type="pct" w:w="854"/>
+            <w:shd w:fill="FBFAF6" w:val="clear"/>
             <w:tcMar>
               <w:top w:type="dxa" w:w="50"/>
               <w:left w:type="dxa" w:w="110"/>
@@ -7311,13 +7897,14 @@
                 <w:sz w:val="15"/>
                 <w:szCs w:val="15"/>
               </w:rPr>
-              <w:t xml:space="preserve">(350,000)</w:t>
-            </w:r>
-          </w:p>
-        </w:tc>
-        <w:tc>
-          <w:tcPr>
-            <w:tcW w:type="pct" w:w="870"/>
+              <w:t xml:space="preserve">(500,000)</w:t>
+            </w:r>
+          </w:p>
+        </w:tc>
+        <w:tc>
+          <w:tcPr>
+            <w:tcW w:type="pct" w:w="858"/>
+            <w:shd w:fill="FBFAF6" w:val="clear"/>
             <w:tcMar>
               <w:top w:type="dxa" w:w="50"/>
               <w:left w:type="dxa" w:w="110"/>
@@ -7334,13 +7921,14 @@
                 <w:sz w:val="15"/>
                 <w:szCs w:val="15"/>
               </w:rPr>
-              <w:t xml:space="preserve">(350,000)</w:t>
-            </w:r>
-          </w:p>
-        </w:tc>
-        <w:tc>
-          <w:tcPr>
-            <w:tcW w:type="pct" w:w="822"/>
+              <w:t xml:space="preserve">(500,000)</w:t>
+            </w:r>
+          </w:p>
+        </w:tc>
+        <w:tc>
+          <w:tcPr>
+            <w:tcW w:type="pct" w:w="811"/>
+            <w:shd w:fill="FBFAF6" w:val="clear"/>
             <w:tcMar>
               <w:top w:type="dxa" w:w="50"/>
               <w:left w:type="dxa" w:w="110"/>
@@ -7365,129 +7953,7 @@
       <w:tr>
         <w:tc>
           <w:tcPr>
-            <w:tcW w:type="pct" w:w="1568"/>
-            <w:shd w:fill="FBFAF6" w:val="clear"/>
-            <w:tcMar>
-              <w:top w:type="dxa" w:w="50"/>
-              <w:left w:type="dxa" w:w="110"/>
-              <w:bottom w:type="dxa" w:w="50"/>
-              <w:right w:type="dxa" w:w="110"/>
-            </w:tcMar>
-          </w:tcPr>
-          <w:p>
-            <w:pPr>
-              <w:spacing w:before="28" w:after="28"/>
-            </w:pPr>
-            <w:r>
-              <w:rPr>
-                <w:sz w:val="15"/>
-                <w:szCs w:val="15"/>
-              </w:rPr>
-              <w:t xml:space="preserve">= Total disbursements</w:t>
-            </w:r>
-          </w:p>
-        </w:tc>
-        <w:tc>
-          <w:tcPr>
-            <w:tcW w:type="pct" w:w="874"/>
-            <w:shd w:fill="FBFAF6" w:val="clear"/>
-            <w:tcMar>
-              <w:top w:type="dxa" w:w="50"/>
-              <w:left w:type="dxa" w:w="110"/>
-              <w:bottom w:type="dxa" w:w="50"/>
-              <w:right w:type="dxa" w:w="110"/>
-            </w:tcMar>
-          </w:tcPr>
-          <w:p>
-            <w:pPr>
-              <w:spacing w:before="28" w:after="28"/>
-            </w:pPr>
-            <w:r>
-              <w:rPr>
-                <w:sz w:val="15"/>
-                <w:szCs w:val="15"/>
-              </w:rPr>
-              <w:t xml:space="preserve">5,163,750</w:t>
-            </w:r>
-          </w:p>
-        </w:tc>
-        <w:tc>
-          <w:tcPr>
-            <w:tcW w:type="pct" w:w="865"/>
-            <w:shd w:fill="FBFAF6" w:val="clear"/>
-            <w:tcMar>
-              <w:top w:type="dxa" w:w="50"/>
-              <w:left w:type="dxa" w:w="110"/>
-              <w:bottom w:type="dxa" w:w="50"/>
-              <w:right w:type="dxa" w:w="110"/>
-            </w:tcMar>
-          </w:tcPr>
-          <w:p>
-            <w:pPr>
-              <w:spacing w:before="28" w:after="28"/>
-            </w:pPr>
-            <w:r>
-              <w:rPr>
-                <w:sz w:val="15"/>
-                <w:szCs w:val="15"/>
-              </w:rPr>
-              <w:t xml:space="preserve">3,852,780</w:t>
-            </w:r>
-          </w:p>
-        </w:tc>
-        <w:tc>
-          <w:tcPr>
-            <w:tcW w:type="pct" w:w="870"/>
-            <w:shd w:fill="FBFAF6" w:val="clear"/>
-            <w:tcMar>
-              <w:top w:type="dxa" w:w="50"/>
-              <w:left w:type="dxa" w:w="110"/>
-              <w:bottom w:type="dxa" w:w="50"/>
-              <w:right w:type="dxa" w:w="110"/>
-            </w:tcMar>
-          </w:tcPr>
-          <w:p>
-            <w:pPr>
-              <w:spacing w:before="28" w:after="28"/>
-            </w:pPr>
-            <w:r>
-              <w:rPr>
-                <w:sz w:val="15"/>
-                <w:szCs w:val="15"/>
-              </w:rPr>
-              <w:t xml:space="preserve">3,974,550</w:t>
-            </w:r>
-          </w:p>
-        </w:tc>
-        <w:tc>
-          <w:tcPr>
-            <w:tcW w:type="pct" w:w="822"/>
-            <w:shd w:fill="FBFAF6" w:val="clear"/>
-            <w:tcMar>
-              <w:top w:type="dxa" w:w="50"/>
-              <w:left w:type="dxa" w:w="110"/>
-              <w:bottom w:type="dxa" w:w="50"/>
-              <w:right w:type="dxa" w:w="110"/>
-            </w:tcMar>
-          </w:tcPr>
-          <w:p>
-            <w:pPr>
-              <w:spacing w:before="28" w:after="28"/>
-            </w:pPr>
-            <w:r>
-              <w:rPr>
-                <w:sz w:val="15"/>
-                <w:szCs w:val="15"/>
-              </w:rPr>
-              <w:t xml:space="preserve">3,516,470</w:t>
-            </w:r>
-          </w:p>
-        </w:tc>
-      </w:tr>
-      <w:tr>
-        <w:tc>
-          <w:tcPr>
-            <w:tcW w:type="pct" w:w="1568"/>
+            <w:tcW w:type="pct" w:w="1614"/>
             <w:shd w:fill="FFFFFF" w:val="clear"/>
             <w:tcMar>
               <w:top w:type="dxa" w:w="50"/>
@@ -7514,7 +7980,7 @@
         </w:tc>
         <w:tc>
           <w:tcPr>
-            <w:tcW w:type="pct" w:w="874"/>
+            <w:tcW w:type="pct" w:w="863"/>
             <w:tcMar>
               <w:top w:type="dxa" w:w="50"/>
               <w:left w:type="dxa" w:w="110"/>
@@ -7531,13 +7997,13 @@
                 <w:sz w:val="15"/>
                 <w:szCs w:val="15"/>
               </w:rPr>
-              <w:t xml:space="preserve">(523,750)</w:t>
-            </w:r>
-          </w:p>
-        </w:tc>
-        <w:tc>
-          <w:tcPr>
-            <w:tcW w:type="pct" w:w="865"/>
+              <w:t xml:space="preserve">456,250</w:t>
+            </w:r>
+          </w:p>
+        </w:tc>
+        <w:tc>
+          <w:tcPr>
+            <w:tcW w:type="pct" w:w="854"/>
             <w:tcMar>
               <w:top w:type="dxa" w:w="50"/>
               <w:left w:type="dxa" w:w="110"/>
@@ -7554,13 +8020,13 @@
                 <w:sz w:val="15"/>
                 <w:szCs w:val="15"/>
               </w:rPr>
-              <w:t xml:space="preserve">923,470</w:t>
-            </w:r>
-          </w:p>
-        </w:tc>
-        <w:tc>
-          <w:tcPr>
-            <w:tcW w:type="pct" w:w="870"/>
+              <w:t xml:space="preserve">403,470</w:t>
+            </w:r>
+          </w:p>
+        </w:tc>
+        <w:tc>
+          <w:tcPr>
+            <w:tcW w:type="pct" w:w="858"/>
             <w:tcMar>
               <w:top w:type="dxa" w:w="50"/>
               <w:left w:type="dxa" w:w="110"/>
@@ -7577,495 +8043,13 @@
                 <w:sz w:val="15"/>
                 <w:szCs w:val="15"/>
               </w:rPr>
-              <w:t xml:space="preserve">1,048,920</w:t>
-            </w:r>
-          </w:p>
-        </w:tc>
-        <w:tc>
-          <w:tcPr>
-            <w:tcW w:type="pct" w:w="822"/>
-            <w:tcMar>
-              <w:top w:type="dxa" w:w="50"/>
-              <w:left w:type="dxa" w:w="110"/>
-              <w:bottom w:type="dxa" w:w="50"/>
-              <w:right w:type="dxa" w:w="110"/>
-            </w:tcMar>
-          </w:tcPr>
-          <w:p>
-            <w:pPr>
-              <w:spacing w:before="28" w:after="28"/>
-            </w:pPr>
-            <w:r>
-              <w:rPr>
-                <w:sz w:val="15"/>
-                <w:szCs w:val="15"/>
-              </w:rPr>
-              <w:t xml:space="preserve">1,702,450</w:t>
-            </w:r>
-          </w:p>
-        </w:tc>
-      </w:tr>
-      <w:tr>
-        <w:tc>
-          <w:tcPr>
-            <w:tcW w:type="pct" w:w="1568"/>
-            <w:shd w:fill="FBFAF6" w:val="clear"/>
-            <w:tcMar>
-              <w:top w:type="dxa" w:w="50"/>
-              <w:left w:type="dxa" w:w="110"/>
-              <w:bottom w:type="dxa" w:w="50"/>
-              <w:right w:type="dxa" w:w="110"/>
-            </w:tcMar>
-          </w:tcPr>
-          <w:p>
-            <w:pPr>
-              <w:spacing w:before="28" w:after="28"/>
-            </w:pPr>
-            <w:r>
-              <w:rPr>
-                <w:sz w:val="15"/>
-                <w:szCs w:val="15"/>
-              </w:rPr>
-              <w:t xml:space="preserve">+ Borrowing</w:t>
-            </w:r>
-          </w:p>
-        </w:tc>
-        <w:tc>
-          <w:tcPr>
-            <w:tcW w:type="pct" w:w="874"/>
-            <w:shd w:fill="FBFAF6" w:val="clear"/>
-            <w:tcMar>
-              <w:top w:type="dxa" w:w="50"/>
-              <w:left w:type="dxa" w:w="110"/>
-              <w:bottom w:type="dxa" w:w="50"/>
-              <w:right w:type="dxa" w:w="110"/>
-            </w:tcMar>
-          </w:tcPr>
-          <w:p>
-            <w:pPr>
-              <w:spacing w:before="28" w:after="28"/>
-            </w:pPr>
-            <w:r>
-              <w:rPr>
-                <w:sz w:val="15"/>
-                <w:szCs w:val="15"/>
-              </w:rPr>
-              <w:t xml:space="preserve">1,000,000</w:t>
-            </w:r>
-          </w:p>
-        </w:tc>
-        <w:tc>
-          <w:tcPr>
-            <w:tcW w:type="pct" w:w="865"/>
-            <w:shd w:fill="FBFAF6" w:val="clear"/>
-            <w:tcMar>
-              <w:top w:type="dxa" w:w="50"/>
-              <w:left w:type="dxa" w:w="110"/>
-              <w:bottom w:type="dxa" w:w="50"/>
-              <w:right w:type="dxa" w:w="110"/>
-            </w:tcMar>
-          </w:tcPr>
-          <w:p>
-            <w:pPr>
-              <w:spacing w:before="28" w:after="28"/>
-            </w:pPr>
-            <w:r>
-              <w:rPr>
-                <w:sz w:val="15"/>
-                <w:szCs w:val="15"/>
-              </w:rPr>
-              <w:t xml:space="preserve">—</w:t>
-            </w:r>
-          </w:p>
-        </w:tc>
-        <w:tc>
-          <w:tcPr>
-            <w:tcW w:type="pct" w:w="870"/>
-            <w:shd w:fill="FBFAF6" w:val="clear"/>
-            <w:tcMar>
-              <w:top w:type="dxa" w:w="50"/>
-              <w:left w:type="dxa" w:w="110"/>
-              <w:bottom w:type="dxa" w:w="50"/>
-              <w:right w:type="dxa" w:w="110"/>
-            </w:tcMar>
-          </w:tcPr>
-          <w:p>
-            <w:pPr>
-              <w:spacing w:before="28" w:after="28"/>
-            </w:pPr>
-            <w:r>
-              <w:rPr>
-                <w:sz w:val="15"/>
-                <w:szCs w:val="15"/>
-              </w:rPr>
-              <w:t xml:space="preserve">—</w:t>
-            </w:r>
-          </w:p>
-        </w:tc>
-        <w:tc>
-          <w:tcPr>
-            <w:tcW w:type="pct" w:w="822"/>
-            <w:shd w:fill="FBFAF6" w:val="clear"/>
-            <w:tcMar>
-              <w:top w:type="dxa" w:w="50"/>
-              <w:left w:type="dxa" w:w="110"/>
-              <w:bottom w:type="dxa" w:w="50"/>
-              <w:right w:type="dxa" w:w="110"/>
-            </w:tcMar>
-          </w:tcPr>
-          <w:p>
-            <w:pPr>
-              <w:spacing w:before="28" w:after="28"/>
-            </w:pPr>
-            <w:r>
-              <w:rPr>
-                <w:sz w:val="15"/>
-                <w:szCs w:val="15"/>
-              </w:rPr>
-              <w:t xml:space="preserve">—</w:t>
-            </w:r>
-          </w:p>
-        </w:tc>
-      </w:tr>
-      <w:tr>
-        <w:tc>
-          <w:tcPr>
-            <w:tcW w:type="pct" w:w="1568"/>
-            <w:tcMar>
-              <w:top w:type="dxa" w:w="50"/>
-              <w:left w:type="dxa" w:w="110"/>
-              <w:bottom w:type="dxa" w:w="50"/>
-              <w:right w:type="dxa" w:w="110"/>
-            </w:tcMar>
-          </w:tcPr>
-          <w:p>
-            <w:pPr>
-              <w:spacing w:before="28" w:after="28"/>
-            </w:pPr>
-            <w:r>
-              <w:rPr>
-                <w:sz w:val="15"/>
-                <w:szCs w:val="15"/>
-              </w:rPr>
-              <w:t xml:space="preserve">− Interest</w:t>
-            </w:r>
-          </w:p>
-        </w:tc>
-        <w:tc>
-          <w:tcPr>
-            <w:tcW w:type="pct" w:w="874"/>
-            <w:tcMar>
-              <w:top w:type="dxa" w:w="50"/>
-              <w:left w:type="dxa" w:w="110"/>
-              <w:bottom w:type="dxa" w:w="50"/>
-              <w:right w:type="dxa" w:w="110"/>
-            </w:tcMar>
-          </w:tcPr>
-          <w:p>
-            <w:pPr>
-              <w:spacing w:before="28" w:after="28"/>
-            </w:pPr>
-            <w:r>
-              <w:rPr>
-                <w:sz w:val="15"/>
-                <w:szCs w:val="15"/>
-              </w:rPr>
-              <w:t xml:space="preserve">(20,000)</w:t>
-            </w:r>
-          </w:p>
-        </w:tc>
-        <w:tc>
-          <w:tcPr>
-            <w:tcW w:type="pct" w:w="865"/>
-            <w:tcMar>
-              <w:top w:type="dxa" w:w="50"/>
-              <w:left w:type="dxa" w:w="110"/>
-              <w:bottom w:type="dxa" w:w="50"/>
-              <w:right w:type="dxa" w:w="110"/>
-            </w:tcMar>
-          </w:tcPr>
-          <w:p>
-            <w:pPr>
-              <w:spacing w:before="28" w:after="28"/>
-            </w:pPr>
-            <w:r>
-              <w:rPr>
-                <w:sz w:val="15"/>
-                <w:szCs w:val="15"/>
-              </w:rPr>
-              <w:t xml:space="preserve">(20,000)</w:t>
-            </w:r>
-          </w:p>
-        </w:tc>
-        <w:tc>
-          <w:tcPr>
-            <w:tcW w:type="pct" w:w="870"/>
-            <w:tcMar>
-              <w:top w:type="dxa" w:w="50"/>
-              <w:left w:type="dxa" w:w="110"/>
-              <w:bottom w:type="dxa" w:w="50"/>
-              <w:right w:type="dxa" w:w="110"/>
-            </w:tcMar>
-          </w:tcPr>
-          <w:p>
-            <w:pPr>
-              <w:spacing w:before="28" w:after="28"/>
-            </w:pPr>
-            <w:r>
-              <w:rPr>
-                <w:sz w:val="15"/>
-                <w:szCs w:val="15"/>
-              </w:rPr>
-              <w:t xml:space="preserve">(10,000)</w:t>
-            </w:r>
-          </w:p>
-        </w:tc>
-        <w:tc>
-          <w:tcPr>
-            <w:tcW w:type="pct" w:w="822"/>
-            <w:tcMar>
-              <w:top w:type="dxa" w:w="50"/>
-              <w:left w:type="dxa" w:w="110"/>
-              <w:bottom w:type="dxa" w:w="50"/>
-              <w:right w:type="dxa" w:w="110"/>
-            </w:tcMar>
-          </w:tcPr>
-          <w:p>
-            <w:pPr>
-              <w:spacing w:before="28" w:after="28"/>
-            </w:pPr>
-            <w:r>
-              <w:rPr>
-                <w:sz w:val="15"/>
-                <w:szCs w:val="15"/>
-              </w:rPr>
-              <w:t xml:space="preserve">—</w:t>
-            </w:r>
-          </w:p>
-        </w:tc>
-      </w:tr>
-      <w:tr>
-        <w:tc>
-          <w:tcPr>
-            <w:tcW w:type="pct" w:w="1568"/>
-            <w:shd w:fill="FBFAF6" w:val="clear"/>
-            <w:tcMar>
-              <w:top w:type="dxa" w:w="50"/>
-              <w:left w:type="dxa" w:w="110"/>
-              <w:bottom w:type="dxa" w:w="50"/>
-              <w:right w:type="dxa" w:w="110"/>
-            </w:tcMar>
-          </w:tcPr>
-          <w:p>
-            <w:pPr>
-              <w:spacing w:before="28" w:after="28"/>
-            </w:pPr>
-            <w:r>
-              <w:rPr>
-                <w:sz w:val="15"/>
-                <w:szCs w:val="15"/>
-              </w:rPr>
-              <w:t xml:space="preserve">− Repayment</w:t>
-            </w:r>
-          </w:p>
-        </w:tc>
-        <w:tc>
-          <w:tcPr>
-            <w:tcW w:type="pct" w:w="874"/>
-            <w:shd w:fill="FBFAF6" w:val="clear"/>
-            <w:tcMar>
-              <w:top w:type="dxa" w:w="50"/>
-              <w:left w:type="dxa" w:w="110"/>
-              <w:bottom w:type="dxa" w:w="50"/>
-              <w:right w:type="dxa" w:w="110"/>
-            </w:tcMar>
-          </w:tcPr>
-          <w:p>
-            <w:pPr>
-              <w:spacing w:before="28" w:after="28"/>
-            </w:pPr>
-            <w:r>
-              <w:rPr>
-                <w:sz w:val="15"/>
-                <w:szCs w:val="15"/>
-              </w:rPr>
-              <w:t xml:space="preserve">—</w:t>
-            </w:r>
-          </w:p>
-        </w:tc>
-        <w:tc>
-          <w:tcPr>
-            <w:tcW w:type="pct" w:w="865"/>
-            <w:shd w:fill="FBFAF6" w:val="clear"/>
-            <w:tcMar>
-              <w:top w:type="dxa" w:w="50"/>
-              <w:left w:type="dxa" w:w="110"/>
-              <w:bottom w:type="dxa" w:w="50"/>
-              <w:right w:type="dxa" w:w="110"/>
-            </w:tcMar>
-          </w:tcPr>
-          <w:p>
-            <w:pPr>
-              <w:spacing w:before="28" w:after="28"/>
-            </w:pPr>
-            <w:r>
-              <w:rPr>
-                <w:sz w:val="15"/>
-                <w:szCs w:val="15"/>
-              </w:rPr>
-              <w:t xml:space="preserve">(500,000)</w:t>
-            </w:r>
-          </w:p>
-        </w:tc>
-        <w:tc>
-          <w:tcPr>
-            <w:tcW w:type="pct" w:w="870"/>
-            <w:shd w:fill="FBFAF6" w:val="clear"/>
-            <w:tcMar>
-              <w:top w:type="dxa" w:w="50"/>
-              <w:left w:type="dxa" w:w="110"/>
-              <w:bottom w:type="dxa" w:w="50"/>
-              <w:right w:type="dxa" w:w="110"/>
-            </w:tcMar>
-          </w:tcPr>
-          <w:p>
-            <w:pPr>
-              <w:spacing w:before="28" w:after="28"/>
-            </w:pPr>
-            <w:r>
-              <w:rPr>
-                <w:sz w:val="15"/>
-                <w:szCs w:val="15"/>
-              </w:rPr>
-              <w:t xml:space="preserve">(500,000)</w:t>
-            </w:r>
-          </w:p>
-        </w:tc>
-        <w:tc>
-          <w:tcPr>
-            <w:tcW w:type="pct" w:w="822"/>
-            <w:shd w:fill="FBFAF6" w:val="clear"/>
-            <w:tcMar>
-              <w:top w:type="dxa" w:w="50"/>
-              <w:left w:type="dxa" w:w="110"/>
-              <w:bottom w:type="dxa" w:w="50"/>
-              <w:right w:type="dxa" w:w="110"/>
-            </w:tcMar>
-          </w:tcPr>
-          <w:p>
-            <w:pPr>
-              <w:spacing w:before="28" w:after="28"/>
-            </w:pPr>
-            <w:r>
-              <w:rPr>
-                <w:sz w:val="15"/>
-                <w:szCs w:val="15"/>
-              </w:rPr>
-              <w:t xml:space="preserve">—</w:t>
-            </w:r>
-          </w:p>
-        </w:tc>
-      </w:tr>
-      <w:tr>
-        <w:tc>
-          <w:tcPr>
-            <w:tcW w:type="pct" w:w="1568"/>
-            <w:shd w:fill="FFFFFF" w:val="clear"/>
-            <w:tcMar>
-              <w:top w:type="dxa" w:w="50"/>
-              <w:left w:type="dxa" w:w="110"/>
-              <w:bottom w:type="dxa" w:w="50"/>
-              <w:right w:type="dxa" w:w="110"/>
-            </w:tcMar>
-          </w:tcPr>
-          <w:p>
-            <w:pPr>
-              <w:spacing w:before="46" w:after="46"/>
-            </w:pPr>
-            <w:r>
-              <w:rPr>
-                <w:b/>
-                <w:bCs/>
-                <w:color w:val="8186EF"/>
-                <w:sz w:val="14"/>
-                <w:szCs w:val="14"/>
-              </w:rPr>
-              <w:t xml:space="preserve">(15)</w:t>
-            </w:r>
-          </w:p>
-        </w:tc>
-        <w:tc>
-          <w:tcPr>
-            <w:tcW w:type="pct" w:w="874"/>
-            <w:tcMar>
-              <w:top w:type="dxa" w:w="50"/>
-              <w:left w:type="dxa" w:w="110"/>
-              <w:bottom w:type="dxa" w:w="50"/>
-              <w:right w:type="dxa" w:w="110"/>
-            </w:tcMar>
-          </w:tcPr>
-          <w:p>
-            <w:pPr>
-              <w:spacing w:before="28" w:after="28"/>
-            </w:pPr>
-            <w:r>
-              <w:rPr>
-                <w:sz w:val="15"/>
-                <w:szCs w:val="15"/>
-              </w:rPr>
-              <w:t xml:space="preserve">456,250</w:t>
-            </w:r>
-          </w:p>
-        </w:tc>
-        <w:tc>
-          <w:tcPr>
-            <w:tcW w:type="pct" w:w="865"/>
-            <w:tcMar>
-              <w:top w:type="dxa" w:w="50"/>
-              <w:left w:type="dxa" w:w="110"/>
-              <w:bottom w:type="dxa" w:w="50"/>
-              <w:right w:type="dxa" w:w="110"/>
-            </w:tcMar>
-          </w:tcPr>
-          <w:p>
-            <w:pPr>
-              <w:spacing w:before="28" w:after="28"/>
-            </w:pPr>
-            <w:r>
-              <w:rPr>
-                <w:sz w:val="15"/>
-                <w:szCs w:val="15"/>
-              </w:rPr>
-              <w:t xml:space="preserve">403,470</w:t>
-            </w:r>
-          </w:p>
-        </w:tc>
-        <w:tc>
-          <w:tcPr>
-            <w:tcW w:type="pct" w:w="870"/>
-            <w:tcMar>
-              <w:top w:type="dxa" w:w="50"/>
-              <w:left w:type="dxa" w:w="110"/>
-              <w:bottom w:type="dxa" w:w="50"/>
-              <w:right w:type="dxa" w:w="110"/>
-            </w:tcMar>
-          </w:tcPr>
-          <w:p>
-            <w:pPr>
-              <w:spacing w:before="28" w:after="28"/>
-            </w:pPr>
-            <w:r>
-              <w:rPr>
-                <w:sz w:val="15"/>
-                <w:szCs w:val="15"/>
-              </w:rPr>
               <w:t xml:space="preserve">538,920</w:t>
             </w:r>
           </w:p>
         </w:tc>
         <w:tc>
           <w:tcPr>
-            <w:tcW w:type="pct" w:w="822"/>
+            <w:tcW w:type="pct" w:w="811"/>
             <w:tcMar>
               <w:top w:type="dxa" w:w="50"/>
               <w:left w:type="dxa" w:w="110"/>
@@ -8144,7 +8128,7 @@
                 <w:sz w:val="16"/>
                 <w:szCs w:val="16"/>
               </w:rPr>
-              <w:t xml:space="preserve">Variable selling   ·   Cash before financing   ·   Fixed overhead (cash part)   ·   Capital expenditure   ·   = Cash available   ·   Variable overhead   ·   = Ending cash   ·   Fixed selling and admin (cash part)   ·   + Borrowing</w:t>
+              <w:t xml:space="preserve">= Total disbursements   ·   = Ending cash   ·   Fixed selling and admin (cash part)   ·   − Repayment   ·   Variable overhead   ·   Fixed overhead (cash part)   ·   = Cash available   ·   − Interest</w:t>
             </w:r>
           </w:p>
         </w:tc>
@@ -8426,7 +8410,7 @@
                 <w:sz w:val="16"/>
                 <w:szCs w:val="16"/>
               </w:rPr>
-              <w:t xml:space="preserve">collections</w:t>
+              <w:t xml:space="preserve">repayments</w:t>
             </w:r>
           </w:p>
         </w:tc>
@@ -8452,7 +8436,7 @@
                 <w:sz w:val="16"/>
                 <w:szCs w:val="16"/>
               </w:rPr>
-              <w:t xml:space="preserve">9  </w:t>
+              <w:t xml:space="preserve">8  </w:t>
             </w:r>
             <w:r>
               <w:rPr>
@@ -8494,7 +8478,7 @@
                 <w:sz w:val="16"/>
                 <w:szCs w:val="16"/>
               </w:rPr>
-              <w:t xml:space="preserve">disbursements</w:t>
+              <w:t xml:space="preserve">Management</w:t>
             </w:r>
           </w:p>
         </w:tc>
@@ -8520,7 +8504,7 @@
                 <w:sz w:val="16"/>
                 <w:szCs w:val="16"/>
               </w:rPr>
-              <w:t xml:space="preserve">10  </w:t>
+              <w:t xml:space="preserve">9  </w:t>
             </w:r>
             <w:r>
               <w:rPr>
@@ -8562,7 +8546,7 @@
                 <w:sz w:val="16"/>
                 <w:szCs w:val="16"/>
               </w:rPr>
-              <w:t xml:space="preserve">Management</w:t>
+              <w:t xml:space="preserve">balance</w:t>
             </w:r>
           </w:p>
         </w:tc>
@@ -8588,14 +8572,14 @@
                 <w:sz w:val="16"/>
                 <w:szCs w:val="16"/>
               </w:rPr>
-              <w:t xml:space="preserve">11  </w:t>
-            </w:r>
-            <w:r>
-              <w:rPr>
-                <w:sz w:val="16"/>
-                <w:szCs w:val="16"/>
-              </w:rPr>
-              <w:t xml:space="preserve">Variable selling</w:t>
+              <w:t xml:space="preserve">10  </w:t>
+            </w:r>
+            <w:r>
+              <w:rPr>
+                <w:sz w:val="16"/>
+                <w:szCs w:val="16"/>
+              </w:rPr>
+              <w:t xml:space="preserve">Fixed selling and admin (cash part)</w:t>
             </w:r>
           </w:p>
         </w:tc>
@@ -8630,7 +8614,7 @@
                 <w:sz w:val="16"/>
                 <w:szCs w:val="16"/>
               </w:rPr>
-              <w:t xml:space="preserve">balance</w:t>
+              <w:t xml:space="preserve">Non-cash</w:t>
             </w:r>
           </w:p>
         </w:tc>
@@ -8656,14 +8640,14 @@
                 <w:sz w:val="16"/>
                 <w:szCs w:val="16"/>
               </w:rPr>
-              <w:t xml:space="preserve">12  </w:t>
-            </w:r>
-            <w:r>
-              <w:rPr>
-                <w:sz w:val="16"/>
-                <w:szCs w:val="16"/>
-              </w:rPr>
-              <w:t xml:space="preserve">Fixed selling and admin (cash part)</w:t>
+              <w:t xml:space="preserve">11  </w:t>
+            </w:r>
+            <w:r>
+              <w:rPr>
+                <w:sz w:val="16"/>
+                <w:szCs w:val="16"/>
+              </w:rPr>
+              <w:t xml:space="preserve">= Total disbursements</w:t>
             </w:r>
           </w:p>
         </w:tc>
@@ -8698,7 +8682,7 @@
                 <w:sz w:val="16"/>
                 <w:szCs w:val="16"/>
               </w:rPr>
-              <w:t xml:space="preserve">Non-cash</w:t>
+              <w:t xml:space="preserve">administrative</w:t>
             </w:r>
           </w:p>
         </w:tc>
@@ -8724,14 +8708,14 @@
                 <w:sz w:val="16"/>
                 <w:szCs w:val="16"/>
               </w:rPr>
-              <w:t xml:space="preserve">13  </w:t>
-            </w:r>
-            <w:r>
-              <w:rPr>
-                <w:sz w:val="16"/>
-                <w:szCs w:val="16"/>
-              </w:rPr>
-              <w:t xml:space="preserve">Capital expenditure</w:t>
+              <w:t xml:space="preserve">12  </w:t>
+            </w:r>
+            <w:r>
+              <w:rPr>
+                <w:sz w:val="16"/>
+                <w:szCs w:val="16"/>
+              </w:rPr>
+              <w:t xml:space="preserve">− Interest</w:t>
             </w:r>
           </w:p>
         </w:tc>
@@ -8792,14 +8776,14 @@
                 <w:sz w:val="16"/>
                 <w:szCs w:val="16"/>
               </w:rPr>
-              <w:t xml:space="preserve">14  </w:t>
-            </w:r>
-            <w:r>
-              <w:rPr>
-                <w:sz w:val="16"/>
-                <w:szCs w:val="16"/>
-              </w:rPr>
-              <w:t xml:space="preserve">Cash before financing</w:t>
+              <w:t xml:space="preserve">13  </w:t>
+            </w:r>
+            <w:r>
+              <w:rPr>
+                <w:sz w:val="16"/>
+                <w:szCs w:val="16"/>
+              </w:rPr>
+              <w:t xml:space="preserve">− Repayment</w:t>
             </w:r>
           </w:p>
         </w:tc>
@@ -8834,7 +8818,7 @@
                 <w:sz w:val="16"/>
                 <w:szCs w:val="16"/>
               </w:rPr>
-              <w:t xml:space="preserve">Beverages</w:t>
+              <w:t xml:space="preserve">borrows</w:t>
             </w:r>
           </w:p>
         </w:tc>
@@ -8860,7 +8844,7 @@
                 <w:sz w:val="16"/>
                 <w:szCs w:val="16"/>
               </w:rPr>
-              <w:t xml:space="preserve">15  </w:t>
+              <w:t xml:space="preserve">14  </w:t>
             </w:r>
             <w:r>
               <w:rPr>
@@ -8868,64 +8852,6 @@
                 <w:szCs w:val="16"/>
               </w:rPr>
               <w:t xml:space="preserve">= Ending cash</w:t>
-            </w:r>
-          </w:p>
-        </w:tc>
-      </w:tr>
-      <w:tr>
-        <w:tc>
-          <w:tcPr>
-            <w:tcW w:type="pct" w:w="2500"/>
-            <w:tcMar>
-              <w:top w:type="dxa" w:w="20"/>
-              <w:left w:type="dxa" w:w="80"/>
-              <w:bottom w:type="dxa" w:w="20"/>
-              <w:right w:type="dxa" w:w="80"/>
-            </w:tcMar>
-          </w:tcPr>
-          <w:p>
-            <w:pPr>
-              <w:spacing w:before="12" w:after="12"/>
-            </w:pPr>
-            <w:r>
-              <w:rPr>
-                <w:b/>
-                <w:bCs/>
-                <w:color w:val="8186EF"/>
-                <w:sz w:val="16"/>
-                <w:szCs w:val="16"/>
-              </w:rPr>
-              <w:t xml:space="preserve">8  </w:t>
-            </w:r>
-            <w:r>
-              <w:rPr>
-                <w:sz w:val="16"/>
-                <w:szCs w:val="16"/>
-              </w:rPr>
-              <w:t xml:space="preserve">= Cash available</w:t>
-            </w:r>
-          </w:p>
-        </w:tc>
-        <w:tc>
-          <w:tcPr>
-            <w:tcW w:type="pct" w:w="2500"/>
-            <w:tcMar>
-              <w:top w:type="dxa" w:w="20"/>
-              <w:left w:type="dxa" w:w="80"/>
-              <w:bottom w:type="dxa" w:w="20"/>
-              <w:right w:type="dxa" w:w="80"/>
-            </w:tcMar>
-          </w:tcPr>
-          <w:p>
-            <w:pPr>
-              <w:spacing w:before="24" w:after="24"/>
-            </w:pPr>
-            <w:r>
-              <w:rPr>
-                <w:sz w:val="16"/>
-                <w:szCs w:val="16"/>
-              </w:rPr>
-              <w:t xml:space="preserve"/>
             </w:r>
           </w:p>
         </w:tc>
@@ -9099,7 +9025,7 @@
           <w:sz w:val="16"/>
           <w:szCs w:val="16"/>
         </w:rPr>
-        <w:t xml:space="preserve">      gaps 1–5</w:t>
+        <w:t xml:space="preserve">      gaps 1–4</w:t>
       </w:r>
     </w:p>
     <w:p>
@@ -9144,7 +9070,7 @@
           <w:sz w:val="19"/>
           <w:szCs w:val="19"/>
         </w:rPr>
-        <w:t xml:space="preserve"> policies change the timing of cash, and </w:t>
+        <w:t xml:space="preserve"> policies change the </w:t>
       </w:r>
       <w:r>
         <w:rPr>
@@ -9176,14 +9102,7 @@
           <w:sz w:val="19"/>
           <w:szCs w:val="19"/>
         </w:rPr>
-        <w:t xml:space="preserve"> the borrowing. </w:t>
-      </w:r>
-      <w:r>
-        <w:rPr>
-          <w:sz w:val="19"/>
-          <w:szCs w:val="19"/>
-        </w:rPr>
-        <w:t xml:space="preserve">Collecting faster from </w:t>
+        <w:t xml:space="preserve"> of cash, and </w:t>
       </w:r>
       <w:r>
         <w:rPr>
@@ -9215,7 +9134,14 @@
           <w:sz w:val="19"/>
           <w:szCs w:val="19"/>
         </w:rPr>
-        <w:t xml:space="preserve"> brings cash in earlier; paying </w:t>
+        <w:t xml:space="preserve"> the borrowing. </w:t>
+      </w:r>
+      <w:r>
+        <w:rPr>
+          <w:sz w:val="19"/>
+          <w:szCs w:val="19"/>
+        </w:rPr>
+        <w:t xml:space="preserve">Collecting faster from customers </w:t>
       </w:r>
       <w:r>
         <w:rPr>
@@ -9247,46 +9173,14 @@
           <w:sz w:val="19"/>
           <w:szCs w:val="19"/>
         </w:rPr>
-        <w:t xml:space="preserve"> faster sends it out earlier. </w:t>
-      </w:r>
-      <w:r>
-        <w:rPr>
-          <w:sz w:val="19"/>
-          <w:szCs w:val="19"/>
-        </w:rPr>
-        <w:t xml:space="preserve">Collecting 50% in the quarter of sale would add $420,000 of cash; paying for </w:t>
-      </w:r>
-      <w:r>
-        <w:rPr>
-          <w:b/>
-          <w:bCs/>
-          <w:color w:val="8186EF"/>
-          <w:sz w:val="15"/>
-          <w:szCs w:val="15"/>
-        </w:rPr>
-        <w:t xml:space="preserve"> (5) </w:t>
-      </w:r>
-      <w:r>
-        <w:rPr>
-          <w:u w:val="single"/>
-          <w:sz w:val="19"/>
-          <w:szCs w:val="19"/>
-        </w:rPr>
-        <w:t xml:space="preserve">             </w:t>
-      </w:r>
-      <w:r>
-        <w:rPr>
-          <w:sz w:val="19"/>
-          <w:szCs w:val="19"/>
-        </w:rPr>
-        <w:t xml:space="preserve"> </w:t>
-      </w:r>
-      <w:r>
-        <w:rPr>
-          <w:sz w:val="19"/>
-          <w:szCs w:val="19"/>
-        </w:rPr>
-        <w:t xml:space="preserve"> in full at once would take more cash out and raise the loan. </w:t>
+        <w:t xml:space="preserve"> cash in earlier; paying suppliers faster sends it out earlier. </w:t>
+      </w:r>
+      <w:r>
+        <w:rPr>
+          <w:sz w:val="19"/>
+          <w:szCs w:val="19"/>
+        </w:rPr>
+        <w:t xml:space="preserve">Collecting 50% in the quarter of sale would add $420,000 of cash; paying for concentrate in full at once would take more cash out and raise the loan. </w:t>
       </w:r>
     </w:p>
     <w:tbl>
@@ -9344,7 +9238,7 @@
                 <w:sz w:val="16"/>
                 <w:szCs w:val="16"/>
               </w:rPr>
-              <w:t xml:space="preserve">customers   ·   concentrate   ·   discounts   ·   therefore   ·   payables   ·   suppliers</w:t>
+              <w:t xml:space="preserve">timing   ·   discount   ·   therefore   ·   payables   ·   brings</w:t>
             </w:r>
           </w:p>
         </w:tc>
@@ -9603,7 +9497,7 @@
                 <w:sz w:val="14"/>
                 <w:szCs w:val="14"/>
               </w:rPr>
-              <w:t xml:space="preserve">(6)</w:t>
+              <w:t xml:space="preserve">(5)</w:t>
             </w:r>
           </w:p>
         </w:tc>
@@ -9857,7 +9751,7 @@
                 <w:sz w:val="16"/>
                 <w:szCs w:val="16"/>
               </w:rPr>
-              <w:t xml:space="preserve">+420,000   ·   credit policy</w:t>
+              <w:t xml:space="preserve">+420,000   ·   cash budget</w:t>
             </w:r>
           </w:p>
         </w:tc>
@@ -9884,7 +9778,7 @@
           <w:sz w:val="16"/>
           <w:szCs w:val="16"/>
         </w:rPr>
-        <w:t xml:space="preserve">      gaps 7–9</w:t>
+        <w:t xml:space="preserve">      gaps 6–8</w:t>
       </w:r>
     </w:p>
     <w:p>
@@ -9907,7 +9801,7 @@
           <w:sz w:val="15"/>
           <w:szCs w:val="15"/>
         </w:rPr>
-        <w:t xml:space="preserve"> (7) </w:t>
+        <w:t xml:space="preserve"> (6) </w:t>
       </w:r>
       <w:r>
         <w:rPr>
@@ -9936,7 +9830,7 @@
           <w:sz w:val="19"/>
           <w:szCs w:val="19"/>
         </w:rPr>
-        <w:t xml:space="preserve">Slower payment to </w:t>
+        <w:t xml:space="preserve">Slower payment to suppliers may lose discounts or </w:t>
       </w:r>
       <w:r>
         <w:rPr>
@@ -9946,7 +9840,7 @@
           <w:sz w:val="15"/>
           <w:szCs w:val="15"/>
         </w:rPr>
-        <w:t xml:space="preserve"> (8) </w:t>
+        <w:t xml:space="preserve"> (7) </w:t>
       </w:r>
       <w:r>
         <w:rPr>
@@ -9968,7 +9862,7 @@
           <w:sz w:val="19"/>
           <w:szCs w:val="19"/>
         </w:rPr>
-        <w:t xml:space="preserve"> may lose discounts or goodwill. </w:t>
+        <w:t xml:space="preserve">. </w:t>
       </w:r>
       <w:r>
         <w:rPr>
@@ -9985,7 +9879,7 @@
           <w:sz w:val="15"/>
           <w:szCs w:val="15"/>
         </w:rPr>
-        <w:t xml:space="preserve"> (9) </w:t>
+        <w:t xml:space="preserve"> (8) </w:t>
       </w:r>
       <w:r>
         <w:rPr>
@@ -10065,7 +9959,7 @@
                 <w:sz w:val="16"/>
                 <w:szCs w:val="16"/>
               </w:rPr>
-              <w:t xml:space="preserve">question   ·   suppliers   ·   supermarkets   ·   management</w:t>
+              <w:t xml:space="preserve">question   ·   goodwill   ·   supermarkets   ·   management</w:t>
             </w:r>
           </w:p>
         </w:tc>
@@ -10139,7 +10033,7 @@
           <w:sz w:val="16"/>
           <w:szCs w:val="16"/>
         </w:rPr>
-        <w:t xml:space="preserve">      gaps 10–12</w:t>
+        <w:t xml:space="preserve">      gaps 9–11</w:t>
       </w:r>
     </w:p>
     <w:p>
@@ -10152,7 +10046,7 @@
           <w:sz w:val="19"/>
           <w:szCs w:val="19"/>
         </w:rPr>
-        <w:t xml:space="preserve">A change in credit or </w:t>
+        <w:t xml:space="preserve">A change in credit or payment terms </w:t>
       </w:r>
       <w:r>
         <w:rPr>
@@ -10162,7 +10056,7 @@
           <w:sz w:val="15"/>
           <w:szCs w:val="15"/>
         </w:rPr>
-        <w:t xml:space="preserve"> (10) </w:t>
+        <w:t xml:space="preserve"> (9) </w:t>
       </w:r>
       <w:r>
         <w:rPr>
@@ -10184,7 +10078,7 @@
           <w:sz w:val="19"/>
           <w:szCs w:val="19"/>
         </w:rPr>
-        <w:t xml:space="preserve"> terms changes when cash arrives or leaves, not the sales or expenses </w:t>
+        <w:t xml:space="preserve"> when cash arrives or leaves, not the sales or expenses </w:t>
       </w:r>
       <w:r>
         <w:rPr>
@@ -10194,7 +10088,7 @@
           <w:sz w:val="15"/>
           <w:szCs w:val="15"/>
         </w:rPr>
-        <w:t xml:space="preserve"> (11) </w:t>
+        <w:t xml:space="preserve"> (10) </w:t>
       </w:r>
       <w:r>
         <w:rPr>
@@ -10233,7 +10127,7 @@
           <w:sz w:val="15"/>
           <w:szCs w:val="15"/>
         </w:rPr>
-        <w:t xml:space="preserve"> (12) </w:t>
+        <w:t xml:space="preserve"> (11) </w:t>
       </w:r>
       <w:r>
         <w:rPr>
@@ -10313,7 +10207,7 @@
                 <w:sz w:val="16"/>
                 <w:szCs w:val="16"/>
               </w:rPr>
-              <w:t xml:space="preserve">themselves   ·   payment   ·   operating   ·   goodwill</w:t>
+              <w:t xml:space="preserve">themselves   ·   changes   ·   operating   ·   goodwill</w:t>
             </w:r>
           </w:p>
         </w:tc>
@@ -10450,7 +10344,7 @@
                 <w:sz w:val="16"/>
                 <w:szCs w:val="16"/>
               </w:rPr>
-              <w:t xml:space="preserve">supermarkets</w:t>
+              <w:t xml:space="preserve">goodwill</w:t>
             </w:r>
           </w:p>
         </w:tc>
@@ -10485,7 +10379,7 @@
                 <w:sz w:val="16"/>
                 <w:szCs w:val="16"/>
               </w:rPr>
-              <w:t xml:space="preserve">therefore</w:t>
+              <w:t xml:space="preserve">timing</w:t>
             </w:r>
           </w:p>
         </w:tc>
@@ -10518,7 +10412,7 @@
                 <w:sz w:val="16"/>
                 <w:szCs w:val="16"/>
               </w:rPr>
-              <w:t xml:space="preserve">suppliers</w:t>
+              <w:t xml:space="preserve">management</w:t>
             </w:r>
           </w:p>
         </w:tc>
@@ -10553,7 +10447,7 @@
                 <w:sz w:val="16"/>
                 <w:szCs w:val="16"/>
               </w:rPr>
-              <w:t xml:space="preserve">customers</w:t>
+              <w:t xml:space="preserve">therefore</w:t>
             </w:r>
           </w:p>
         </w:tc>
@@ -10586,7 +10480,7 @@
                 <w:sz w:val="16"/>
                 <w:szCs w:val="16"/>
               </w:rPr>
-              <w:t xml:space="preserve">management</w:t>
+              <w:t xml:space="preserve">changes</w:t>
             </w:r>
           </w:p>
         </w:tc>
@@ -10621,7 +10515,7 @@
                 <w:sz w:val="16"/>
                 <w:szCs w:val="16"/>
               </w:rPr>
-              <w:t xml:space="preserve">suppliers</w:t>
+              <w:t xml:space="preserve">brings</w:t>
             </w:r>
           </w:p>
         </w:tc>
@@ -10654,7 +10548,7 @@
                 <w:sz w:val="16"/>
                 <w:szCs w:val="16"/>
               </w:rPr>
-              <w:t xml:space="preserve">payment</w:t>
+              <w:t xml:space="preserve">themselves</w:t>
             </w:r>
           </w:p>
         </w:tc>
@@ -10689,7 +10583,7 @@
                 <w:sz w:val="16"/>
                 <w:szCs w:val="16"/>
               </w:rPr>
-              <w:t xml:space="preserve">concentrate</w:t>
+              <w:t xml:space="preserve">+420,000</w:t>
             </w:r>
           </w:p>
         </w:tc>
@@ -10722,7 +10616,7 @@
                 <w:sz w:val="16"/>
                 <w:szCs w:val="16"/>
               </w:rPr>
-              <w:t xml:space="preserve">themselves</w:t>
+              <w:t xml:space="preserve">operating</w:t>
             </w:r>
           </w:p>
         </w:tc>
@@ -10757,7 +10651,7 @@
                 <w:sz w:val="16"/>
                 <w:szCs w:val="16"/>
               </w:rPr>
-              <w:t xml:space="preserve">+420,000</w:t>
+              <w:t xml:space="preserve">supermarkets</w:t>
             </w:r>
           </w:p>
         </w:tc>
@@ -10773,24 +10667,14 @@
           </w:tcPr>
           <w:p>
             <w:pPr>
-              <w:spacing w:before="12" w:after="12"/>
-            </w:pPr>
-            <w:r>
-              <w:rPr>
-                <w:b/>
-                <w:bCs/>
-                <w:color w:val="8186EF"/>
-                <w:sz w:val="16"/>
-                <w:szCs w:val="16"/>
-              </w:rPr>
-              <w:t xml:space="preserve">12  </w:t>
-            </w:r>
-            <w:r>
-              <w:rPr>
-                <w:sz w:val="16"/>
-                <w:szCs w:val="16"/>
-              </w:rPr>
-              <w:t xml:space="preserve">operating</w:t>
+              <w:spacing w:before="24" w:after="24"/>
+            </w:pPr>
+            <w:r>
+              <w:rPr>
+                <w:sz w:val="16"/>
+                <w:szCs w:val="16"/>
+              </w:rPr>
+              <w:t xml:space="preserve"/>
             </w:r>
           </w:p>
         </w:tc>
@@ -11731,7 +11615,7 @@
                 <w:sz w:val="16"/>
                 <w:szCs w:val="16"/>
               </w:rPr>
-              <w:t xml:space="preserve">= Ending cash   ·   + Borrowing − repayment   ·   Financing (USD)   ·   − Disbursements</w:t>
+              <w:t xml:space="preserve">= Ending cash   ·   + Borrowing − repayment   ·   minimum cash balance   ·   − Disbursements</w:t>
             </w:r>
           </w:p>
         </w:tc>
@@ -12309,7 +12193,7 @@
                 <w:sz w:val="16"/>
                 <w:szCs w:val="16"/>
               </w:rPr>
-              <w:t xml:space="preserve">Loan at end of quarter   ·   60% of fourth-quarter sales   ·   50% of fourth-quarter purchases   ·   New asset on the balance sheet</w:t>
+              <w:t xml:space="preserve">Collections from the Gulf importer   ·   60% of fourth-quarter sales   ·   50% of fourth-quarter purchases   ·   New asset on the balance sheet</w:t>
             </w:r>
           </w:p>
         </w:tc>
@@ -12456,7 +12340,7 @@
           <w:sz w:val="19"/>
           <w:szCs w:val="19"/>
         </w:rPr>
-        <w:t xml:space="preserve">Expect sales and </w:t>
+        <w:t xml:space="preserve">Expect sales and purchases with credit terms, a list of </w:t>
       </w:r>
       <w:r>
         <w:rPr>
@@ -12488,7 +12372,7 @@
           <w:sz w:val="19"/>
           <w:szCs w:val="19"/>
         </w:rPr>
-        <w:t xml:space="preserve"> with credit terms, a list of expenses including </w:t>
+        <w:t xml:space="preserve"> including depreciation, a </w:t>
       </w:r>
       <w:r>
         <w:rPr>
@@ -12506,7 +12390,7 @@
           <w:sz w:val="19"/>
           <w:szCs w:val="19"/>
         </w:rPr>
-        <w:t xml:space="preserve">              </w:t>
+        <w:t xml:space="preserve">           </w:t>
       </w:r>
       <w:r>
         <w:rPr>
@@ -12520,14 +12404,14 @@
           <w:sz w:val="19"/>
           <w:szCs w:val="19"/>
         </w:rPr>
-        <w:t xml:space="preserve">, a capital purchase and a minimum cash balance. </w:t>
-      </w:r>
-      <w:r>
-        <w:rPr>
-          <w:sz w:val="19"/>
-          <w:szCs w:val="19"/>
-        </w:rPr>
-        <w:t xml:space="preserve">Build </w:t>
+        <w:t xml:space="preserve"> purchase and a minimum cash balance. </w:t>
+      </w:r>
+      <w:r>
+        <w:rPr>
+          <w:sz w:val="19"/>
+          <w:szCs w:val="19"/>
+        </w:rPr>
+        <w:t xml:space="preserve">Build collections and payments, leave out non-cash items, find cash before </w:t>
       </w:r>
       <w:r>
         <w:rPr>
@@ -12545,7 +12429,7 @@
           <w:sz w:val="19"/>
           <w:szCs w:val="19"/>
         </w:rPr>
-        <w:t xml:space="preserve">             </w:t>
+        <w:t xml:space="preserve">           </w:t>
       </w:r>
       <w:r>
         <w:rPr>
@@ -12559,7 +12443,7 @@
           <w:sz w:val="19"/>
           <w:szCs w:val="19"/>
         </w:rPr>
-        <w:t xml:space="preserve"> and payments, leave out non-cash items, find cash before financing, and calculate the borrowing, interest and ending cash. </w:t>
+        <w:t xml:space="preserve">, and calculate the borrowing, interest and ending cash. </w:t>
       </w:r>
     </w:p>
     <w:tbl>
@@ -12617,7 +12501,7 @@
                 <w:sz w:val="16"/>
                 <w:szCs w:val="16"/>
               </w:rPr>
-              <w:t xml:space="preserve">collections   ·   opening   ·   depreciation   ·   purchases</w:t>
+              <w:t xml:space="preserve">financing   ·   borrowing   ·   capital   ·   expenses</w:t>
             </w:r>
           </w:p>
         </w:tc>
@@ -12743,24 +12627,18 @@
         <w:tc>
           <w:tcPr>
             <w:tcW w:type="pct" w:w="2600"/>
-            <w:tcMar>
-              <w:top w:type="dxa" w:w="50"/>
-              <w:left w:type="dxa" w:w="110"/>
-              <w:bottom w:type="dxa" w:w="50"/>
-              <w:right w:type="dxa" w:w="110"/>
-            </w:tcMar>
-          </w:tcPr>
-          <w:p>
-            <w:pPr>
-              <w:spacing w:before="28" w:after="28"/>
-            </w:pPr>
-            <w:r>
-              <w:rPr>
-                <w:sz w:val="15"/>
-                <w:szCs w:val="15"/>
-              </w:rPr>
-              <w:t xml:space="preserve"/>
-            </w:r>
+            <w:shd w:fill="FFFFFF" w:val="clear"/>
+            <w:tcMar>
+              <w:top w:type="dxa" w:w="50"/>
+              <w:left w:type="dxa" w:w="110"/>
+              <w:bottom w:type="dxa" w:w="50"/>
+              <w:right w:type="dxa" w:w="110"/>
+            </w:tcMar>
+          </w:tcPr>
+          <w:p>
+            <w:pPr>
+              <w:spacing w:before="46" w:after="46"/>
+            </w:pPr>
             <w:r>
               <w:rPr>
                 <w:b/>
@@ -12769,29 +12647,7 @@
                 <w:sz w:val="14"/>
                 <w:szCs w:val="14"/>
               </w:rPr>
-              <w:t xml:space="preserve"> (13) </w:t>
-            </w:r>
-            <w:r>
-              <w:rPr>
-                <w:u w:val="single"/>
-                <w:sz w:val="15"/>
-                <w:szCs w:val="15"/>
-              </w:rPr>
-              <w:t xml:space="preserve">              </w:t>
-            </w:r>
-            <w:r>
-              <w:rPr>
-                <w:sz w:val="15"/>
-                <w:szCs w:val="15"/>
-              </w:rPr>
-              <w:t xml:space="preserve"> </w:t>
-            </w:r>
-            <w:r>
-              <w:rPr>
-                <w:sz w:val="15"/>
-                <w:szCs w:val="15"/>
-              </w:rPr>
-              <w:t xml:space="preserve">: first quarter</w:t>
+              <w:t xml:space="preserve">(13)</w:t>
             </w:r>
           </w:p>
         </w:tc>
@@ -13072,54 +12928,6 @@
         <w:tc>
           <w:tcPr>
             <w:tcW w:type="pct" w:w="2600"/>
-            <w:tcMar>
-              <w:top w:type="dxa" w:w="50"/>
-              <w:left w:type="dxa" w:w="110"/>
-              <w:bottom w:type="dxa" w:w="50"/>
-              <w:right w:type="dxa" w:w="110"/>
-            </w:tcMar>
-          </w:tcPr>
-          <w:p>
-            <w:pPr>
-              <w:spacing w:before="28" w:after="28"/>
-            </w:pPr>
-            <w:r>
-              <w:rPr>
-                <w:sz w:val="15"/>
-                <w:szCs w:val="15"/>
-              </w:rPr>
-              <w:t xml:space="preserve">Jars, labor and variable overhead per jar produced</w:t>
-            </w:r>
-          </w:p>
-        </w:tc>
-        <w:tc>
-          <w:tcPr>
-            <w:tcW w:type="pct" w:w="2400"/>
-            <w:tcMar>
-              <w:top w:type="dxa" w:w="50"/>
-              <w:left w:type="dxa" w:w="110"/>
-              <w:bottom w:type="dxa" w:w="50"/>
-              <w:right w:type="dxa" w:w="110"/>
-            </w:tcMar>
-          </w:tcPr>
-          <w:p>
-            <w:pPr>
-              <w:spacing w:before="28" w:after="28"/>
-            </w:pPr>
-            <w:r>
-              <w:rPr>
-                <w:sz w:val="15"/>
-                <w:szCs w:val="15"/>
-              </w:rPr>
-              <w:t xml:space="preserve">$0.65</w:t>
-            </w:r>
-          </w:p>
-        </w:tc>
-      </w:tr>
-      <w:tr>
-        <w:tc>
-          <w:tcPr>
-            <w:tcW w:type="pct" w:w="2600"/>
             <w:shd w:fill="FFFFFF" w:val="clear"/>
             <w:tcMar>
               <w:top w:type="dxa" w:w="50"/>
@@ -13147,7 +12955,6 @@
         <w:tc>
           <w:tcPr>
             <w:tcW w:type="pct" w:w="2400"/>
-            <w:shd w:fill="FBFAF6" w:val="clear"/>
             <w:tcMar>
               <w:top w:type="dxa" w:w="50"/>
               <w:left w:type="dxa" w:w="110"/>
@@ -13164,55 +12971,7 @@
                 <w:sz w:val="15"/>
                 <w:szCs w:val="15"/>
               </w:rPr>
-              <w:t xml:space="preserve">382,000</w:t>
-            </w:r>
-          </w:p>
-        </w:tc>
-      </w:tr>
-      <w:tr>
-        <w:tc>
-          <w:tcPr>
-            <w:tcW w:type="pct" w:w="2600"/>
-            <w:tcMar>
-              <w:top w:type="dxa" w:w="50"/>
-              <w:left w:type="dxa" w:w="110"/>
-              <w:bottom w:type="dxa" w:w="50"/>
-              <w:right w:type="dxa" w:w="110"/>
-            </w:tcMar>
-          </w:tcPr>
-          <w:p>
-            <w:pPr>
-              <w:spacing w:before="28" w:after="28"/>
-            </w:pPr>
-            <w:r>
-              <w:rPr>
-                <w:sz w:val="15"/>
-                <w:szCs w:val="15"/>
-              </w:rPr>
-              <w:t xml:space="preserve">Fixed manufacturing overhead for the quarter</w:t>
-            </w:r>
-          </w:p>
-        </w:tc>
-        <w:tc>
-          <w:tcPr>
-            <w:tcW w:type="pct" w:w="2400"/>
-            <w:tcMar>
-              <w:top w:type="dxa" w:w="50"/>
-              <w:left w:type="dxa" w:w="110"/>
-              <w:bottom w:type="dxa" w:w="50"/>
-              <w:right w:type="dxa" w:w="110"/>
-            </w:tcMar>
-          </w:tcPr>
-          <w:p>
-            <w:pPr>
-              <w:spacing w:before="28" w:after="28"/>
-            </w:pPr>
-            <w:r>
-              <w:rPr>
-                <w:sz w:val="15"/>
-                <w:szCs w:val="15"/>
-              </w:rPr>
-              <w:t xml:space="preserve">$240,000, including depreciation $60,000</w:t>
+              <w:t xml:space="preserve">$0.65</w:t>
             </w:r>
           </w:p>
         </w:tc>
@@ -13265,7 +13024,55 @@
                 <w:sz w:val="15"/>
                 <w:szCs w:val="15"/>
               </w:rPr>
-              <w:t xml:space="preserve">$38,000</w:t>
+              <w:t xml:space="preserve">382,000</w:t>
+            </w:r>
+          </w:p>
+        </w:tc>
+      </w:tr>
+      <w:tr>
+        <w:tc>
+          <w:tcPr>
+            <w:tcW w:type="pct" w:w="2600"/>
+            <w:tcMar>
+              <w:top w:type="dxa" w:w="50"/>
+              <w:left w:type="dxa" w:w="110"/>
+              <w:bottom w:type="dxa" w:w="50"/>
+              <w:right w:type="dxa" w:w="110"/>
+            </w:tcMar>
+          </w:tcPr>
+          <w:p>
+            <w:pPr>
+              <w:spacing w:before="28" w:after="28"/>
+            </w:pPr>
+            <w:r>
+              <w:rPr>
+                <w:sz w:val="15"/>
+                <w:szCs w:val="15"/>
+              </w:rPr>
+              <w:t xml:space="preserve">Fixed manufacturing overhead for the quarter</w:t>
+            </w:r>
+          </w:p>
+        </w:tc>
+        <w:tc>
+          <w:tcPr>
+            <w:tcW w:type="pct" w:w="2400"/>
+            <w:tcMar>
+              <w:top w:type="dxa" w:w="50"/>
+              <w:left w:type="dxa" w:w="110"/>
+              <w:bottom w:type="dxa" w:w="50"/>
+              <w:right w:type="dxa" w:w="110"/>
+            </w:tcMar>
+          </w:tcPr>
+          <w:p>
+            <w:pPr>
+              <w:spacing w:before="28" w:after="28"/>
+            </w:pPr>
+            <w:r>
+              <w:rPr>
+                <w:sz w:val="15"/>
+                <w:szCs w:val="15"/>
+              </w:rPr>
+              <w:t xml:space="preserve">$240,000, including depreciation $60,000</w:t>
             </w:r>
           </w:p>
         </w:tc>
@@ -13301,6 +13108,7 @@
         <w:tc>
           <w:tcPr>
             <w:tcW w:type="pct" w:w="2400"/>
+            <w:shd w:fill="FBFAF6" w:val="clear"/>
             <w:tcMar>
               <w:top w:type="dxa" w:w="50"/>
               <w:left w:type="dxa" w:w="110"/>
@@ -13317,7 +13125,105 @@
                 <w:sz w:val="15"/>
                 <w:szCs w:val="15"/>
               </w:rPr>
+              <w:t xml:space="preserve">$38,000</w:t>
+            </w:r>
+          </w:p>
+        </w:tc>
+      </w:tr>
+      <w:tr>
+        <w:tc>
+          <w:tcPr>
+            <w:tcW w:type="pct" w:w="2600"/>
+            <w:tcMar>
+              <w:top w:type="dxa" w:w="50"/>
+              <w:left w:type="dxa" w:w="110"/>
+              <w:bottom w:type="dxa" w:w="50"/>
+              <w:right w:type="dxa" w:w="110"/>
+            </w:tcMar>
+          </w:tcPr>
+          <w:p>
+            <w:pPr>
+              <w:spacing w:before="28" w:after="28"/>
+            </w:pPr>
+            <w:r>
+              <w:rPr>
+                <w:sz w:val="15"/>
+                <w:szCs w:val="15"/>
+              </w:rPr>
+              <w:t xml:space="preserve">Fixed selling and admin for the quarter</w:t>
+            </w:r>
+          </w:p>
+        </w:tc>
+        <w:tc>
+          <w:tcPr>
+            <w:tcW w:type="pct" w:w="2400"/>
+            <w:tcMar>
+              <w:top w:type="dxa" w:w="50"/>
+              <w:left w:type="dxa" w:w="110"/>
+              <w:bottom w:type="dxa" w:w="50"/>
+              <w:right w:type="dxa" w:w="110"/>
+            </w:tcMar>
+          </w:tcPr>
+          <w:p>
+            <w:pPr>
+              <w:spacing w:before="28" w:after="28"/>
+            </w:pPr>
+            <w:r>
+              <w:rPr>
+                <w:sz w:val="15"/>
+                <w:szCs w:val="15"/>
+              </w:rPr>
               <w:t xml:space="preserve">$120,000</w:t>
+            </w:r>
+          </w:p>
+        </w:tc>
+      </w:tr>
+      <w:tr>
+        <w:tc>
+          <w:tcPr>
+            <w:tcW w:type="pct" w:w="2600"/>
+            <w:shd w:fill="FBFAF6" w:val="clear"/>
+            <w:tcMar>
+              <w:top w:type="dxa" w:w="50"/>
+              <w:left w:type="dxa" w:w="110"/>
+              <w:bottom w:type="dxa" w:w="50"/>
+              <w:right w:type="dxa" w:w="110"/>
+            </w:tcMar>
+          </w:tcPr>
+          <w:p>
+            <w:pPr>
+              <w:spacing w:before="28" w:after="28"/>
+            </w:pPr>
+            <w:r>
+              <w:rPr>
+                <w:sz w:val="15"/>
+                <w:szCs w:val="15"/>
+              </w:rPr>
+              <w:t xml:space="preserve">New mixer, paid in the second quarter</w:t>
+            </w:r>
+          </w:p>
+        </w:tc>
+        <w:tc>
+          <w:tcPr>
+            <w:tcW w:type="pct" w:w="2400"/>
+            <w:shd w:fill="FBFAF6" w:val="clear"/>
+            <w:tcMar>
+              <w:top w:type="dxa" w:w="50"/>
+              <w:left w:type="dxa" w:w="110"/>
+              <w:bottom w:type="dxa" w:w="50"/>
+              <w:right w:type="dxa" w:w="110"/>
+            </w:tcMar>
+          </w:tcPr>
+          <w:p>
+            <w:pPr>
+              <w:spacing w:before="28" w:after="28"/>
+            </w:pPr>
+            <w:r>
+              <w:rPr>
+                <w:sz w:val="15"/>
+                <w:szCs w:val="15"/>
+              </w:rPr>
+              <w:t xml:space="preserve">$150,000</w:t>
             </w:r>
           </w:p>
         </w:tc>
@@ -13353,7 +13259,6 @@
         <w:tc>
           <w:tcPr>
             <w:tcW w:type="pct" w:w="2400"/>
-            <w:shd w:fill="FBFAF6" w:val="clear"/>
             <w:tcMar>
               <w:top w:type="dxa" w:w="50"/>
               <w:left w:type="dxa" w:w="110"/>
@@ -13370,7 +13275,7 @@
                 <w:sz w:val="15"/>
                 <w:szCs w:val="15"/>
               </w:rPr>
-              <w:t xml:space="preserve">$150,000</w:t>
+              <w:t xml:space="preserve">$300,000</w:t>
             </w:r>
           </w:p>
         </w:tc>
@@ -13379,6 +13284,7 @@
         <w:tc>
           <w:tcPr>
             <w:tcW w:type="pct" w:w="2600"/>
+            <w:shd w:fill="FBFAF6" w:val="clear"/>
             <w:tcMar>
               <w:top w:type="dxa" w:w="50"/>
               <w:left w:type="dxa" w:w="110"/>
@@ -13395,59 +13301,7 @@
                 <w:sz w:val="15"/>
                 <w:szCs w:val="15"/>
               </w:rPr>
-              <w:t xml:space="preserve">Cash at the start of the second quarter</w:t>
-            </w:r>
-          </w:p>
-        </w:tc>
-        <w:tc>
-          <w:tcPr>
-            <w:tcW w:type="pct" w:w="2400"/>
-            <w:tcMar>
-              <w:top w:type="dxa" w:w="50"/>
-              <w:left w:type="dxa" w:w="110"/>
-              <w:bottom w:type="dxa" w:w="50"/>
-              <w:right w:type="dxa" w:w="110"/>
-            </w:tcMar>
-          </w:tcPr>
-          <w:p>
-            <w:pPr>
-              <w:spacing w:before="28" w:after="28"/>
-            </w:pPr>
-            <w:r>
-              <w:rPr>
-                <w:sz w:val="15"/>
-                <w:szCs w:val="15"/>
-              </w:rPr>
-              <w:t xml:space="preserve">$300,000</w:t>
-            </w:r>
-          </w:p>
-        </w:tc>
-      </w:tr>
-      <w:tr>
-        <w:tc>
-          <w:tcPr>
-            <w:tcW w:type="pct" w:w="2600"/>
-            <w:shd w:fill="FFFFFF" w:val="clear"/>
-            <w:tcMar>
-              <w:top w:type="dxa" w:w="50"/>
-              <w:left w:type="dxa" w:w="110"/>
-              <w:bottom w:type="dxa" w:w="50"/>
-              <w:right w:type="dxa" w:w="110"/>
-            </w:tcMar>
-          </w:tcPr>
-          <w:p>
-            <w:pPr>
-              <w:spacing w:before="46" w:after="46"/>
-            </w:pPr>
-            <w:r>
-              <w:rPr>
-                <w:b/>
-                <w:bCs/>
-                <w:color w:val="8186EF"/>
-                <w:sz w:val="14"/>
-                <w:szCs w:val="14"/>
-              </w:rPr>
-              <w:t xml:space="preserve">(19)</w:t>
+              <w:t xml:space="preserve">Minimum cash balance</w:t>
             </w:r>
           </w:p>
         </w:tc>
@@ -13533,7 +13387,7 @@
                 <w:sz w:val="16"/>
                 <w:szCs w:val="16"/>
               </w:rPr>
-              <w:t xml:space="preserve">New mixer, paid in the second quarter   ·   Minimum cash balance   ·   Fixed selling and admin for the quarter   ·   Year 2028 (USD)   ·   Sesame paid in the quarter of purchase   ·   Jars produced in the second quarter   ·   Sales   ·   Variable selling for the quarter</w:t>
+              <w:t xml:space="preserve">Cash at the start of the second quarter   ·   Variable selling for the quarter   ·   Jars produced in the second quarter   ·   New asset on the balance sheet   ·   Jars, labor and variable overhead per jar produced   ·   Sales: first quarter   ·   Sesame paid in the quarter of purchase</w:t>
             </w:r>
           </w:p>
         </w:tc>
@@ -13739,7 +13593,7 @@
                 <w:sz w:val="14"/>
                 <w:szCs w:val="14"/>
               </w:rPr>
-              <w:t xml:space="preserve">(20)</w:t>
+              <w:t xml:space="preserve">(19)</w:t>
             </w:r>
           </w:p>
         </w:tc>
@@ -14477,7 +14331,7 @@
                 <w:sz w:val="16"/>
                 <w:szCs w:val="16"/>
               </w:rPr>
-              <w:t xml:space="preserve">Sales</w:t>
+              <w:t xml:space="preserve">Sales: first quarter</w:t>
             </w:r>
           </w:p>
         </w:tc>
@@ -14613,7 +14467,7 @@
                 <w:sz w:val="16"/>
                 <w:szCs w:val="16"/>
               </w:rPr>
-              <w:t xml:space="preserve">Jars produced in the second quarter</w:t>
+              <w:t xml:space="preserve">Jars, labor and variable overhead per jar produced</w:t>
             </w:r>
           </w:p>
         </w:tc>
@@ -14681,7 +14535,7 @@
                 <w:sz w:val="16"/>
                 <w:szCs w:val="16"/>
               </w:rPr>
-              <w:t xml:space="preserve">Variable selling for the quarter</w:t>
+              <w:t xml:space="preserve">Jars produced in the second quarter</w:t>
             </w:r>
           </w:p>
         </w:tc>
@@ -14749,7 +14603,7 @@
                 <w:sz w:val="16"/>
                 <w:szCs w:val="16"/>
               </w:rPr>
-              <w:t xml:space="preserve">Fixed selling and admin for the quarter</w:t>
+              <w:t xml:space="preserve">Variable selling for the quarter</w:t>
             </w:r>
           </w:p>
         </w:tc>
@@ -14817,7 +14671,7 @@
                 <w:sz w:val="16"/>
                 <w:szCs w:val="16"/>
               </w:rPr>
-              <w:t xml:space="preserve">New mixer, paid in the second quarter</w:t>
+              <w:t xml:space="preserve">Cash at the start of the second quarter</w:t>
             </w:r>
           </w:p>
         </w:tc>
@@ -14885,7 +14739,7 @@
                 <w:sz w:val="16"/>
                 <w:szCs w:val="16"/>
               </w:rPr>
-              <w:t xml:space="preserve">Minimum cash balance</w:t>
+              <w:t xml:space="preserve">$1,236,870 = 50% of 1,272,240 + 50% of 1,201,500</w:t>
             </w:r>
           </w:p>
         </w:tc>
@@ -14953,7 +14807,7 @@
                 <w:sz w:val="16"/>
                 <w:szCs w:val="16"/>
               </w:rPr>
-              <w:t xml:space="preserve">$1,236,870 = 50% of 1,272,240 + 50% of 1,201,500</w:t>
+              <w:t xml:space="preserve">Payment for the new mixer</w:t>
             </w:r>
           </w:p>
         </w:tc>
@@ -15021,7 +14875,7 @@
                 <w:sz w:val="16"/>
                 <w:szCs w:val="16"/>
               </w:rPr>
-              <w:t xml:space="preserve">Payment for the new mixer</w:t>
+              <w:t xml:space="preserve">Sales made but not yet collected</w:t>
             </w:r>
           </w:p>
         </w:tc>
@@ -15056,7 +14910,7 @@
                 <w:sz w:val="16"/>
                 <w:szCs w:val="16"/>
               </w:rPr>
-              <w:t xml:space="preserve">purchases</w:t>
+              <w:t xml:space="preserve">expenses</w:t>
             </w:r>
           </w:p>
         </w:tc>
@@ -15089,7 +14943,7 @@
                 <w:sz w:val="16"/>
                 <w:szCs w:val="16"/>
               </w:rPr>
-              <w:t xml:space="preserve">Sales made but not yet collected</w:t>
+              <w:t xml:space="preserve">cash budget</w:t>
             </w:r>
           </w:p>
         </w:tc>
@@ -15124,7 +14978,7 @@
                 <w:sz w:val="16"/>
                 <w:szCs w:val="16"/>
               </w:rPr>
-              <w:t xml:space="preserve">depreciation</w:t>
+              <w:t xml:space="preserve">capital</w:t>
             </w:r>
           </w:p>
         </w:tc>
@@ -15157,7 +15011,7 @@
                 <w:sz w:val="16"/>
                 <w:szCs w:val="16"/>
               </w:rPr>
-              <w:t xml:space="preserve">cash budget</w:t>
+              <w:t xml:space="preserve">minimum cash balance</w:t>
             </w:r>
           </w:p>
         </w:tc>
@@ -15192,7 +15046,7 @@
                 <w:sz w:val="16"/>
                 <w:szCs w:val="16"/>
               </w:rPr>
-              <w:t xml:space="preserve">collections</w:t>
+              <w:t xml:space="preserve">financing</w:t>
             </w:r>
           </w:p>
         </w:tc>
@@ -15208,24 +15062,14 @@
           </w:tcPr>
           <w:p>
             <w:pPr>
-              <w:spacing w:before="12" w:after="12"/>
-            </w:pPr>
-            <w:r>
-              <w:rPr>
-                <w:b/>
-                <w:bCs/>
-                <w:color w:val="8186EF"/>
-                <w:sz w:val="16"/>
-                <w:szCs w:val="16"/>
-              </w:rPr>
-              <w:t xml:space="preserve">24  </w:t>
-            </w:r>
-            <w:r>
-              <w:rPr>
-                <w:sz w:val="16"/>
-                <w:szCs w:val="16"/>
-              </w:rPr>
-              <w:t xml:space="preserve">minimum cash balance</w:t>
+              <w:spacing w:before="24" w:after="24"/>
+            </w:pPr>
+            <w:r>
+              <w:rPr>
+                <w:sz w:val="16"/>
+                <w:szCs w:val="16"/>
+              </w:rPr>
+              <w:t xml:space="preserve"/>
             </w:r>
           </w:p>
         </w:tc>
